--- a/FinalDefence.docx
+++ b/FinalDefence.docx
@@ -1474,7 +1474,7 @@
         </w:rPr>
       </w:pPr>
       <w:bookmarkStart w:id="4" w:name="_Toc137529263"/>
-      <w:bookmarkStart w:id="5" w:name="_Toc13871"/>
+      <w:bookmarkStart w:id="5" w:name="_Toc22441"/>
       <w:r>
         <w:t>Abstract</w:t>
       </w:r>
@@ -1526,7 +1526,41 @@
           <w:color w:val="000000"/>
           <w:lang w:val="en-US"/>
         </w:rPr>
-        <w:t>Keywords: MovieMagic, personalized recommendations, hybrid filtering, content-based filtering, collaborative filtering, Adjusted Cosine Similarity, TMDb API, location-based trending, Haversine formula, movie discovery, movie streaming platform, user preferences, real-time data.</w:t>
+        <w:t xml:space="preserve">Keywords: </w:t>
+      </w:r>
+      <w:r>
+        <w:rPr>
+          <w:b w:val="0"/>
+          <w:bCs w:val="0"/>
+          <w:i/>
+          <w:iCs/>
+          <w:color w:val="000000"/>
+          <w:lang w:val="en-US"/>
+        </w:rPr>
+        <w:t>MovieMagic, personalized recommendations, hybrid filtering</w:t>
+      </w:r>
+      <w:r>
+        <w:rPr>
+          <w:rFonts w:hint="default"/>
+          <w:b w:val="0"/>
+          <w:bCs w:val="0"/>
+          <w:i/>
+          <w:iCs/>
+          <w:color w:val="000000"/>
+          <w:lang w:val="en-US"/>
+        </w:rPr>
+        <w:t xml:space="preserve">, </w:t>
+      </w:r>
+      <w:r>
+        <w:rPr>
+          <w:b w:val="0"/>
+          <w:bCs w:val="0"/>
+          <w:i/>
+          <w:iCs/>
+          <w:color w:val="000000"/>
+          <w:lang w:val="en-US"/>
+        </w:rPr>
+        <w:t>Adjusted Cosine Similarity, TMDb API, location-based trending, movie streaming platform</w:t>
       </w:r>
     </w:p>
     <w:p>
@@ -1558,7 +1592,7 @@
         </w:rPr>
       </w:pPr>
       <w:bookmarkStart w:id="6" w:name="_Toc137529264"/>
-      <w:bookmarkStart w:id="7" w:name="_Toc4780"/>
+      <w:bookmarkStart w:id="7" w:name="_Toc4024"/>
       <w:r>
         <w:t>Acknowledgement</w:t>
       </w:r>
@@ -1743,7 +1777,7 @@
             <w:fldChar w:fldCharType="begin"/>
           </w:r>
           <w:r>
-            <w:instrText xml:space="preserve"> HYPERLINK \l _Toc13871 </w:instrText>
+            <w:instrText xml:space="preserve"> HYPERLINK \l _Toc22441 </w:instrText>
           </w:r>
           <w:r>
             <w:fldChar w:fldCharType="separate"/>
@@ -1758,7 +1792,7 @@
             <w:fldChar w:fldCharType="begin"/>
           </w:r>
           <w:r>
-            <w:instrText xml:space="preserve"> PAGEREF _Toc13871 \h </w:instrText>
+            <w:instrText xml:space="preserve"> PAGEREF _Toc22441 \h </w:instrText>
           </w:r>
           <w:r>
             <w:fldChar w:fldCharType="separate"/>
@@ -1790,7 +1824,7 @@
             <w:rPr>
               <w:bCs/>
             </w:rPr>
-            <w:instrText xml:space="preserve"> HYPERLINK \l _Toc4780 </w:instrText>
+            <w:instrText xml:space="preserve"> HYPERLINK \l _Toc4024 </w:instrText>
           </w:r>
           <w:r>
             <w:rPr>
@@ -1808,7 +1842,7 @@
             <w:fldChar w:fldCharType="begin"/>
           </w:r>
           <w:r>
-            <w:instrText xml:space="preserve"> PAGEREF _Toc4780 \h </w:instrText>
+            <w:instrText xml:space="preserve"> PAGEREF _Toc4024 \h </w:instrText>
           </w:r>
           <w:r>
             <w:fldChar w:fldCharType="separate"/>
@@ -1843,7 +1877,7 @@
             <w:rPr>
               <w:bCs/>
             </w:rPr>
-            <w:instrText xml:space="preserve"> HYPERLINK \l _Toc23368 </w:instrText>
+            <w:instrText xml:space="preserve"> HYPERLINK \l _Toc28900 </w:instrText>
           </w:r>
           <w:r>
             <w:rPr>
@@ -1861,7 +1895,7 @@
             <w:fldChar w:fldCharType="begin"/>
           </w:r>
           <w:r>
-            <w:instrText xml:space="preserve"> PAGEREF _Toc23368 \h </w:instrText>
+            <w:instrText xml:space="preserve"> PAGEREF _Toc28900 \h </w:instrText>
           </w:r>
           <w:r>
             <w:fldChar w:fldCharType="separate"/>
@@ -1896,7 +1930,7 @@
             <w:rPr>
               <w:bCs/>
             </w:rPr>
-            <w:instrText xml:space="preserve"> HYPERLINK \l _Toc16809 </w:instrText>
+            <w:instrText xml:space="preserve"> HYPERLINK \l _Toc1796 </w:instrText>
           </w:r>
           <w:r>
             <w:rPr>
@@ -1914,7 +1948,7 @@
             <w:fldChar w:fldCharType="begin"/>
           </w:r>
           <w:r>
-            <w:instrText xml:space="preserve"> PAGEREF _Toc16809 \h </w:instrText>
+            <w:instrText xml:space="preserve"> PAGEREF _Toc1796 \h </w:instrText>
           </w:r>
           <w:r>
             <w:fldChar w:fldCharType="separate"/>
@@ -1949,7 +1983,7 @@
             <w:rPr>
               <w:bCs/>
             </w:rPr>
-            <w:instrText xml:space="preserve"> HYPERLINK \l _Toc9602 </w:instrText>
+            <w:instrText xml:space="preserve"> HYPERLINK \l _Toc22187 </w:instrText>
           </w:r>
           <w:r>
             <w:rPr>
@@ -1967,7 +2001,7 @@
             <w:fldChar w:fldCharType="begin"/>
           </w:r>
           <w:r>
-            <w:instrText xml:space="preserve"> PAGEREF _Toc9602 \h </w:instrText>
+            <w:instrText xml:space="preserve"> PAGEREF _Toc22187 \h </w:instrText>
           </w:r>
           <w:r>
             <w:fldChar w:fldCharType="separate"/>
@@ -2002,7 +2036,7 @@
             <w:rPr>
               <w:bCs/>
             </w:rPr>
-            <w:instrText xml:space="preserve"> HYPERLINK \l _Toc19919 </w:instrText>
+            <w:instrText xml:space="preserve"> HYPERLINK \l _Toc13520 </w:instrText>
           </w:r>
           <w:r>
             <w:rPr>
@@ -2027,7 +2061,7 @@
             <w:fldChar w:fldCharType="begin"/>
           </w:r>
           <w:r>
-            <w:instrText xml:space="preserve"> PAGEREF _Toc19919 \h </w:instrText>
+            <w:instrText xml:space="preserve"> PAGEREF _Toc13520 \h </w:instrText>
           </w:r>
           <w:r>
             <w:fldChar w:fldCharType="separate"/>
@@ -2062,7 +2096,7 @@
             <w:rPr>
               <w:bCs/>
             </w:rPr>
-            <w:instrText xml:space="preserve"> HYPERLINK \l _Toc6973 </w:instrText>
+            <w:instrText xml:space="preserve"> HYPERLINK \l _Toc27010 </w:instrText>
           </w:r>
           <w:r>
             <w:rPr>
@@ -2087,7 +2121,7 @@
             <w:fldChar w:fldCharType="begin"/>
           </w:r>
           <w:r>
-            <w:instrText xml:space="preserve"> PAGEREF _Toc6973 \h </w:instrText>
+            <w:instrText xml:space="preserve"> PAGEREF _Toc27010 \h </w:instrText>
           </w:r>
           <w:r>
             <w:fldChar w:fldCharType="separate"/>
@@ -2122,7 +2156,7 @@
             <w:rPr>
               <w:bCs/>
             </w:rPr>
-            <w:instrText xml:space="preserve"> HYPERLINK \l _Toc18337 </w:instrText>
+            <w:instrText xml:space="preserve"> HYPERLINK \l _Toc31422 </w:instrText>
           </w:r>
           <w:r>
             <w:rPr>
@@ -2147,7 +2181,7 @@
             <w:fldChar w:fldCharType="begin"/>
           </w:r>
           <w:r>
-            <w:instrText xml:space="preserve"> PAGEREF _Toc18337 \h </w:instrText>
+            <w:instrText xml:space="preserve"> PAGEREF _Toc31422 \h </w:instrText>
           </w:r>
           <w:r>
             <w:fldChar w:fldCharType="separate"/>
@@ -2182,7 +2216,7 @@
             <w:rPr>
               <w:bCs/>
             </w:rPr>
-            <w:instrText xml:space="preserve"> HYPERLINK \l _Toc3421 </w:instrText>
+            <w:instrText xml:space="preserve"> HYPERLINK \l _Toc8964 </w:instrText>
           </w:r>
           <w:r>
             <w:rPr>
@@ -2207,7 +2241,7 @@
             <w:fldChar w:fldCharType="begin"/>
           </w:r>
           <w:r>
-            <w:instrText xml:space="preserve"> PAGEREF _Toc3421 \h </w:instrText>
+            <w:instrText xml:space="preserve"> PAGEREF _Toc8964 \h </w:instrText>
           </w:r>
           <w:r>
             <w:fldChar w:fldCharType="separate"/>
@@ -2242,7 +2276,7 @@
             <w:rPr>
               <w:bCs/>
             </w:rPr>
-            <w:instrText xml:space="preserve"> HYPERLINK \l _Toc161 </w:instrText>
+            <w:instrText xml:space="preserve"> HYPERLINK \l _Toc6258 </w:instrText>
           </w:r>
           <w:r>
             <w:rPr>
@@ -2267,7 +2301,7 @@
             <w:fldChar w:fldCharType="begin"/>
           </w:r>
           <w:r>
-            <w:instrText xml:space="preserve"> PAGEREF _Toc161 \h </w:instrText>
+            <w:instrText xml:space="preserve"> PAGEREF _Toc6258 \h </w:instrText>
           </w:r>
           <w:r>
             <w:fldChar w:fldCharType="separate"/>
@@ -2302,7 +2336,7 @@
             <w:rPr>
               <w:bCs/>
             </w:rPr>
-            <w:instrText xml:space="preserve"> HYPERLINK \l _Toc10715 </w:instrText>
+            <w:instrText xml:space="preserve"> HYPERLINK \l _Toc9946 </w:instrText>
           </w:r>
           <w:r>
             <w:rPr>
@@ -2327,7 +2361,7 @@
             <w:fldChar w:fldCharType="begin"/>
           </w:r>
           <w:r>
-            <w:instrText xml:space="preserve"> PAGEREF _Toc10715 \h </w:instrText>
+            <w:instrText xml:space="preserve"> PAGEREF _Toc9946 \h </w:instrText>
           </w:r>
           <w:r>
             <w:fldChar w:fldCharType="separate"/>
@@ -2362,7 +2396,7 @@
             <w:rPr>
               <w:bCs/>
             </w:rPr>
-            <w:instrText xml:space="preserve"> HYPERLINK \l _Toc29648 </w:instrText>
+            <w:instrText xml:space="preserve"> HYPERLINK \l _Toc17214 </w:instrText>
           </w:r>
           <w:r>
             <w:rPr>
@@ -2387,7 +2421,7 @@
             <w:fldChar w:fldCharType="begin"/>
           </w:r>
           <w:r>
-            <w:instrText xml:space="preserve"> PAGEREF _Toc29648 \h </w:instrText>
+            <w:instrText xml:space="preserve"> PAGEREF _Toc17214 \h </w:instrText>
           </w:r>
           <w:r>
             <w:fldChar w:fldCharType="separate"/>
@@ -2422,7 +2456,7 @@
             <w:rPr>
               <w:bCs/>
             </w:rPr>
-            <w:instrText xml:space="preserve"> HYPERLINK \l _Toc6387 </w:instrText>
+            <w:instrText xml:space="preserve"> HYPERLINK \l _Toc7211 </w:instrText>
           </w:r>
           <w:r>
             <w:rPr>
@@ -2447,7 +2481,7 @@
             <w:fldChar w:fldCharType="begin"/>
           </w:r>
           <w:r>
-            <w:instrText xml:space="preserve"> PAGEREF _Toc6387 \h </w:instrText>
+            <w:instrText xml:space="preserve"> PAGEREF _Toc7211 \h </w:instrText>
           </w:r>
           <w:r>
             <w:fldChar w:fldCharType="separate"/>
@@ -2482,7 +2516,7 @@
             <w:rPr>
               <w:bCs/>
             </w:rPr>
-            <w:instrText xml:space="preserve"> HYPERLINK \l _Toc25776 </w:instrText>
+            <w:instrText xml:space="preserve"> HYPERLINK \l _Toc14406 </w:instrText>
           </w:r>
           <w:r>
             <w:rPr>
@@ -2507,7 +2541,7 @@
             <w:fldChar w:fldCharType="begin"/>
           </w:r>
           <w:r>
-            <w:instrText xml:space="preserve"> PAGEREF _Toc25776 \h </w:instrText>
+            <w:instrText xml:space="preserve"> PAGEREF _Toc14406 \h </w:instrText>
           </w:r>
           <w:r>
             <w:fldChar w:fldCharType="separate"/>
@@ -2542,7 +2576,7 @@
             <w:rPr>
               <w:bCs/>
             </w:rPr>
-            <w:instrText xml:space="preserve"> HYPERLINK \l _Toc17271 </w:instrText>
+            <w:instrText xml:space="preserve"> HYPERLINK \l _Toc7106 </w:instrText>
           </w:r>
           <w:r>
             <w:rPr>
@@ -2567,7 +2601,7 @@
             <w:fldChar w:fldCharType="begin"/>
           </w:r>
           <w:r>
-            <w:instrText xml:space="preserve"> PAGEREF _Toc17271 \h </w:instrText>
+            <w:instrText xml:space="preserve"> PAGEREF _Toc7106 \h </w:instrText>
           </w:r>
           <w:r>
             <w:fldChar w:fldCharType="separate"/>
@@ -2602,7 +2636,7 @@
             <w:rPr>
               <w:bCs/>
             </w:rPr>
-            <w:instrText xml:space="preserve"> HYPERLINK \l _Toc18139 </w:instrText>
+            <w:instrText xml:space="preserve"> HYPERLINK \l _Toc1171 </w:instrText>
           </w:r>
           <w:r>
             <w:rPr>
@@ -2627,7 +2661,7 @@
             <w:fldChar w:fldCharType="begin"/>
           </w:r>
           <w:r>
-            <w:instrText xml:space="preserve"> PAGEREF _Toc18139 \h </w:instrText>
+            <w:instrText xml:space="preserve"> PAGEREF _Toc1171 \h </w:instrText>
           </w:r>
           <w:r>
             <w:fldChar w:fldCharType="separate"/>
@@ -2662,7 +2696,7 @@
             <w:rPr>
               <w:bCs/>
             </w:rPr>
-            <w:instrText xml:space="preserve"> HYPERLINK \l _Toc27769 </w:instrText>
+            <w:instrText xml:space="preserve"> HYPERLINK \l _Toc8260 </w:instrText>
           </w:r>
           <w:r>
             <w:rPr>
@@ -2687,7 +2721,7 @@
             <w:fldChar w:fldCharType="begin"/>
           </w:r>
           <w:r>
-            <w:instrText xml:space="preserve"> PAGEREF _Toc27769 \h </w:instrText>
+            <w:instrText xml:space="preserve"> PAGEREF _Toc8260 \h </w:instrText>
           </w:r>
           <w:r>
             <w:fldChar w:fldCharType="separate"/>
@@ -2722,7 +2756,7 @@
             <w:rPr>
               <w:bCs/>
             </w:rPr>
-            <w:instrText xml:space="preserve"> HYPERLINK \l _Toc32623 </w:instrText>
+            <w:instrText xml:space="preserve"> HYPERLINK \l _Toc23279 </w:instrText>
           </w:r>
           <w:r>
             <w:rPr>
@@ -2747,7 +2781,7 @@
             <w:fldChar w:fldCharType="begin"/>
           </w:r>
           <w:r>
-            <w:instrText xml:space="preserve"> PAGEREF _Toc32623 \h </w:instrText>
+            <w:instrText xml:space="preserve"> PAGEREF _Toc23279 \h </w:instrText>
           </w:r>
           <w:r>
             <w:fldChar w:fldCharType="separate"/>
@@ -2782,7 +2816,7 @@
             <w:rPr>
               <w:bCs/>
             </w:rPr>
-            <w:instrText xml:space="preserve"> HYPERLINK \l _Toc16784 </w:instrText>
+            <w:instrText xml:space="preserve"> HYPERLINK \l _Toc4391 </w:instrText>
           </w:r>
           <w:r>
             <w:rPr>
@@ -2807,13 +2841,13 @@
             <w:fldChar w:fldCharType="begin"/>
           </w:r>
           <w:r>
-            <w:instrText xml:space="preserve"> PAGEREF _Toc16784 \h </w:instrText>
+            <w:instrText xml:space="preserve"> PAGEREF _Toc4391 \h </w:instrText>
           </w:r>
           <w:r>
             <w:fldChar w:fldCharType="separate"/>
           </w:r>
           <w:r>
-            <w:t>3</w:t>
+            <w:t>4</w:t>
           </w:r>
           <w:r>
             <w:fldChar w:fldCharType="end"/>
@@ -2842,7 +2876,7 @@
             <w:rPr>
               <w:bCs/>
             </w:rPr>
-            <w:instrText xml:space="preserve"> HYPERLINK \l _Toc14035 </w:instrText>
+            <w:instrText xml:space="preserve"> HYPERLINK \l _Toc19846 </w:instrText>
           </w:r>
           <w:r>
             <w:rPr>
@@ -2867,13 +2901,13 @@
             <w:fldChar w:fldCharType="begin"/>
           </w:r>
           <w:r>
-            <w:instrText xml:space="preserve"> PAGEREF _Toc14035 \h </w:instrText>
+            <w:instrText xml:space="preserve"> PAGEREF _Toc19846 \h </w:instrText>
           </w:r>
           <w:r>
             <w:fldChar w:fldCharType="separate"/>
           </w:r>
           <w:r>
-            <w:t>4</w:t>
+            <w:t>5</w:t>
           </w:r>
           <w:r>
             <w:fldChar w:fldCharType="end"/>
@@ -2902,7 +2936,7 @@
             <w:rPr>
               <w:bCs/>
             </w:rPr>
-            <w:instrText xml:space="preserve"> HYPERLINK \l _Toc24072 </w:instrText>
+            <w:instrText xml:space="preserve"> HYPERLINK \l _Toc1607 </w:instrText>
           </w:r>
           <w:r>
             <w:rPr>
@@ -2927,13 +2961,13 @@
             <w:fldChar w:fldCharType="begin"/>
           </w:r>
           <w:r>
-            <w:instrText xml:space="preserve"> PAGEREF _Toc24072 \h </w:instrText>
+            <w:instrText xml:space="preserve"> PAGEREF _Toc1607 \h </w:instrText>
           </w:r>
           <w:r>
             <w:fldChar w:fldCharType="separate"/>
           </w:r>
           <w:r>
-            <w:t>4</w:t>
+            <w:t>5</w:t>
           </w:r>
           <w:r>
             <w:fldChar w:fldCharType="end"/>
@@ -2962,7 +2996,7 @@
             <w:rPr>
               <w:bCs/>
             </w:rPr>
-            <w:instrText xml:space="preserve"> HYPERLINK \l _Toc26012 </w:instrText>
+            <w:instrText xml:space="preserve"> HYPERLINK \l _Toc12697 </w:instrText>
           </w:r>
           <w:r>
             <w:rPr>
@@ -2978,7 +3012,7 @@
             <w:t xml:space="preserve">2.2 </w:t>
           </w:r>
           <w:r>
-            <w:t>Study of Existing Systems</w:t>
+            <w:t>Literature Review</w:t>
           </w:r>
           <w:r>
             <w:tab/>
@@ -2987,13 +3021,73 @@
             <w:fldChar w:fldCharType="begin"/>
           </w:r>
           <w:r>
-            <w:instrText xml:space="preserve"> PAGEREF _Toc26012 \h </w:instrText>
+            <w:instrText xml:space="preserve"> PAGEREF _Toc12697 \h </w:instrText>
           </w:r>
           <w:r>
             <w:fldChar w:fldCharType="separate"/>
           </w:r>
           <w:r>
-            <w:t>4</w:t>
+            <w:t>5</w:t>
+          </w:r>
+          <w:r>
+            <w:fldChar w:fldCharType="end"/>
+          </w:r>
+          <w:r>
+            <w:rPr>
+              <w:bCs/>
+            </w:rPr>
+            <w:fldChar w:fldCharType="end"/>
+          </w:r>
+        </w:p>
+        <w:p>
+          <w:pPr>
+            <w:pStyle w:val="24"/>
+            <w:tabs>
+              <w:tab w:val="right" w:leader="dot" w:pos="8666"/>
+            </w:tabs>
+          </w:pPr>
+          <w:r>
+            <w:rPr>
+              <w:bCs/>
+            </w:rPr>
+            <w:fldChar w:fldCharType="begin"/>
+          </w:r>
+          <w:r>
+            <w:rPr>
+              <w:bCs/>
+            </w:rPr>
+            <w:instrText xml:space="preserve"> HYPERLINK \l _Toc4434 </w:instrText>
+          </w:r>
+          <w:r>
+            <w:rPr>
+              <w:bCs/>
+            </w:rPr>
+            <w:fldChar w:fldCharType="separate"/>
+          </w:r>
+          <w:r>
+            <w:rPr>
+              <w:rFonts w:hint="default" w:ascii="Times New Roman" w:hAnsi="Times New Roman"/>
+              <w:i w:val="0"/>
+            </w:rPr>
+            <w:t xml:space="preserve">Chapter 3 </w:t>
+          </w:r>
+          <w:r>
+            <w:t>System Analysis and Design</w:t>
+          </w:r>
+          <w:r>
+            <w:tab/>
+          </w:r>
+          <w:r>
+            <w:fldChar w:fldCharType="begin"/>
+          </w:r>
+          <w:r>
+            <w:instrText xml:space="preserve"> PAGEREF _Toc4434 \h </w:instrText>
+          </w:r>
+          <w:r>
+            <w:fldChar w:fldCharType="separate"/>
+          </w:r>
+          <w:r>
+            <w:t>7</w:t>
           </w:r>
           <w:r>
             <w:fldChar w:fldCharType="end"/>
@@ -3022,7 +3116,7 @@
             <w:rPr>
               <w:bCs/>
             </w:rPr>
-            <w:instrText xml:space="preserve"> HYPERLINK \l _Toc24757 </w:instrText>
+            <w:instrText xml:space="preserve"> HYPERLINK \l _Toc26060 </w:instrText>
           </w:r>
           <w:r>
             <w:rPr>
@@ -3035,10 +3129,10 @@
               <w:rFonts w:hint="default" w:ascii="Times New Roman" w:hAnsi="Times New Roman"/>
               <w:i w:val="0"/>
             </w:rPr>
-            <w:t xml:space="preserve">2.3 </w:t>
-          </w:r>
-          <w:r>
-            <w:t>Literature Review</w:t>
+            <w:t xml:space="preserve">3.1 </w:t>
+          </w:r>
+          <w:r>
+            <w:t>System Analysis</w:t>
           </w:r>
           <w:r>
             <w:tab/>
@@ -3047,13 +3141,618 @@
             <w:fldChar w:fldCharType="begin"/>
           </w:r>
           <w:r>
-            <w:instrText xml:space="preserve"> PAGEREF _Toc24757 \h </w:instrText>
+            <w:instrText xml:space="preserve"> PAGEREF _Toc26060 \h </w:instrText>
           </w:r>
           <w:r>
             <w:fldChar w:fldCharType="separate"/>
           </w:r>
           <w:r>
-            <w:t>4</w:t>
+            <w:t>7</w:t>
+          </w:r>
+          <w:r>
+            <w:fldChar w:fldCharType="end"/>
+          </w:r>
+          <w:r>
+            <w:rPr>
+              <w:bCs/>
+            </w:rPr>
+            <w:fldChar w:fldCharType="end"/>
+          </w:r>
+        </w:p>
+        <w:p>
+          <w:pPr>
+            <w:pStyle w:val="26"/>
+            <w:tabs>
+              <w:tab w:val="right" w:leader="dot" w:pos="8666"/>
+            </w:tabs>
+          </w:pPr>
+          <w:r>
+            <w:rPr>
+              <w:bCs/>
+            </w:rPr>
+            <w:fldChar w:fldCharType="begin"/>
+          </w:r>
+          <w:r>
+            <w:rPr>
+              <w:bCs/>
+            </w:rPr>
+            <w:instrText xml:space="preserve"> HYPERLINK \l _Toc863 </w:instrText>
+          </w:r>
+          <w:r>
+            <w:rPr>
+              <w:bCs/>
+            </w:rPr>
+            <w:fldChar w:fldCharType="separate"/>
+          </w:r>
+          <w:r>
+            <w:rPr>
+              <w:rFonts w:hint="default" w:ascii="Times New Roman" w:hAnsi="Times New Roman"/>
+              <w:i w:val="0"/>
+            </w:rPr>
+            <w:t xml:space="preserve">3.1.1 </w:t>
+          </w:r>
+          <w:r>
+            <w:t>Requirement Analysis</w:t>
+          </w:r>
+          <w:r>
+            <w:tab/>
+          </w:r>
+          <w:r>
+            <w:fldChar w:fldCharType="begin"/>
+          </w:r>
+          <w:r>
+            <w:instrText xml:space="preserve"> PAGEREF _Toc863 \h </w:instrText>
+          </w:r>
+          <w:r>
+            <w:fldChar w:fldCharType="separate"/>
+          </w:r>
+          <w:r>
+            <w:t>7</w:t>
+          </w:r>
+          <w:r>
+            <w:fldChar w:fldCharType="end"/>
+          </w:r>
+          <w:r>
+            <w:rPr>
+              <w:bCs/>
+            </w:rPr>
+            <w:fldChar w:fldCharType="end"/>
+          </w:r>
+        </w:p>
+        <w:p>
+          <w:pPr>
+            <w:pStyle w:val="26"/>
+            <w:tabs>
+              <w:tab w:val="right" w:leader="dot" w:pos="8666"/>
+            </w:tabs>
+          </w:pPr>
+          <w:r>
+            <w:rPr>
+              <w:bCs/>
+            </w:rPr>
+            <w:fldChar w:fldCharType="begin"/>
+          </w:r>
+          <w:r>
+            <w:rPr>
+              <w:bCs/>
+            </w:rPr>
+            <w:instrText xml:space="preserve"> HYPERLINK \l _Toc14289 </w:instrText>
+          </w:r>
+          <w:r>
+            <w:rPr>
+              <w:bCs/>
+            </w:rPr>
+            <w:fldChar w:fldCharType="separate"/>
+          </w:r>
+          <w:r>
+            <w:rPr>
+              <w:rFonts w:hint="default" w:ascii="Times New Roman" w:hAnsi="Times New Roman"/>
+              <w:i w:val="0"/>
+            </w:rPr>
+            <w:t xml:space="preserve">3.1.2 </w:t>
+          </w:r>
+          <w:r>
+            <w:t>Feasibility Study</w:t>
+          </w:r>
+          <w:r>
+            <w:tab/>
+          </w:r>
+          <w:r>
+            <w:fldChar w:fldCharType="begin"/>
+          </w:r>
+          <w:r>
+            <w:instrText xml:space="preserve"> PAGEREF _Toc14289 \h </w:instrText>
+          </w:r>
+          <w:r>
+            <w:fldChar w:fldCharType="separate"/>
+          </w:r>
+          <w:r>
+            <w:t>8</w:t>
+          </w:r>
+          <w:r>
+            <w:fldChar w:fldCharType="end"/>
+          </w:r>
+          <w:r>
+            <w:rPr>
+              <w:bCs/>
+            </w:rPr>
+            <w:fldChar w:fldCharType="end"/>
+          </w:r>
+        </w:p>
+        <w:p>
+          <w:pPr>
+            <w:pStyle w:val="26"/>
+            <w:tabs>
+              <w:tab w:val="right" w:leader="dot" w:pos="8666"/>
+            </w:tabs>
+          </w:pPr>
+          <w:r>
+            <w:rPr>
+              <w:bCs/>
+            </w:rPr>
+            <w:fldChar w:fldCharType="begin"/>
+          </w:r>
+          <w:r>
+            <w:rPr>
+              <w:bCs/>
+            </w:rPr>
+            <w:instrText xml:space="preserve"> HYPERLINK \l _Toc6250 </w:instrText>
+          </w:r>
+          <w:r>
+            <w:rPr>
+              <w:bCs/>
+            </w:rPr>
+            <w:fldChar w:fldCharType="separate"/>
+          </w:r>
+          <w:r>
+            <w:rPr>
+              <w:rFonts w:hint="default" w:ascii="Times New Roman" w:hAnsi="Times New Roman"/>
+              <w:i w:val="0"/>
+            </w:rPr>
+            <w:t xml:space="preserve">3.1.3 </w:t>
+          </w:r>
+          <w:r>
+            <w:t>Data Modelling: Entity Relation Diagram</w:t>
+          </w:r>
+          <w:r>
+            <w:tab/>
+          </w:r>
+          <w:r>
+            <w:fldChar w:fldCharType="begin"/>
+          </w:r>
+          <w:r>
+            <w:instrText xml:space="preserve"> PAGEREF _Toc6250 \h </w:instrText>
+          </w:r>
+          <w:r>
+            <w:fldChar w:fldCharType="separate"/>
+          </w:r>
+          <w:r>
+            <w:t>9</w:t>
+          </w:r>
+          <w:r>
+            <w:fldChar w:fldCharType="end"/>
+          </w:r>
+          <w:r>
+            <w:rPr>
+              <w:bCs/>
+            </w:rPr>
+            <w:fldChar w:fldCharType="end"/>
+          </w:r>
+        </w:p>
+        <w:p>
+          <w:pPr>
+            <w:pStyle w:val="26"/>
+            <w:tabs>
+              <w:tab w:val="right" w:leader="dot" w:pos="8666"/>
+            </w:tabs>
+          </w:pPr>
+          <w:r>
+            <w:rPr>
+              <w:bCs/>
+            </w:rPr>
+            <w:fldChar w:fldCharType="begin"/>
+          </w:r>
+          <w:r>
+            <w:rPr>
+              <w:bCs/>
+            </w:rPr>
+            <w:instrText xml:space="preserve"> HYPERLINK \l _Toc19584 </w:instrText>
+          </w:r>
+          <w:r>
+            <w:rPr>
+              <w:bCs/>
+            </w:rPr>
+            <w:fldChar w:fldCharType="separate"/>
+          </w:r>
+          <w:r>
+            <w:rPr>
+              <w:rFonts w:hint="default" w:ascii="Times New Roman" w:hAnsi="Times New Roman"/>
+              <w:i w:val="0"/>
+            </w:rPr>
+            <w:t xml:space="preserve">3.1.4 </w:t>
+          </w:r>
+          <w:r>
+            <w:t>Data Modelling: Data Flow Diagram</w:t>
+          </w:r>
+          <w:r>
+            <w:tab/>
+          </w:r>
+          <w:r>
+            <w:fldChar w:fldCharType="begin"/>
+          </w:r>
+          <w:r>
+            <w:instrText xml:space="preserve"> PAGEREF _Toc19584 \h </w:instrText>
+          </w:r>
+          <w:r>
+            <w:fldChar w:fldCharType="separate"/>
+          </w:r>
+          <w:r>
+            <w:t>10</w:t>
+          </w:r>
+          <w:r>
+            <w:fldChar w:fldCharType="end"/>
+          </w:r>
+          <w:r>
+            <w:rPr>
+              <w:bCs/>
+            </w:rPr>
+            <w:fldChar w:fldCharType="end"/>
+          </w:r>
+        </w:p>
+        <w:p>
+          <w:pPr>
+            <w:pStyle w:val="25"/>
+            <w:tabs>
+              <w:tab w:val="right" w:leader="dot" w:pos="8666"/>
+            </w:tabs>
+          </w:pPr>
+          <w:r>
+            <w:rPr>
+              <w:bCs/>
+            </w:rPr>
+            <w:fldChar w:fldCharType="begin"/>
+          </w:r>
+          <w:r>
+            <w:rPr>
+              <w:bCs/>
+            </w:rPr>
+            <w:instrText xml:space="preserve"> HYPERLINK \l _Toc32656 </w:instrText>
+          </w:r>
+          <w:r>
+            <w:rPr>
+              <w:bCs/>
+            </w:rPr>
+            <w:fldChar w:fldCharType="separate"/>
+          </w:r>
+          <w:r>
+            <w:rPr>
+              <w:rFonts w:hint="default" w:ascii="Times New Roman" w:hAnsi="Times New Roman"/>
+              <w:i w:val="0"/>
+            </w:rPr>
+            <w:t xml:space="preserve">3.2 </w:t>
+          </w:r>
+          <w:r>
+            <w:t>System Design</w:t>
+          </w:r>
+          <w:r>
+            <w:tab/>
+          </w:r>
+          <w:r>
+            <w:fldChar w:fldCharType="begin"/>
+          </w:r>
+          <w:r>
+            <w:instrText xml:space="preserve"> PAGEREF _Toc32656 \h </w:instrText>
+          </w:r>
+          <w:r>
+            <w:fldChar w:fldCharType="separate"/>
+          </w:r>
+          <w:r>
+            <w:t>12</w:t>
+          </w:r>
+          <w:r>
+            <w:fldChar w:fldCharType="end"/>
+          </w:r>
+          <w:r>
+            <w:rPr>
+              <w:bCs/>
+            </w:rPr>
+            <w:fldChar w:fldCharType="end"/>
+          </w:r>
+        </w:p>
+        <w:p>
+          <w:pPr>
+            <w:pStyle w:val="26"/>
+            <w:tabs>
+              <w:tab w:val="right" w:leader="dot" w:pos="8666"/>
+            </w:tabs>
+          </w:pPr>
+          <w:r>
+            <w:rPr>
+              <w:bCs/>
+            </w:rPr>
+            <w:fldChar w:fldCharType="begin"/>
+          </w:r>
+          <w:r>
+            <w:rPr>
+              <w:bCs/>
+            </w:rPr>
+            <w:instrText xml:space="preserve"> HYPERLINK \l _Toc17818 </w:instrText>
+          </w:r>
+          <w:r>
+            <w:rPr>
+              <w:bCs/>
+            </w:rPr>
+            <w:fldChar w:fldCharType="separate"/>
+          </w:r>
+          <w:r>
+            <w:rPr>
+              <w:rFonts w:hint="default" w:ascii="Times New Roman" w:hAnsi="Times New Roman"/>
+              <w:i w:val="0"/>
+            </w:rPr>
+            <w:t xml:space="preserve">3.2.1 </w:t>
+          </w:r>
+          <w:r>
+            <w:t>Architecture Design</w:t>
+          </w:r>
+          <w:r>
+            <w:tab/>
+          </w:r>
+          <w:r>
+            <w:fldChar w:fldCharType="begin"/>
+          </w:r>
+          <w:r>
+            <w:instrText xml:space="preserve"> PAGEREF _Toc17818 \h </w:instrText>
+          </w:r>
+          <w:r>
+            <w:fldChar w:fldCharType="separate"/>
+          </w:r>
+          <w:r>
+            <w:t>12</w:t>
+          </w:r>
+          <w:r>
+            <w:fldChar w:fldCharType="end"/>
+          </w:r>
+          <w:r>
+            <w:rPr>
+              <w:bCs/>
+            </w:rPr>
+            <w:fldChar w:fldCharType="end"/>
+          </w:r>
+        </w:p>
+        <w:p>
+          <w:pPr>
+            <w:pStyle w:val="26"/>
+            <w:tabs>
+              <w:tab w:val="right" w:leader="dot" w:pos="8666"/>
+            </w:tabs>
+          </w:pPr>
+          <w:r>
+            <w:rPr>
+              <w:bCs/>
+            </w:rPr>
+            <w:fldChar w:fldCharType="begin"/>
+          </w:r>
+          <w:r>
+            <w:rPr>
+              <w:bCs/>
+            </w:rPr>
+            <w:instrText xml:space="preserve"> HYPERLINK \l _Toc11834 </w:instrText>
+          </w:r>
+          <w:r>
+            <w:rPr>
+              <w:bCs/>
+            </w:rPr>
+            <w:fldChar w:fldCharType="separate"/>
+          </w:r>
+          <w:r>
+            <w:rPr>
+              <w:rFonts w:hint="default" w:ascii="Times New Roman" w:hAnsi="Times New Roman"/>
+              <w:i w:val="0"/>
+            </w:rPr>
+            <w:t xml:space="preserve">3.2.2 </w:t>
+          </w:r>
+          <w:bookmarkStart w:id="226" w:name="_GoBack"/>
+          <w:r>
+            <w:t xml:space="preserve">Database </w:t>
+          </w:r>
+          <w:bookmarkEnd w:id="226"/>
+          <w:r>
+            <w:t>Schema Design</w:t>
+          </w:r>
+          <w:r>
+            <w:tab/>
+          </w:r>
+          <w:r>
+            <w:fldChar w:fldCharType="begin"/>
+          </w:r>
+          <w:r>
+            <w:instrText xml:space="preserve"> PAGEREF _Toc11834 \h </w:instrText>
+          </w:r>
+          <w:r>
+            <w:fldChar w:fldCharType="separate"/>
+          </w:r>
+          <w:r>
+            <w:t>13</w:t>
+          </w:r>
+          <w:r>
+            <w:fldChar w:fldCharType="end"/>
+          </w:r>
+          <w:r>
+            <w:rPr>
+              <w:bCs/>
+            </w:rPr>
+            <w:fldChar w:fldCharType="end"/>
+          </w:r>
+        </w:p>
+        <w:p>
+          <w:pPr>
+            <w:pStyle w:val="26"/>
+            <w:tabs>
+              <w:tab w:val="right" w:leader="dot" w:pos="8666"/>
+            </w:tabs>
+          </w:pPr>
+          <w:r>
+            <w:rPr>
+              <w:bCs/>
+            </w:rPr>
+            <w:fldChar w:fldCharType="begin"/>
+          </w:r>
+          <w:r>
+            <w:rPr>
+              <w:bCs/>
+            </w:rPr>
+            <w:instrText xml:space="preserve"> HYPERLINK \l _Toc31440 </w:instrText>
+          </w:r>
+          <w:r>
+            <w:rPr>
+              <w:bCs/>
+            </w:rPr>
+            <w:fldChar w:fldCharType="separate"/>
+          </w:r>
+          <w:r>
+            <w:rPr>
+              <w:rFonts w:hint="default" w:ascii="Times New Roman" w:hAnsi="Times New Roman"/>
+              <w:i w:val="0"/>
+            </w:rPr>
+            <w:t xml:space="preserve">3.2.3 </w:t>
+          </w:r>
+          <w:r>
+            <w:t>Interface Diagram</w:t>
+          </w:r>
+          <w:r>
+            <w:tab/>
+          </w:r>
+          <w:r>
+            <w:fldChar w:fldCharType="begin"/>
+          </w:r>
+          <w:r>
+            <w:instrText xml:space="preserve"> PAGEREF _Toc31440 \h </w:instrText>
+          </w:r>
+          <w:r>
+            <w:fldChar w:fldCharType="separate"/>
+          </w:r>
+          <w:r>
+            <w:t>14</w:t>
+          </w:r>
+          <w:r>
+            <w:fldChar w:fldCharType="end"/>
+          </w:r>
+          <w:r>
+            <w:rPr>
+              <w:bCs/>
+            </w:rPr>
+            <w:fldChar w:fldCharType="end"/>
+          </w:r>
+        </w:p>
+        <w:p>
+          <w:pPr>
+            <w:pStyle w:val="26"/>
+            <w:tabs>
+              <w:tab w:val="right" w:leader="dot" w:pos="8666"/>
+            </w:tabs>
+          </w:pPr>
+          <w:r>
+            <w:rPr>
+              <w:bCs/>
+            </w:rPr>
+            <w:fldChar w:fldCharType="begin"/>
+          </w:r>
+          <w:r>
+            <w:rPr>
+              <w:bCs/>
+            </w:rPr>
+            <w:instrText xml:space="preserve"> HYPERLINK \l _Toc7581 </w:instrText>
+          </w:r>
+          <w:r>
+            <w:rPr>
+              <w:bCs/>
+            </w:rPr>
+            <w:fldChar w:fldCharType="separate"/>
+          </w:r>
+          <w:r>
+            <w:rPr>
+              <w:rFonts w:hint="default" w:ascii="Times New Roman" w:hAnsi="Times New Roman"/>
+              <w:i w:val="0"/>
+            </w:rPr>
+            <w:t xml:space="preserve">3.2.4 </w:t>
+          </w:r>
+          <w:r>
+            <w:t>Physical DFD</w:t>
+          </w:r>
+          <w:r>
+            <w:tab/>
+          </w:r>
+          <w:r>
+            <w:fldChar w:fldCharType="begin"/>
+          </w:r>
+          <w:r>
+            <w:instrText xml:space="preserve"> PAGEREF _Toc7581 \h </w:instrText>
+          </w:r>
+          <w:r>
+            <w:fldChar w:fldCharType="separate"/>
+          </w:r>
+          <w:r>
+            <w:t>15</w:t>
+          </w:r>
+          <w:r>
+            <w:fldChar w:fldCharType="end"/>
+          </w:r>
+          <w:r>
+            <w:rPr>
+              <w:bCs/>
+            </w:rPr>
+            <w:fldChar w:fldCharType="end"/>
+          </w:r>
+        </w:p>
+        <w:p>
+          <w:pPr>
+            <w:pStyle w:val="26"/>
+            <w:tabs>
+              <w:tab w:val="right" w:leader="dot" w:pos="8666"/>
+            </w:tabs>
+          </w:pPr>
+          <w:r>
+            <w:rPr>
+              <w:bCs/>
+            </w:rPr>
+            <w:fldChar w:fldCharType="begin"/>
+          </w:r>
+          <w:r>
+            <w:rPr>
+              <w:bCs/>
+            </w:rPr>
+            <w:instrText xml:space="preserve"> HYPERLINK \l _Toc1981 </w:instrText>
+          </w:r>
+          <w:r>
+            <w:rPr>
+              <w:bCs/>
+            </w:rPr>
+            <w:fldChar w:fldCharType="separate"/>
+          </w:r>
+          <w:r>
+            <w:rPr>
+              <w:rFonts w:hint="default" w:ascii="Times New Roman" w:hAnsi="Times New Roman"/>
+              <w:i w:val="0"/>
+            </w:rPr>
+            <w:t xml:space="preserve">3.2.5 </w:t>
+          </w:r>
+          <w:r>
+            <w:t>Algorithm Details</w:t>
+          </w:r>
+          <w:r>
+            <w:tab/>
+          </w:r>
+          <w:r>
+            <w:fldChar w:fldCharType="begin"/>
+          </w:r>
+          <w:r>
+            <w:instrText xml:space="preserve"> PAGEREF _Toc1981 \h </w:instrText>
+          </w:r>
+          <w:r>
+            <w:fldChar w:fldCharType="separate"/>
+          </w:r>
+          <w:r>
+            <w:t>16</w:t>
           </w:r>
           <w:r>
             <w:fldChar w:fldCharType="end"/>
@@ -3082,7 +3781,7 @@
             <w:rPr>
               <w:bCs/>
             </w:rPr>
-            <w:instrText xml:space="preserve"> HYPERLINK \l _Toc23964 </w:instrText>
+            <w:instrText xml:space="preserve"> HYPERLINK \l _Toc19765 </w:instrText>
           </w:r>
           <w:r>
             <w:rPr>
@@ -3095,10 +3794,10 @@
               <w:rFonts w:hint="default" w:ascii="Times New Roman" w:hAnsi="Times New Roman"/>
               <w:i w:val="0"/>
             </w:rPr>
-            <w:t xml:space="preserve">Chapter 3 </w:t>
-          </w:r>
-          <w:r>
-            <w:t>System Analysis and Design</w:t>
+            <w:t xml:space="preserve">Chapter 4 </w:t>
+          </w:r>
+          <w:r>
+            <w:t>Implementation and Testing</w:t>
           </w:r>
           <w:r>
             <w:tab/>
@@ -3107,13 +3806,13 @@
             <w:fldChar w:fldCharType="begin"/>
           </w:r>
           <w:r>
-            <w:instrText xml:space="preserve"> PAGEREF _Toc23964 \h </w:instrText>
+            <w:instrText xml:space="preserve"> PAGEREF _Toc19765 \h </w:instrText>
           </w:r>
           <w:r>
             <w:fldChar w:fldCharType="separate"/>
           </w:r>
           <w:r>
-            <w:t>6</w:t>
+            <w:t>18</w:t>
           </w:r>
           <w:r>
             <w:fldChar w:fldCharType="end"/>
@@ -3142,7 +3841,7 @@
             <w:rPr>
               <w:bCs/>
             </w:rPr>
-            <w:instrText xml:space="preserve"> HYPERLINK \l _Toc28997 </w:instrText>
+            <w:instrText xml:space="preserve"> HYPERLINK \l _Toc16118 </w:instrText>
           </w:r>
           <w:r>
             <w:rPr>
@@ -3155,10 +3854,10 @@
               <w:rFonts w:hint="default" w:ascii="Times New Roman" w:hAnsi="Times New Roman"/>
               <w:i w:val="0"/>
             </w:rPr>
-            <w:t xml:space="preserve">3.1 </w:t>
-          </w:r>
-          <w:r>
-            <w:t>System Analysis</w:t>
+            <w:t xml:space="preserve">4.1 </w:t>
+          </w:r>
+          <w:r>
+            <w:t>Implementation</w:t>
           </w:r>
           <w:r>
             <w:tab/>
@@ -3167,13 +3866,13 @@
             <w:fldChar w:fldCharType="begin"/>
           </w:r>
           <w:r>
-            <w:instrText xml:space="preserve"> PAGEREF _Toc28997 \h </w:instrText>
+            <w:instrText xml:space="preserve"> PAGEREF _Toc16118 \h </w:instrText>
           </w:r>
           <w:r>
             <w:fldChar w:fldCharType="separate"/>
           </w:r>
           <w:r>
-            <w:t>6</w:t>
+            <w:t>18</w:t>
           </w:r>
           <w:r>
             <w:fldChar w:fldCharType="end"/>
@@ -3202,7 +3901,7 @@
             <w:rPr>
               <w:bCs/>
             </w:rPr>
-            <w:instrText xml:space="preserve"> HYPERLINK \l _Toc22621 </w:instrText>
+            <w:instrText xml:space="preserve"> HYPERLINK \l _Toc31273 </w:instrText>
           </w:r>
           <w:r>
             <w:rPr>
@@ -3215,10 +3914,10 @@
               <w:rFonts w:hint="default" w:ascii="Times New Roman" w:hAnsi="Times New Roman"/>
               <w:i w:val="0"/>
             </w:rPr>
-            <w:t xml:space="preserve">3.1.1 </w:t>
-          </w:r>
-          <w:r>
-            <w:t>Requirement Analysis</w:t>
+            <w:t xml:space="preserve">4.1.1 </w:t>
+          </w:r>
+          <w:r>
+            <w:t>Tools used</w:t>
           </w:r>
           <w:r>
             <w:tab/>
@@ -3227,13 +3926,13 @@
             <w:fldChar w:fldCharType="begin"/>
           </w:r>
           <w:r>
-            <w:instrText xml:space="preserve"> PAGEREF _Toc22621 \h </w:instrText>
+            <w:instrText xml:space="preserve"> PAGEREF _Toc31273 \h </w:instrText>
           </w:r>
           <w:r>
             <w:fldChar w:fldCharType="separate"/>
           </w:r>
           <w:r>
-            <w:t>6</w:t>
+            <w:t>18</w:t>
           </w:r>
           <w:r>
             <w:fldChar w:fldCharType="end"/>
@@ -3262,7 +3961,7 @@
             <w:rPr>
               <w:bCs/>
             </w:rPr>
-            <w:instrText xml:space="preserve"> HYPERLINK \l _Toc14664 </w:instrText>
+            <w:instrText xml:space="preserve"> HYPERLINK \l _Toc21088 </w:instrText>
           </w:r>
           <w:r>
             <w:rPr>
@@ -3275,10 +3974,14 @@
               <w:rFonts w:hint="default" w:ascii="Times New Roman" w:hAnsi="Times New Roman"/>
               <w:i w:val="0"/>
             </w:rPr>
-            <w:t xml:space="preserve">3.1.2 </w:t>
-          </w:r>
-          <w:r>
-            <w:t>Feasibility Study</w:t>
+            <w:t xml:space="preserve">4.1.2 </w:t>
+          </w:r>
+          <w:r>
+            <w:rPr>
+              <w:rFonts w:hint="default"/>
+              <w:lang w:val="en-US"/>
+            </w:rPr>
+            <w:t>Implementation details of modules</w:t>
           </w:r>
           <w:r>
             <w:tab/>
@@ -3287,13 +3990,13 @@
             <w:fldChar w:fldCharType="begin"/>
           </w:r>
           <w:r>
-            <w:instrText xml:space="preserve"> PAGEREF _Toc14664 \h </w:instrText>
+            <w:instrText xml:space="preserve"> PAGEREF _Toc21088 \h </w:instrText>
           </w:r>
           <w:r>
             <w:fldChar w:fldCharType="separate"/>
           </w:r>
           <w:r>
-            <w:t>7</w:t>
+            <w:t>19</w:t>
           </w:r>
           <w:r>
             <w:fldChar w:fldCharType="end"/>
@@ -3322,7 +4025,7 @@
             <w:rPr>
               <w:bCs/>
             </w:rPr>
-            <w:instrText xml:space="preserve"> HYPERLINK \l _Toc7840 </w:instrText>
+            <w:instrText xml:space="preserve"> HYPERLINK \l _Toc15031 </w:instrText>
           </w:r>
           <w:r>
             <w:rPr>
@@ -3335,10 +4038,17 @@
               <w:rFonts w:hint="default" w:ascii="Times New Roman" w:hAnsi="Times New Roman"/>
               <w:i w:val="0"/>
             </w:rPr>
-            <w:t xml:space="preserve">3.1.3 </w:t>
-          </w:r>
-          <w:r>
-            <w:t>Data Modelling: Entity Relation Diagram</w:t>
+            <w:t xml:space="preserve">4.1.3 </w:t>
+          </w:r>
+          <w:r>
+            <w:rPr>
+              <w:rFonts w:hint="default"/>
+              <w:lang w:val="en-US"/>
+            </w:rPr>
+            <w:t>Algorithm</w:t>
+          </w:r>
+          <w:r>
+            <w:t xml:space="preserve"> details</w:t>
           </w:r>
           <w:r>
             <w:tab/>
@@ -3347,13 +4057,73 @@
             <w:fldChar w:fldCharType="begin"/>
           </w:r>
           <w:r>
-            <w:instrText xml:space="preserve"> PAGEREF _Toc7840 \h </w:instrText>
+            <w:instrText xml:space="preserve"> PAGEREF _Toc15031 \h </w:instrText>
           </w:r>
           <w:r>
             <w:fldChar w:fldCharType="separate"/>
           </w:r>
           <w:r>
-            <w:t>8</w:t>
+            <w:t>19</w:t>
+          </w:r>
+          <w:r>
+            <w:fldChar w:fldCharType="end"/>
+          </w:r>
+          <w:r>
+            <w:rPr>
+              <w:bCs/>
+            </w:rPr>
+            <w:fldChar w:fldCharType="end"/>
+          </w:r>
+        </w:p>
+        <w:p>
+          <w:pPr>
+            <w:pStyle w:val="25"/>
+            <w:tabs>
+              <w:tab w:val="right" w:leader="dot" w:pos="8666"/>
+            </w:tabs>
+          </w:pPr>
+          <w:r>
+            <w:rPr>
+              <w:bCs/>
+            </w:rPr>
+            <w:fldChar w:fldCharType="begin"/>
+          </w:r>
+          <w:r>
+            <w:rPr>
+              <w:bCs/>
+            </w:rPr>
+            <w:instrText xml:space="preserve"> HYPERLINK \l _Toc17258 </w:instrText>
+          </w:r>
+          <w:r>
+            <w:rPr>
+              <w:bCs/>
+            </w:rPr>
+            <w:fldChar w:fldCharType="separate"/>
+          </w:r>
+          <w:r>
+            <w:rPr>
+              <w:rFonts w:hint="default" w:ascii="Times New Roman" w:hAnsi="Times New Roman"/>
+              <w:i w:val="0"/>
+            </w:rPr>
+            <w:t xml:space="preserve">4.2 </w:t>
+          </w:r>
+          <w:r>
+            <w:t>Testing</w:t>
+          </w:r>
+          <w:r>
+            <w:tab/>
+          </w:r>
+          <w:r>
+            <w:fldChar w:fldCharType="begin"/>
+          </w:r>
+          <w:r>
+            <w:instrText xml:space="preserve"> PAGEREF _Toc17258 \h </w:instrText>
+          </w:r>
+          <w:r>
+            <w:fldChar w:fldCharType="separate"/>
+          </w:r>
+          <w:r>
+            <w:t>28</w:t>
           </w:r>
           <w:r>
             <w:fldChar w:fldCharType="end"/>
@@ -3382,7 +4152,7 @@
             <w:rPr>
               <w:bCs/>
             </w:rPr>
-            <w:instrText xml:space="preserve"> HYPERLINK \l _Toc13889 </w:instrText>
+            <w:instrText xml:space="preserve"> HYPERLINK \l _Toc26140 </w:instrText>
           </w:r>
           <w:r>
             <w:rPr>
@@ -3395,10 +4165,10 @@
               <w:rFonts w:hint="default" w:ascii="Times New Roman" w:hAnsi="Times New Roman"/>
               <w:i w:val="0"/>
             </w:rPr>
-            <w:t xml:space="preserve">3.1.4 </w:t>
-          </w:r>
-          <w:r>
-            <w:t>Data Modelling: Data Flow Diagram</w:t>
+            <w:t xml:space="preserve">4.2.1 </w:t>
+          </w:r>
+          <w:r>
+            <w:t>Test Cases for Unit Testing</w:t>
           </w:r>
           <w:r>
             <w:tab/>
@@ -3407,13 +4177,133 @@
             <w:fldChar w:fldCharType="begin"/>
           </w:r>
           <w:r>
-            <w:instrText xml:space="preserve"> PAGEREF _Toc13889 \h </w:instrText>
+            <w:instrText xml:space="preserve"> PAGEREF _Toc26140 \h </w:instrText>
           </w:r>
           <w:r>
             <w:fldChar w:fldCharType="separate"/>
           </w:r>
           <w:r>
-            <w:t>9</w:t>
+            <w:t>28</w:t>
+          </w:r>
+          <w:r>
+            <w:fldChar w:fldCharType="end"/>
+          </w:r>
+          <w:r>
+            <w:rPr>
+              <w:bCs/>
+            </w:rPr>
+            <w:fldChar w:fldCharType="end"/>
+          </w:r>
+        </w:p>
+        <w:p>
+          <w:pPr>
+            <w:pStyle w:val="26"/>
+            <w:tabs>
+              <w:tab w:val="right" w:leader="dot" w:pos="8666"/>
+            </w:tabs>
+          </w:pPr>
+          <w:r>
+            <w:rPr>
+              <w:bCs/>
+            </w:rPr>
+            <w:fldChar w:fldCharType="begin"/>
+          </w:r>
+          <w:r>
+            <w:rPr>
+              <w:bCs/>
+            </w:rPr>
+            <w:instrText xml:space="preserve"> HYPERLINK \l _Toc474 </w:instrText>
+          </w:r>
+          <w:r>
+            <w:rPr>
+              <w:bCs/>
+            </w:rPr>
+            <w:fldChar w:fldCharType="separate"/>
+          </w:r>
+          <w:r>
+            <w:rPr>
+              <w:rFonts w:hint="default" w:ascii="Times New Roman" w:hAnsi="Times New Roman"/>
+              <w:i w:val="0"/>
+            </w:rPr>
+            <w:t xml:space="preserve">4.2.2 </w:t>
+          </w:r>
+          <w:r>
+            <w:t>Test Cases for System Testing</w:t>
+          </w:r>
+          <w:r>
+            <w:tab/>
+          </w:r>
+          <w:r>
+            <w:fldChar w:fldCharType="begin"/>
+          </w:r>
+          <w:r>
+            <w:instrText xml:space="preserve"> PAGEREF _Toc474 \h </w:instrText>
+          </w:r>
+          <w:r>
+            <w:fldChar w:fldCharType="separate"/>
+          </w:r>
+          <w:r>
+            <w:t>32</w:t>
+          </w:r>
+          <w:r>
+            <w:fldChar w:fldCharType="end"/>
+          </w:r>
+          <w:r>
+            <w:rPr>
+              <w:bCs/>
+            </w:rPr>
+            <w:fldChar w:fldCharType="end"/>
+          </w:r>
+        </w:p>
+        <w:p>
+          <w:pPr>
+            <w:pStyle w:val="24"/>
+            <w:tabs>
+              <w:tab w:val="right" w:leader="dot" w:pos="8666"/>
+            </w:tabs>
+          </w:pPr>
+          <w:r>
+            <w:rPr>
+              <w:bCs/>
+            </w:rPr>
+            <w:fldChar w:fldCharType="begin"/>
+          </w:r>
+          <w:r>
+            <w:rPr>
+              <w:bCs/>
+            </w:rPr>
+            <w:instrText xml:space="preserve"> HYPERLINK \l _Toc13454 </w:instrText>
+          </w:r>
+          <w:r>
+            <w:rPr>
+              <w:bCs/>
+            </w:rPr>
+            <w:fldChar w:fldCharType="separate"/>
+          </w:r>
+          <w:r>
+            <w:rPr>
+              <w:rFonts w:hint="default" w:ascii="Times New Roman" w:hAnsi="Times New Roman"/>
+              <w:i w:val="0"/>
+            </w:rPr>
+            <w:t xml:space="preserve">Chapter 5 </w:t>
+          </w:r>
+          <w:r>
+            <w:t>Conclusion and Future Recommendations</w:t>
+          </w:r>
+          <w:r>
+            <w:tab/>
+          </w:r>
+          <w:r>
+            <w:fldChar w:fldCharType="begin"/>
+          </w:r>
+          <w:r>
+            <w:instrText xml:space="preserve"> PAGEREF _Toc13454 \h </w:instrText>
+          </w:r>
+          <w:r>
+            <w:fldChar w:fldCharType="separate"/>
+          </w:r>
+          <w:r>
+            <w:t>34</w:t>
           </w:r>
           <w:r>
             <w:fldChar w:fldCharType="end"/>
@@ -3442,7 +4332,7 @@
             <w:rPr>
               <w:bCs/>
             </w:rPr>
-            <w:instrText xml:space="preserve"> HYPERLINK \l _Toc14479 </w:instrText>
+            <w:instrText xml:space="preserve"> HYPERLINK \l _Toc5717 </w:instrText>
           </w:r>
           <w:r>
             <w:rPr>
@@ -3455,10 +4345,10 @@
               <w:rFonts w:hint="default" w:ascii="Times New Roman" w:hAnsi="Times New Roman"/>
               <w:i w:val="0"/>
             </w:rPr>
-            <w:t xml:space="preserve">3.2 </w:t>
-          </w:r>
-          <w:r>
-            <w:t>System Design</w:t>
+            <w:t xml:space="preserve">5.1 </w:t>
+          </w:r>
+          <w:r>
+            <w:t>Lesson Learnt / Outcome</w:t>
           </w:r>
           <w:r>
             <w:tab/>
@@ -3467,373 +4357,13 @@
             <w:fldChar w:fldCharType="begin"/>
           </w:r>
           <w:r>
-            <w:instrText xml:space="preserve"> PAGEREF _Toc14479 \h </w:instrText>
+            <w:instrText xml:space="preserve"> PAGEREF _Toc5717 \h </w:instrText>
           </w:r>
           <w:r>
             <w:fldChar w:fldCharType="separate"/>
           </w:r>
           <w:r>
-            <w:t>11</w:t>
-          </w:r>
-          <w:r>
-            <w:fldChar w:fldCharType="end"/>
-          </w:r>
-          <w:r>
-            <w:rPr>
-              <w:bCs/>
-            </w:rPr>
-            <w:fldChar w:fldCharType="end"/>
-          </w:r>
-        </w:p>
-        <w:p>
-          <w:pPr>
-            <w:pStyle w:val="26"/>
-            <w:tabs>
-              <w:tab w:val="right" w:leader="dot" w:pos="8666"/>
-            </w:tabs>
-          </w:pPr>
-          <w:r>
-            <w:rPr>
-              <w:bCs/>
-            </w:rPr>
-            <w:fldChar w:fldCharType="begin"/>
-          </w:r>
-          <w:r>
-            <w:rPr>
-              <w:bCs/>
-            </w:rPr>
-            <w:instrText xml:space="preserve"> HYPERLINK \l _Toc13698 </w:instrText>
-          </w:r>
-          <w:r>
-            <w:rPr>
-              <w:bCs/>
-            </w:rPr>
-            <w:fldChar w:fldCharType="separate"/>
-          </w:r>
-          <w:r>
-            <w:rPr>
-              <w:rFonts w:hint="default" w:ascii="Times New Roman" w:hAnsi="Times New Roman"/>
-              <w:i w:val="0"/>
-            </w:rPr>
-            <w:t xml:space="preserve">3.2.1 </w:t>
-          </w:r>
-          <w:r>
-            <w:t>Architecture Design</w:t>
-          </w:r>
-          <w:r>
-            <w:tab/>
-          </w:r>
-          <w:r>
-            <w:fldChar w:fldCharType="begin"/>
-          </w:r>
-          <w:r>
-            <w:instrText xml:space="preserve"> PAGEREF _Toc13698 \h </w:instrText>
-          </w:r>
-          <w:r>
-            <w:fldChar w:fldCharType="separate"/>
-          </w:r>
-          <w:r>
-            <w:t>11</w:t>
-          </w:r>
-          <w:r>
-            <w:fldChar w:fldCharType="end"/>
-          </w:r>
-          <w:r>
-            <w:rPr>
-              <w:bCs/>
-            </w:rPr>
-            <w:fldChar w:fldCharType="end"/>
-          </w:r>
-        </w:p>
-        <w:p>
-          <w:pPr>
-            <w:pStyle w:val="26"/>
-            <w:tabs>
-              <w:tab w:val="right" w:leader="dot" w:pos="8666"/>
-            </w:tabs>
-          </w:pPr>
-          <w:r>
-            <w:rPr>
-              <w:bCs/>
-            </w:rPr>
-            <w:fldChar w:fldCharType="begin"/>
-          </w:r>
-          <w:r>
-            <w:rPr>
-              <w:bCs/>
-            </w:rPr>
-            <w:instrText xml:space="preserve"> HYPERLINK \l _Toc21700 </w:instrText>
-          </w:r>
-          <w:r>
-            <w:rPr>
-              <w:bCs/>
-            </w:rPr>
-            <w:fldChar w:fldCharType="separate"/>
-          </w:r>
-          <w:r>
-            <w:rPr>
-              <w:rFonts w:hint="default" w:ascii="Times New Roman" w:hAnsi="Times New Roman"/>
-              <w:i w:val="0"/>
-            </w:rPr>
-            <w:t xml:space="preserve">3.2.2 </w:t>
-          </w:r>
-          <w:r>
-            <w:t>Database Schema Design</w:t>
-          </w:r>
-          <w:r>
-            <w:tab/>
-          </w:r>
-          <w:r>
-            <w:fldChar w:fldCharType="begin"/>
-          </w:r>
-          <w:r>
-            <w:instrText xml:space="preserve"> PAGEREF _Toc21700 \h </w:instrText>
-          </w:r>
-          <w:r>
-            <w:fldChar w:fldCharType="separate"/>
-          </w:r>
-          <w:r>
-            <w:t>12</w:t>
-          </w:r>
-          <w:r>
-            <w:fldChar w:fldCharType="end"/>
-          </w:r>
-          <w:r>
-            <w:rPr>
-              <w:bCs/>
-            </w:rPr>
-            <w:fldChar w:fldCharType="end"/>
-          </w:r>
-        </w:p>
-        <w:p>
-          <w:pPr>
-            <w:pStyle w:val="26"/>
-            <w:tabs>
-              <w:tab w:val="right" w:leader="dot" w:pos="8666"/>
-            </w:tabs>
-          </w:pPr>
-          <w:r>
-            <w:rPr>
-              <w:bCs/>
-            </w:rPr>
-            <w:fldChar w:fldCharType="begin"/>
-          </w:r>
-          <w:r>
-            <w:rPr>
-              <w:bCs/>
-            </w:rPr>
-            <w:instrText xml:space="preserve"> HYPERLINK \l _Toc3998 </w:instrText>
-          </w:r>
-          <w:r>
-            <w:rPr>
-              <w:bCs/>
-            </w:rPr>
-            <w:fldChar w:fldCharType="separate"/>
-          </w:r>
-          <w:r>
-            <w:rPr>
-              <w:rFonts w:hint="default" w:ascii="Times New Roman" w:hAnsi="Times New Roman"/>
-              <w:i w:val="0"/>
-            </w:rPr>
-            <w:t xml:space="preserve">3.2.3 </w:t>
-          </w:r>
-          <w:r>
-            <w:t>Interface Diagram</w:t>
-          </w:r>
-          <w:r>
-            <w:tab/>
-          </w:r>
-          <w:r>
-            <w:fldChar w:fldCharType="begin"/>
-          </w:r>
-          <w:r>
-            <w:instrText xml:space="preserve"> PAGEREF _Toc3998 \h </w:instrText>
-          </w:r>
-          <w:r>
-            <w:fldChar w:fldCharType="separate"/>
-          </w:r>
-          <w:r>
-            <w:t>13</w:t>
-          </w:r>
-          <w:r>
-            <w:fldChar w:fldCharType="end"/>
-          </w:r>
-          <w:r>
-            <w:rPr>
-              <w:bCs/>
-            </w:rPr>
-            <w:fldChar w:fldCharType="end"/>
-          </w:r>
-        </w:p>
-        <w:p>
-          <w:pPr>
-            <w:pStyle w:val="26"/>
-            <w:tabs>
-              <w:tab w:val="right" w:leader="dot" w:pos="8666"/>
-            </w:tabs>
-          </w:pPr>
-          <w:r>
-            <w:rPr>
-              <w:bCs/>
-            </w:rPr>
-            <w:fldChar w:fldCharType="begin"/>
-          </w:r>
-          <w:r>
-            <w:rPr>
-              <w:bCs/>
-            </w:rPr>
-            <w:instrText xml:space="preserve"> HYPERLINK \l _Toc17499 </w:instrText>
-          </w:r>
-          <w:r>
-            <w:rPr>
-              <w:bCs/>
-            </w:rPr>
-            <w:fldChar w:fldCharType="separate"/>
-          </w:r>
-          <w:r>
-            <w:rPr>
-              <w:rFonts w:hint="default" w:ascii="Times New Roman" w:hAnsi="Times New Roman"/>
-              <w:i w:val="0"/>
-            </w:rPr>
-            <w:t xml:space="preserve">3.2.4 </w:t>
-          </w:r>
-          <w:r>
-            <w:t>Physical DFD</w:t>
-          </w:r>
-          <w:r>
-            <w:tab/>
-          </w:r>
-          <w:r>
-            <w:fldChar w:fldCharType="begin"/>
-          </w:r>
-          <w:r>
-            <w:instrText xml:space="preserve"> PAGEREF _Toc17499 \h </w:instrText>
-          </w:r>
-          <w:r>
-            <w:fldChar w:fldCharType="separate"/>
-          </w:r>
-          <w:r>
-            <w:t>14</w:t>
-          </w:r>
-          <w:r>
-            <w:fldChar w:fldCharType="end"/>
-          </w:r>
-          <w:r>
-            <w:rPr>
-              <w:bCs/>
-            </w:rPr>
-            <w:fldChar w:fldCharType="end"/>
-          </w:r>
-        </w:p>
-        <w:p>
-          <w:pPr>
-            <w:pStyle w:val="26"/>
-            <w:tabs>
-              <w:tab w:val="right" w:leader="dot" w:pos="8666"/>
-            </w:tabs>
-          </w:pPr>
-          <w:r>
-            <w:rPr>
-              <w:bCs/>
-            </w:rPr>
-            <w:fldChar w:fldCharType="begin"/>
-          </w:r>
-          <w:r>
-            <w:rPr>
-              <w:bCs/>
-            </w:rPr>
-            <w:instrText xml:space="preserve"> HYPERLINK \l _Toc10423 </w:instrText>
-          </w:r>
-          <w:r>
-            <w:rPr>
-              <w:bCs/>
-            </w:rPr>
-            <w:fldChar w:fldCharType="separate"/>
-          </w:r>
-          <w:r>
-            <w:rPr>
-              <w:rFonts w:hint="default" w:ascii="Times New Roman" w:hAnsi="Times New Roman"/>
-              <w:i w:val="0"/>
-            </w:rPr>
-            <w:t xml:space="preserve">3.2.5 </w:t>
-          </w:r>
-          <w:r>
-            <w:t>Algorithm Details</w:t>
-          </w:r>
-          <w:r>
-            <w:tab/>
-          </w:r>
-          <w:r>
-            <w:fldChar w:fldCharType="begin"/>
-          </w:r>
-          <w:r>
-            <w:instrText xml:space="preserve"> PAGEREF _Toc10423 \h </w:instrText>
-          </w:r>
-          <w:r>
-            <w:fldChar w:fldCharType="separate"/>
-          </w:r>
-          <w:r>
-            <w:t>15</w:t>
-          </w:r>
-          <w:r>
-            <w:fldChar w:fldCharType="end"/>
-          </w:r>
-          <w:r>
-            <w:rPr>
-              <w:bCs/>
-            </w:rPr>
-            <w:fldChar w:fldCharType="end"/>
-          </w:r>
-        </w:p>
-        <w:p>
-          <w:pPr>
-            <w:pStyle w:val="24"/>
-            <w:tabs>
-              <w:tab w:val="right" w:leader="dot" w:pos="8666"/>
-            </w:tabs>
-          </w:pPr>
-          <w:r>
-            <w:rPr>
-              <w:bCs/>
-            </w:rPr>
-            <w:fldChar w:fldCharType="begin"/>
-          </w:r>
-          <w:r>
-            <w:rPr>
-              <w:bCs/>
-            </w:rPr>
-            <w:instrText xml:space="preserve"> HYPERLINK \l _Toc7324 </w:instrText>
-          </w:r>
-          <w:r>
-            <w:rPr>
-              <w:bCs/>
-            </w:rPr>
-            <w:fldChar w:fldCharType="separate"/>
-          </w:r>
-          <w:r>
-            <w:rPr>
-              <w:rFonts w:hint="default" w:ascii="Times New Roman" w:hAnsi="Times New Roman"/>
-              <w:i w:val="0"/>
-            </w:rPr>
-            <w:t xml:space="preserve">Chapter 4 </w:t>
-          </w:r>
-          <w:r>
-            <w:t>Implementation and Testing</w:t>
-          </w:r>
-          <w:r>
-            <w:tab/>
-          </w:r>
-          <w:r>
-            <w:fldChar w:fldCharType="begin"/>
-          </w:r>
-          <w:r>
-            <w:instrText xml:space="preserve"> PAGEREF _Toc7324 \h </w:instrText>
-          </w:r>
-          <w:r>
-            <w:fldChar w:fldCharType="separate"/>
-          </w:r>
-          <w:r>
-            <w:t>17</w:t>
+            <w:t>34</w:t>
           </w:r>
           <w:r>
             <w:fldChar w:fldCharType="end"/>
@@ -3862,7 +4392,7 @@
             <w:rPr>
               <w:bCs/>
             </w:rPr>
-            <w:instrText xml:space="preserve"> HYPERLINK \l _Toc9204 </w:instrText>
+            <w:instrText xml:space="preserve"> HYPERLINK \l _Toc8264 </w:instrText>
           </w:r>
           <w:r>
             <w:rPr>
@@ -3875,10 +4405,10 @@
               <w:rFonts w:hint="default" w:ascii="Times New Roman" w:hAnsi="Times New Roman"/>
               <w:i w:val="0"/>
             </w:rPr>
-            <w:t xml:space="preserve">4.1 </w:t>
-          </w:r>
-          <w:r>
-            <w:t>Implementation</w:t>
+            <w:t xml:space="preserve">5.2 </w:t>
+          </w:r>
+          <w:r>
+            <w:t>Conclusion</w:t>
           </w:r>
           <w:r>
             <w:tab/>
@@ -3887,133 +4417,13 @@
             <w:fldChar w:fldCharType="begin"/>
           </w:r>
           <w:r>
-            <w:instrText xml:space="preserve"> PAGEREF _Toc9204 \h </w:instrText>
+            <w:instrText xml:space="preserve"> PAGEREF _Toc8264 \h </w:instrText>
           </w:r>
           <w:r>
             <w:fldChar w:fldCharType="separate"/>
           </w:r>
           <w:r>
-            <w:t>17</w:t>
-          </w:r>
-          <w:r>
-            <w:fldChar w:fldCharType="end"/>
-          </w:r>
-          <w:r>
-            <w:rPr>
-              <w:bCs/>
-            </w:rPr>
-            <w:fldChar w:fldCharType="end"/>
-          </w:r>
-        </w:p>
-        <w:p>
-          <w:pPr>
-            <w:pStyle w:val="26"/>
-            <w:tabs>
-              <w:tab w:val="right" w:leader="dot" w:pos="8666"/>
-            </w:tabs>
-          </w:pPr>
-          <w:r>
-            <w:rPr>
-              <w:bCs/>
-            </w:rPr>
-            <w:fldChar w:fldCharType="begin"/>
-          </w:r>
-          <w:r>
-            <w:rPr>
-              <w:bCs/>
-            </w:rPr>
-            <w:instrText xml:space="preserve"> HYPERLINK \l _Toc21258 </w:instrText>
-          </w:r>
-          <w:r>
-            <w:rPr>
-              <w:bCs/>
-            </w:rPr>
-            <w:fldChar w:fldCharType="separate"/>
-          </w:r>
-          <w:r>
-            <w:rPr>
-              <w:rFonts w:hint="default" w:ascii="Times New Roman" w:hAnsi="Times New Roman"/>
-              <w:i w:val="0"/>
-            </w:rPr>
-            <w:t xml:space="preserve">4.1.1 </w:t>
-          </w:r>
-          <w:r>
-            <w:t>Tools used</w:t>
-          </w:r>
-          <w:r>
-            <w:tab/>
-          </w:r>
-          <w:r>
-            <w:fldChar w:fldCharType="begin"/>
-          </w:r>
-          <w:r>
-            <w:instrText xml:space="preserve"> PAGEREF _Toc21258 \h </w:instrText>
-          </w:r>
-          <w:r>
-            <w:fldChar w:fldCharType="separate"/>
-          </w:r>
-          <w:r>
-            <w:t>17</w:t>
-          </w:r>
-          <w:r>
-            <w:fldChar w:fldCharType="end"/>
-          </w:r>
-          <w:r>
-            <w:rPr>
-              <w:bCs/>
-            </w:rPr>
-            <w:fldChar w:fldCharType="end"/>
-          </w:r>
-        </w:p>
-        <w:p>
-          <w:pPr>
-            <w:pStyle w:val="26"/>
-            <w:tabs>
-              <w:tab w:val="right" w:leader="dot" w:pos="8666"/>
-            </w:tabs>
-          </w:pPr>
-          <w:r>
-            <w:rPr>
-              <w:bCs/>
-            </w:rPr>
-            <w:fldChar w:fldCharType="begin"/>
-          </w:r>
-          <w:r>
-            <w:rPr>
-              <w:bCs/>
-            </w:rPr>
-            <w:instrText xml:space="preserve"> HYPERLINK \l _Toc27611 </w:instrText>
-          </w:r>
-          <w:r>
-            <w:rPr>
-              <w:bCs/>
-            </w:rPr>
-            <w:fldChar w:fldCharType="separate"/>
-          </w:r>
-          <w:r>
-            <w:rPr>
-              <w:rFonts w:hint="default" w:ascii="Times New Roman" w:hAnsi="Times New Roman"/>
-              <w:i w:val="0"/>
-            </w:rPr>
-            <w:t xml:space="preserve">4.1.2 </w:t>
-          </w:r>
-          <w:r>
-            <w:t>Implementation details of modules</w:t>
-          </w:r>
-          <w:r>
-            <w:tab/>
-          </w:r>
-          <w:r>
-            <w:fldChar w:fldCharType="begin"/>
-          </w:r>
-          <w:r>
-            <w:instrText xml:space="preserve"> PAGEREF _Toc27611 \h </w:instrText>
-          </w:r>
-          <w:r>
-            <w:fldChar w:fldCharType="separate"/>
-          </w:r>
-          <w:r>
-            <w:t>17</w:t>
+            <w:t>34</w:t>
           </w:r>
           <w:r>
             <w:fldChar w:fldCharType="end"/>
@@ -4042,367 +4452,7 @@
             <w:rPr>
               <w:bCs/>
             </w:rPr>
-            <w:instrText xml:space="preserve"> HYPERLINK \l _Toc3802 </w:instrText>
-          </w:r>
-          <w:r>
-            <w:rPr>
-              <w:bCs/>
-            </w:rPr>
-            <w:fldChar w:fldCharType="separate"/>
-          </w:r>
-          <w:r>
-            <w:rPr>
-              <w:rFonts w:hint="default" w:ascii="Times New Roman" w:hAnsi="Times New Roman"/>
-              <w:i w:val="0"/>
-            </w:rPr>
-            <w:t xml:space="preserve">4.2 </w:t>
-          </w:r>
-          <w:r>
-            <w:t>Testing</w:t>
-          </w:r>
-          <w:r>
-            <w:tab/>
-          </w:r>
-          <w:r>
-            <w:fldChar w:fldCharType="begin"/>
-          </w:r>
-          <w:r>
-            <w:instrText xml:space="preserve"> PAGEREF _Toc3802 \h </w:instrText>
-          </w:r>
-          <w:r>
-            <w:fldChar w:fldCharType="separate"/>
-          </w:r>
-          <w:r>
-            <w:t>26</w:t>
-          </w:r>
-          <w:r>
-            <w:fldChar w:fldCharType="end"/>
-          </w:r>
-          <w:r>
-            <w:rPr>
-              <w:bCs/>
-            </w:rPr>
-            <w:fldChar w:fldCharType="end"/>
-          </w:r>
-        </w:p>
-        <w:p>
-          <w:pPr>
-            <w:pStyle w:val="26"/>
-            <w:tabs>
-              <w:tab w:val="right" w:leader="dot" w:pos="8666"/>
-            </w:tabs>
-          </w:pPr>
-          <w:r>
-            <w:rPr>
-              <w:bCs/>
-            </w:rPr>
-            <w:fldChar w:fldCharType="begin"/>
-          </w:r>
-          <w:r>
-            <w:rPr>
-              <w:bCs/>
-            </w:rPr>
-            <w:instrText xml:space="preserve"> HYPERLINK \l _Toc32370 </w:instrText>
-          </w:r>
-          <w:r>
-            <w:rPr>
-              <w:bCs/>
-            </w:rPr>
-            <w:fldChar w:fldCharType="separate"/>
-          </w:r>
-          <w:r>
-            <w:rPr>
-              <w:rFonts w:hint="default" w:ascii="Times New Roman" w:hAnsi="Times New Roman"/>
-              <w:i w:val="0"/>
-            </w:rPr>
-            <w:t xml:space="preserve">4.2.1 </w:t>
-          </w:r>
-          <w:r>
-            <w:t>Test Cases for Unit Testing</w:t>
-          </w:r>
-          <w:r>
-            <w:tab/>
-          </w:r>
-          <w:r>
-            <w:fldChar w:fldCharType="begin"/>
-          </w:r>
-          <w:r>
-            <w:instrText xml:space="preserve"> PAGEREF _Toc32370 \h </w:instrText>
-          </w:r>
-          <w:r>
-            <w:fldChar w:fldCharType="separate"/>
-          </w:r>
-          <w:r>
-            <w:t>26</w:t>
-          </w:r>
-          <w:r>
-            <w:fldChar w:fldCharType="end"/>
-          </w:r>
-          <w:r>
-            <w:rPr>
-              <w:bCs/>
-            </w:rPr>
-            <w:fldChar w:fldCharType="end"/>
-          </w:r>
-        </w:p>
-        <w:p>
-          <w:pPr>
-            <w:pStyle w:val="26"/>
-            <w:tabs>
-              <w:tab w:val="right" w:leader="dot" w:pos="8666"/>
-            </w:tabs>
-          </w:pPr>
-          <w:r>
-            <w:rPr>
-              <w:bCs/>
-            </w:rPr>
-            <w:fldChar w:fldCharType="begin"/>
-          </w:r>
-          <w:r>
-            <w:rPr>
-              <w:bCs/>
-            </w:rPr>
-            <w:instrText xml:space="preserve"> HYPERLINK \l _Toc794 </w:instrText>
-          </w:r>
-          <w:r>
-            <w:rPr>
-              <w:bCs/>
-            </w:rPr>
-            <w:fldChar w:fldCharType="separate"/>
-          </w:r>
-          <w:r>
-            <w:rPr>
-              <w:rFonts w:hint="default" w:ascii="Times New Roman" w:hAnsi="Times New Roman"/>
-              <w:i w:val="0"/>
-            </w:rPr>
-            <w:t xml:space="preserve">4.2.2 </w:t>
-          </w:r>
-          <w:r>
-            <w:t>Test Cases for System Testing</w:t>
-          </w:r>
-          <w:r>
-            <w:tab/>
-          </w:r>
-          <w:r>
-            <w:fldChar w:fldCharType="begin"/>
-          </w:r>
-          <w:r>
-            <w:instrText xml:space="preserve"> PAGEREF _Toc794 \h </w:instrText>
-          </w:r>
-          <w:r>
-            <w:fldChar w:fldCharType="separate"/>
-          </w:r>
-          <w:r>
-            <w:t>30</w:t>
-          </w:r>
-          <w:r>
-            <w:fldChar w:fldCharType="end"/>
-          </w:r>
-          <w:r>
-            <w:rPr>
-              <w:bCs/>
-            </w:rPr>
-            <w:fldChar w:fldCharType="end"/>
-          </w:r>
-        </w:p>
-        <w:p>
-          <w:pPr>
-            <w:pStyle w:val="24"/>
-            <w:tabs>
-              <w:tab w:val="right" w:leader="dot" w:pos="8666"/>
-            </w:tabs>
-          </w:pPr>
-          <w:r>
-            <w:rPr>
-              <w:bCs/>
-            </w:rPr>
-            <w:fldChar w:fldCharType="begin"/>
-          </w:r>
-          <w:r>
-            <w:rPr>
-              <w:bCs/>
-            </w:rPr>
-            <w:instrText xml:space="preserve"> HYPERLINK \l _Toc9030 </w:instrText>
-          </w:r>
-          <w:r>
-            <w:rPr>
-              <w:bCs/>
-            </w:rPr>
-            <w:fldChar w:fldCharType="separate"/>
-          </w:r>
-          <w:r>
-            <w:rPr>
-              <w:rFonts w:hint="default" w:ascii="Times New Roman" w:hAnsi="Times New Roman"/>
-              <w:i w:val="0"/>
-            </w:rPr>
-            <w:t xml:space="preserve">Chapter 5 </w:t>
-          </w:r>
-          <w:r>
-            <w:t>Conclusion and Future Recommendations</w:t>
-          </w:r>
-          <w:r>
-            <w:tab/>
-          </w:r>
-          <w:r>
-            <w:fldChar w:fldCharType="begin"/>
-          </w:r>
-          <w:r>
-            <w:instrText xml:space="preserve"> PAGEREF _Toc9030 \h </w:instrText>
-          </w:r>
-          <w:r>
-            <w:fldChar w:fldCharType="separate"/>
-          </w:r>
-          <w:r>
-            <w:t>32</w:t>
-          </w:r>
-          <w:r>
-            <w:fldChar w:fldCharType="end"/>
-          </w:r>
-          <w:r>
-            <w:rPr>
-              <w:bCs/>
-            </w:rPr>
-            <w:fldChar w:fldCharType="end"/>
-          </w:r>
-        </w:p>
-        <w:p>
-          <w:pPr>
-            <w:pStyle w:val="25"/>
-            <w:tabs>
-              <w:tab w:val="right" w:leader="dot" w:pos="8666"/>
-            </w:tabs>
-          </w:pPr>
-          <w:r>
-            <w:rPr>
-              <w:bCs/>
-            </w:rPr>
-            <w:fldChar w:fldCharType="begin"/>
-          </w:r>
-          <w:r>
-            <w:rPr>
-              <w:bCs/>
-            </w:rPr>
-            <w:instrText xml:space="preserve"> HYPERLINK \l _Toc32525 </w:instrText>
-          </w:r>
-          <w:r>
-            <w:rPr>
-              <w:bCs/>
-            </w:rPr>
-            <w:fldChar w:fldCharType="separate"/>
-          </w:r>
-          <w:r>
-            <w:rPr>
-              <w:rFonts w:hint="default" w:ascii="Times New Roman" w:hAnsi="Times New Roman"/>
-              <w:i w:val="0"/>
-            </w:rPr>
-            <w:t xml:space="preserve">5.1 </w:t>
-          </w:r>
-          <w:r>
-            <w:t>Lesson Learnt / Outcome</w:t>
-          </w:r>
-          <w:r>
-            <w:tab/>
-          </w:r>
-          <w:r>
-            <w:fldChar w:fldCharType="begin"/>
-          </w:r>
-          <w:r>
-            <w:instrText xml:space="preserve"> PAGEREF _Toc32525 \h </w:instrText>
-          </w:r>
-          <w:r>
-            <w:fldChar w:fldCharType="separate"/>
-          </w:r>
-          <w:r>
-            <w:t>32</w:t>
-          </w:r>
-          <w:r>
-            <w:fldChar w:fldCharType="end"/>
-          </w:r>
-          <w:r>
-            <w:rPr>
-              <w:bCs/>
-            </w:rPr>
-            <w:fldChar w:fldCharType="end"/>
-          </w:r>
-        </w:p>
-        <w:p>
-          <w:pPr>
-            <w:pStyle w:val="25"/>
-            <w:tabs>
-              <w:tab w:val="right" w:leader="dot" w:pos="8666"/>
-            </w:tabs>
-          </w:pPr>
-          <w:r>
-            <w:rPr>
-              <w:bCs/>
-            </w:rPr>
-            <w:fldChar w:fldCharType="begin"/>
-          </w:r>
-          <w:r>
-            <w:rPr>
-              <w:bCs/>
-            </w:rPr>
-            <w:instrText xml:space="preserve"> HYPERLINK \l _Toc8905 </w:instrText>
-          </w:r>
-          <w:r>
-            <w:rPr>
-              <w:bCs/>
-            </w:rPr>
-            <w:fldChar w:fldCharType="separate"/>
-          </w:r>
-          <w:r>
-            <w:rPr>
-              <w:rFonts w:hint="default" w:ascii="Times New Roman" w:hAnsi="Times New Roman"/>
-              <w:i w:val="0"/>
-            </w:rPr>
-            <w:t xml:space="preserve">5.2 </w:t>
-          </w:r>
-          <w:r>
-            <w:t>Conclusion</w:t>
-          </w:r>
-          <w:r>
-            <w:tab/>
-          </w:r>
-          <w:r>
-            <w:fldChar w:fldCharType="begin"/>
-          </w:r>
-          <w:r>
-            <w:instrText xml:space="preserve"> PAGEREF _Toc8905 \h </w:instrText>
-          </w:r>
-          <w:r>
-            <w:fldChar w:fldCharType="separate"/>
-          </w:r>
-          <w:r>
-            <w:t>32</w:t>
-          </w:r>
-          <w:r>
-            <w:fldChar w:fldCharType="end"/>
-          </w:r>
-          <w:r>
-            <w:rPr>
-              <w:bCs/>
-            </w:rPr>
-            <w:fldChar w:fldCharType="end"/>
-          </w:r>
-        </w:p>
-        <w:p>
-          <w:pPr>
-            <w:pStyle w:val="25"/>
-            <w:tabs>
-              <w:tab w:val="right" w:leader="dot" w:pos="8666"/>
-            </w:tabs>
-          </w:pPr>
-          <w:r>
-            <w:rPr>
-              <w:bCs/>
-            </w:rPr>
-            <w:fldChar w:fldCharType="begin"/>
-          </w:r>
-          <w:r>
-            <w:rPr>
-              <w:bCs/>
-            </w:rPr>
-            <w:instrText xml:space="preserve"> HYPERLINK \l _Toc3729 </w:instrText>
+            <w:instrText xml:space="preserve"> HYPERLINK \l _Toc24006 </w:instrText>
           </w:r>
           <w:r>
             <w:rPr>
@@ -4427,13 +4477,13 @@
             <w:fldChar w:fldCharType="begin"/>
           </w:r>
           <w:r>
-            <w:instrText xml:space="preserve"> PAGEREF _Toc3729 \h </w:instrText>
+            <w:instrText xml:space="preserve"> PAGEREF _Toc24006 \h </w:instrText>
           </w:r>
           <w:r>
             <w:fldChar w:fldCharType="separate"/>
           </w:r>
           <w:r>
-            <w:t>32</w:t>
+            <w:t>34</w:t>
           </w:r>
           <w:r>
             <w:fldChar w:fldCharType="end"/>
@@ -4481,7 +4531,7 @@
           <w:numId w:val="0"/>
         </w:numPr>
       </w:pPr>
-      <w:bookmarkStart w:id="9" w:name="_Toc23368"/>
+      <w:bookmarkStart w:id="9" w:name="_Toc28900"/>
       <w:r>
         <w:t>List of Abbreviation</w:t>
       </w:r>
@@ -4548,7 +4598,8 @@
             <w:r>
               <w:rPr>
                 <w:rFonts w:hint="default"/>
-                <w:bCs/>
+                <w:b/>
+                <w:bCs w:val="0"/>
                 <w:lang w:val="en-US"/>
               </w:rPr>
               <w:t>API</w:t>
@@ -4612,7 +4663,8 @@
             </w:pPr>
             <w:r>
               <w:rPr>
-                <w:bCs/>
+                <w:b/>
+                <w:bCs w:val="0"/>
               </w:rPr>
               <w:t>CRUD</w:t>
             </w:r>
@@ -4674,7 +4726,8 @@
             <w:r>
               <w:rPr>
                 <w:rFonts w:hint="default"/>
-                <w:bCs/>
+                <w:b/>
+                <w:bCs w:val="0"/>
                 <w:lang w:val="en-US"/>
               </w:rPr>
               <w:t>PHP</w:t>
@@ -4734,7 +4787,8 @@
             </w:pPr>
             <w:r>
               <w:rPr>
-                <w:bCs/>
+                <w:b/>
+                <w:bCs w:val="0"/>
               </w:rPr>
               <w:t>SQL</w:t>
             </w:r>
@@ -4793,7 +4847,8 @@
             </w:pPr>
             <w:r>
               <w:rPr>
-                <w:bCs/>
+                <w:b/>
+                <w:bCs w:val="0"/>
               </w:rPr>
               <w:t>TMDb</w:t>
             </w:r>
@@ -4840,7 +4895,7 @@
           <w:numId w:val="0"/>
         </w:numPr>
       </w:pPr>
-      <w:bookmarkStart w:id="10" w:name="_Toc16809"/>
+      <w:bookmarkStart w:id="10" w:name="_Toc1796"/>
       <w:r>
         <w:t>List of Figures</w:t>
       </w:r>
@@ -4854,105 +4909,69 @@
         <w:tabs>
           <w:tab w:val="right" w:leader="dot" w:pos="8666"/>
         </w:tabs>
+      </w:pPr>
+      <w:r>
         <w:rPr>
           <w:b w:val="0"/>
           <w:bCs/>
         </w:rPr>
-      </w:pPr>
+        <w:fldChar w:fldCharType="begin"/>
+      </w:r>
       <w:r>
         <w:rPr>
           <w:b w:val="0"/>
           <w:bCs/>
         </w:rPr>
+        <w:instrText xml:space="preserve">TOC \h \c "Figure"</w:instrText>
+      </w:r>
+      <w:r>
+        <w:rPr>
+          <w:b w:val="0"/>
+          <w:bCs/>
+        </w:rPr>
+        <w:fldChar w:fldCharType="separate"/>
+      </w:r>
+      <w:r>
+        <w:rPr>
+          <w:bCs/>
+        </w:rPr>
         <w:fldChar w:fldCharType="begin"/>
       </w:r>
       <w:r>
         <w:rPr>
-          <w:b w:val="0"/>
           <w:bCs/>
         </w:rPr>
-        <w:instrText xml:space="preserve">TOC \h \c "Figure"</w:instrText>
-      </w:r>
-      <w:r>
-        <w:rPr>
-          <w:b w:val="0"/>
+        <w:instrText xml:space="preserve"> HYPERLINK \l _Toc5099 </w:instrText>
+      </w:r>
+      <w:r>
+        <w:rPr>
           <w:bCs/>
         </w:rPr>
         <w:fldChar w:fldCharType="separate"/>
       </w:r>
       <w:r>
-        <w:rPr>
-          <w:b w:val="0"/>
-          <w:bCs/>
-        </w:rPr>
+        <w:t>Figure 1.1 : Waterfall Model</w:t>
+      </w:r>
+      <w:r>
+        <w:tab/>
+      </w:r>
+      <w:r>
         <w:fldChar w:fldCharType="begin"/>
       </w:r>
       <w:r>
-        <w:rPr>
-          <w:b w:val="0"/>
-          <w:bCs/>
-        </w:rPr>
-        <w:instrText xml:space="preserve"> HYPERLINK \l _Toc25016 </w:instrText>
-      </w:r>
-      <w:r>
-        <w:rPr>
-          <w:b w:val="0"/>
-          <w:bCs/>
-        </w:rPr>
+        <w:instrText xml:space="preserve"> PAGEREF _Toc5099 \h </w:instrText>
+      </w:r>
+      <w:r>
         <w:fldChar w:fldCharType="separate"/>
       </w:r>
       <w:r>
-        <w:rPr>
-          <w:b w:val="0"/>
-          <w:bCs/>
-        </w:rPr>
-        <w:t>Figure 1.1 : Waterfall Model</w:t>
-      </w:r>
-      <w:r>
-        <w:rPr>
-          <w:b w:val="0"/>
-          <w:bCs/>
-        </w:rPr>
-        <w:tab/>
-      </w:r>
-      <w:r>
-        <w:rPr>
-          <w:b w:val="0"/>
-          <w:bCs/>
-        </w:rPr>
-        <w:fldChar w:fldCharType="begin"/>
-      </w:r>
-      <w:r>
-        <w:rPr>
-          <w:b w:val="0"/>
-          <w:bCs/>
-        </w:rPr>
-        <w:instrText xml:space="preserve"> PAGEREF _Toc25016 \h </w:instrText>
-      </w:r>
-      <w:r>
-        <w:rPr>
-          <w:b w:val="0"/>
-          <w:bCs/>
-        </w:rPr>
-        <w:fldChar w:fldCharType="separate"/>
-      </w:r>
-      <w:r>
-        <w:rPr>
-          <w:b w:val="0"/>
-          <w:bCs/>
-        </w:rPr>
         <w:t>3</w:t>
       </w:r>
       <w:r>
-        <w:rPr>
-          <w:b w:val="0"/>
-          <w:bCs/>
-        </w:rPr>
         <w:fldChar w:fldCharType="end"/>
       </w:r>
       <w:r>
         <w:rPr>
-          <w:b w:val="0"/>
           <w:bCs/>
         </w:rPr>
         <w:fldChar w:fldCharType="end"/>
@@ -4964,93 +4983,55 @@
         <w:tabs>
           <w:tab w:val="right" w:leader="dot" w:pos="8666"/>
         </w:tabs>
-        <w:rPr>
-          <w:b w:val="0"/>
+      </w:pPr>
+      <w:r>
+        <w:rPr>
           <w:bCs/>
         </w:rPr>
-      </w:pPr>
-      <w:r>
-        <w:rPr>
-          <w:b w:val="0"/>
+        <w:fldChar w:fldCharType="begin"/>
+      </w:r>
+      <w:r>
+        <w:rPr>
           <w:bCs/>
         </w:rPr>
+        <w:instrText xml:space="preserve"> HYPERLINK \l _Toc32387 </w:instrText>
+      </w:r>
+      <w:r>
+        <w:rPr>
+          <w:bCs/>
+        </w:rPr>
+        <w:fldChar w:fldCharType="separate"/>
+      </w:r>
+      <w:r>
+        <w:t xml:space="preserve">Figure 3.1 : Use Case Diagram of </w:t>
+      </w:r>
+      <w:r>
+        <w:rPr>
+          <w:rFonts w:hint="default"/>
+          <w:lang w:val="en-US"/>
+        </w:rPr>
+        <w:t>MovieMagic</w:t>
+      </w:r>
+      <w:r>
+        <w:tab/>
+      </w:r>
+      <w:r>
         <w:fldChar w:fldCharType="begin"/>
       </w:r>
       <w:r>
-        <w:rPr>
-          <w:b w:val="0"/>
-          <w:bCs/>
-        </w:rPr>
-        <w:instrText xml:space="preserve"> HYPERLINK \l _Toc22402 </w:instrText>
-      </w:r>
-      <w:r>
-        <w:rPr>
-          <w:b w:val="0"/>
-          <w:bCs/>
-        </w:rPr>
+        <w:instrText xml:space="preserve"> PAGEREF _Toc32387 \h </w:instrText>
+      </w:r>
+      <w:r>
         <w:fldChar w:fldCharType="separate"/>
       </w:r>
       <w:r>
-        <w:rPr>
-          <w:b w:val="0"/>
-          <w:bCs/>
-        </w:rPr>
-        <w:t xml:space="preserve">Figure 3.1 : Use Case Diagram of </w:t>
-      </w:r>
-      <w:r>
-        <w:rPr>
-          <w:rFonts w:hint="default"/>
-          <w:b w:val="0"/>
-          <w:bCs/>
-          <w:lang w:val="en-US"/>
-        </w:rPr>
-        <w:t>MovieMagic</w:t>
-      </w:r>
-      <w:r>
-        <w:rPr>
-          <w:b w:val="0"/>
-          <w:bCs/>
-        </w:rPr>
-        <w:tab/>
-      </w:r>
-      <w:r>
-        <w:rPr>
-          <w:b w:val="0"/>
-          <w:bCs/>
-        </w:rPr>
-        <w:fldChar w:fldCharType="begin"/>
-      </w:r>
-      <w:r>
-        <w:rPr>
-          <w:b w:val="0"/>
-          <w:bCs/>
-        </w:rPr>
-        <w:instrText xml:space="preserve"> PAGEREF _Toc22402 \h </w:instrText>
-      </w:r>
-      <w:r>
-        <w:rPr>
-          <w:b w:val="0"/>
-          <w:bCs/>
-        </w:rPr>
-        <w:fldChar w:fldCharType="separate"/>
-      </w:r>
-      <w:r>
-        <w:rPr>
-          <w:b w:val="0"/>
-          <w:bCs/>
-        </w:rPr>
-        <w:t>6</w:t>
-      </w:r>
-      <w:r>
-        <w:rPr>
-          <w:b w:val="0"/>
-          <w:bCs/>
-        </w:rPr>
+        <w:t>7</w:t>
+      </w:r>
+      <w:r>
         <w:fldChar w:fldCharType="end"/>
       </w:r>
       <w:r>
         <w:rPr>
-          <w:b w:val="0"/>
           <w:bCs/>
         </w:rPr>
         <w:fldChar w:fldCharType="end"/>
@@ -5062,93 +5043,55 @@
         <w:tabs>
           <w:tab w:val="right" w:leader="dot" w:pos="8666"/>
         </w:tabs>
-        <w:rPr>
-          <w:b w:val="0"/>
+      </w:pPr>
+      <w:r>
+        <w:rPr>
           <w:bCs/>
         </w:rPr>
-      </w:pPr>
-      <w:r>
-        <w:rPr>
-          <w:b w:val="0"/>
+        <w:fldChar w:fldCharType="begin"/>
+      </w:r>
+      <w:r>
+        <w:rPr>
           <w:bCs/>
         </w:rPr>
+        <w:instrText xml:space="preserve"> HYPERLINK \l _Toc226 </w:instrText>
+      </w:r>
+      <w:r>
+        <w:rPr>
+          <w:bCs/>
+        </w:rPr>
+        <w:fldChar w:fldCharType="separate"/>
+      </w:r>
+      <w:r>
+        <w:t>Figure 3.2 : Entity Relation Diagram of</w:t>
+      </w:r>
+      <w:r>
+        <w:rPr>
+          <w:rFonts w:hint="default"/>
+          <w:lang w:val="en-US"/>
+        </w:rPr>
+        <w:t xml:space="preserve"> MovieMagic</w:t>
+      </w:r>
+      <w:r>
+        <w:tab/>
+      </w:r>
+      <w:r>
         <w:fldChar w:fldCharType="begin"/>
       </w:r>
       <w:r>
-        <w:rPr>
-          <w:b w:val="0"/>
-          <w:bCs/>
-        </w:rPr>
-        <w:instrText xml:space="preserve"> HYPERLINK \l _Toc8836 </w:instrText>
-      </w:r>
-      <w:r>
-        <w:rPr>
-          <w:b w:val="0"/>
-          <w:bCs/>
-        </w:rPr>
+        <w:instrText xml:space="preserve"> PAGEREF _Toc226 \h </w:instrText>
+      </w:r>
+      <w:r>
         <w:fldChar w:fldCharType="separate"/>
       </w:r>
       <w:r>
-        <w:rPr>
-          <w:b w:val="0"/>
-          <w:bCs/>
-        </w:rPr>
-        <w:t>Figure 3.2 : Entity Relation Diagram of</w:t>
-      </w:r>
-      <w:r>
-        <w:rPr>
-          <w:rFonts w:hint="default"/>
-          <w:b w:val="0"/>
-          <w:bCs/>
-          <w:lang w:val="en-US"/>
-        </w:rPr>
-        <w:t xml:space="preserve"> MovieMagic</w:t>
-      </w:r>
-      <w:r>
-        <w:rPr>
-          <w:b w:val="0"/>
-          <w:bCs/>
-        </w:rPr>
-        <w:tab/>
-      </w:r>
-      <w:r>
-        <w:rPr>
-          <w:b w:val="0"/>
-          <w:bCs/>
-        </w:rPr>
-        <w:fldChar w:fldCharType="begin"/>
-      </w:r>
-      <w:r>
-        <w:rPr>
-          <w:b w:val="0"/>
-          <w:bCs/>
-        </w:rPr>
-        <w:instrText xml:space="preserve"> PAGEREF _Toc8836 \h </w:instrText>
-      </w:r>
-      <w:r>
-        <w:rPr>
-          <w:b w:val="0"/>
-          <w:bCs/>
-        </w:rPr>
-        <w:fldChar w:fldCharType="separate"/>
-      </w:r>
-      <w:r>
-        <w:rPr>
-          <w:b w:val="0"/>
-          <w:bCs/>
-        </w:rPr>
-        <w:t>8</w:t>
-      </w:r>
-      <w:r>
-        <w:rPr>
-          <w:b w:val="0"/>
-          <w:bCs/>
-        </w:rPr>
+        <w:t>9</w:t>
+      </w:r>
+      <w:r>
         <w:fldChar w:fldCharType="end"/>
       </w:r>
       <w:r>
         <w:rPr>
-          <w:b w:val="0"/>
           <w:bCs/>
         </w:rPr>
         <w:fldChar w:fldCharType="end"/>
@@ -5160,93 +5103,55 @@
         <w:tabs>
           <w:tab w:val="right" w:leader="dot" w:pos="8666"/>
         </w:tabs>
-        <w:rPr>
-          <w:b w:val="0"/>
+      </w:pPr>
+      <w:r>
+        <w:rPr>
           <w:bCs/>
         </w:rPr>
-      </w:pPr>
-      <w:r>
-        <w:rPr>
-          <w:b w:val="0"/>
+        <w:fldChar w:fldCharType="begin"/>
+      </w:r>
+      <w:r>
+        <w:rPr>
           <w:bCs/>
         </w:rPr>
+        <w:instrText xml:space="preserve"> HYPERLINK \l _Toc1469 </w:instrText>
+      </w:r>
+      <w:r>
+        <w:rPr>
+          <w:bCs/>
+        </w:rPr>
+        <w:fldChar w:fldCharType="separate"/>
+      </w:r>
+      <w:r>
+        <w:t xml:space="preserve">Figure 3.3 : DFD Level 0 of </w:t>
+      </w:r>
+      <w:r>
+        <w:rPr>
+          <w:rFonts w:hint="default"/>
+          <w:lang w:val="en-US"/>
+        </w:rPr>
+        <w:t>MovieMagic</w:t>
+      </w:r>
+      <w:r>
+        <w:tab/>
+      </w:r>
+      <w:r>
         <w:fldChar w:fldCharType="begin"/>
       </w:r>
       <w:r>
-        <w:rPr>
-          <w:b w:val="0"/>
-          <w:bCs/>
-        </w:rPr>
-        <w:instrText xml:space="preserve"> HYPERLINK \l _Toc9767 </w:instrText>
-      </w:r>
-      <w:r>
-        <w:rPr>
-          <w:b w:val="0"/>
-          <w:bCs/>
-        </w:rPr>
+        <w:instrText xml:space="preserve"> PAGEREF _Toc1469 \h </w:instrText>
+      </w:r>
+      <w:r>
         <w:fldChar w:fldCharType="separate"/>
       </w:r>
       <w:r>
-        <w:rPr>
-          <w:b w:val="0"/>
-          <w:bCs/>
-        </w:rPr>
-        <w:t xml:space="preserve">Figure 3.3 : DFD Level 0 of </w:t>
-      </w:r>
-      <w:r>
-        <w:rPr>
-          <w:rFonts w:hint="default"/>
-          <w:b w:val="0"/>
-          <w:bCs/>
-          <w:lang w:val="en-US"/>
-        </w:rPr>
-        <w:t>MovieMagic</w:t>
-      </w:r>
-      <w:r>
-        <w:rPr>
-          <w:b w:val="0"/>
-          <w:bCs/>
-        </w:rPr>
-        <w:tab/>
-      </w:r>
-      <w:r>
-        <w:rPr>
-          <w:b w:val="0"/>
-          <w:bCs/>
-        </w:rPr>
-        <w:fldChar w:fldCharType="begin"/>
-      </w:r>
-      <w:r>
-        <w:rPr>
-          <w:b w:val="0"/>
-          <w:bCs/>
-        </w:rPr>
-        <w:instrText xml:space="preserve"> PAGEREF _Toc9767 \h </w:instrText>
-      </w:r>
-      <w:r>
-        <w:rPr>
-          <w:b w:val="0"/>
-          <w:bCs/>
-        </w:rPr>
-        <w:fldChar w:fldCharType="separate"/>
-      </w:r>
-      <w:r>
-        <w:rPr>
-          <w:b w:val="0"/>
-          <w:bCs/>
-        </w:rPr>
-        <w:t>9</w:t>
-      </w:r>
-      <w:r>
-        <w:rPr>
-          <w:b w:val="0"/>
-          <w:bCs/>
-        </w:rPr>
+        <w:t>10</w:t>
+      </w:r>
+      <w:r>
         <w:fldChar w:fldCharType="end"/>
       </w:r>
       <w:r>
         <w:rPr>
-          <w:b w:val="0"/>
           <w:bCs/>
         </w:rPr>
         <w:fldChar w:fldCharType="end"/>
@@ -5258,93 +5163,55 @@
         <w:tabs>
           <w:tab w:val="right" w:leader="dot" w:pos="8666"/>
         </w:tabs>
-        <w:rPr>
-          <w:b w:val="0"/>
+      </w:pPr>
+      <w:r>
+        <w:rPr>
           <w:bCs/>
         </w:rPr>
-      </w:pPr>
-      <w:r>
-        <w:rPr>
-          <w:b w:val="0"/>
+        <w:fldChar w:fldCharType="begin"/>
+      </w:r>
+      <w:r>
+        <w:rPr>
           <w:bCs/>
         </w:rPr>
+        <w:instrText xml:space="preserve"> HYPERLINK \l _Toc21936 </w:instrText>
+      </w:r>
+      <w:r>
+        <w:rPr>
+          <w:bCs/>
+        </w:rPr>
+        <w:fldChar w:fldCharType="separate"/>
+      </w:r>
+      <w:r>
+        <w:t xml:space="preserve">Figure 3.4 : DFD Level 1 of </w:t>
+      </w:r>
+      <w:r>
+        <w:rPr>
+          <w:rFonts w:hint="default"/>
+          <w:lang w:val="en-US"/>
+        </w:rPr>
+        <w:t>MovieMagic</w:t>
+      </w:r>
+      <w:r>
+        <w:tab/>
+      </w:r>
+      <w:r>
         <w:fldChar w:fldCharType="begin"/>
       </w:r>
       <w:r>
-        <w:rPr>
-          <w:b w:val="0"/>
-          <w:bCs/>
-        </w:rPr>
-        <w:instrText xml:space="preserve"> HYPERLINK \l _Toc17029 </w:instrText>
-      </w:r>
-      <w:r>
-        <w:rPr>
-          <w:b w:val="0"/>
-          <w:bCs/>
-        </w:rPr>
+        <w:instrText xml:space="preserve"> PAGEREF _Toc21936 \h </w:instrText>
+      </w:r>
+      <w:r>
         <w:fldChar w:fldCharType="separate"/>
       </w:r>
       <w:r>
-        <w:rPr>
-          <w:b w:val="0"/>
-          <w:bCs/>
-        </w:rPr>
-        <w:t xml:space="preserve">Figure 3.4 : DFD Level 1 of </w:t>
-      </w:r>
-      <w:r>
-        <w:rPr>
-          <w:rFonts w:hint="default"/>
-          <w:b w:val="0"/>
-          <w:bCs/>
-          <w:lang w:val="en-US"/>
-        </w:rPr>
-        <w:t>MovieMagic</w:t>
-      </w:r>
-      <w:r>
-        <w:rPr>
-          <w:b w:val="0"/>
-          <w:bCs/>
-        </w:rPr>
-        <w:tab/>
-      </w:r>
-      <w:r>
-        <w:rPr>
-          <w:b w:val="0"/>
-          <w:bCs/>
-        </w:rPr>
-        <w:fldChar w:fldCharType="begin"/>
-      </w:r>
-      <w:r>
-        <w:rPr>
-          <w:b w:val="0"/>
-          <w:bCs/>
-        </w:rPr>
-        <w:instrText xml:space="preserve"> PAGEREF _Toc17029 \h </w:instrText>
-      </w:r>
-      <w:r>
-        <w:rPr>
-          <w:b w:val="0"/>
-          <w:bCs/>
-        </w:rPr>
-        <w:fldChar w:fldCharType="separate"/>
-      </w:r>
-      <w:r>
-        <w:rPr>
-          <w:b w:val="0"/>
-          <w:bCs/>
-        </w:rPr>
-        <w:t>10</w:t>
-      </w:r>
-      <w:r>
-        <w:rPr>
-          <w:b w:val="0"/>
-          <w:bCs/>
-        </w:rPr>
+        <w:t>11</w:t>
+      </w:r>
+      <w:r>
         <w:fldChar w:fldCharType="end"/>
       </w:r>
       <w:r>
         <w:rPr>
-          <w:b w:val="0"/>
           <w:bCs/>
         </w:rPr>
         <w:fldChar w:fldCharType="end"/>
@@ -5356,84 +5223,48 @@
         <w:tabs>
           <w:tab w:val="right" w:leader="dot" w:pos="8666"/>
         </w:tabs>
-        <w:rPr>
-          <w:b w:val="0"/>
+      </w:pPr>
+      <w:r>
+        <w:rPr>
           <w:bCs/>
         </w:rPr>
-      </w:pPr>
-      <w:r>
-        <w:rPr>
-          <w:b w:val="0"/>
+        <w:fldChar w:fldCharType="begin"/>
+      </w:r>
+      <w:r>
+        <w:rPr>
           <w:bCs/>
         </w:rPr>
+        <w:instrText xml:space="preserve"> HYPERLINK \l _Toc26638 </w:instrText>
+      </w:r>
+      <w:r>
+        <w:rPr>
+          <w:bCs/>
+        </w:rPr>
+        <w:fldChar w:fldCharType="separate"/>
+      </w:r>
+      <w:r>
+        <w:t>Figure 3.5 : Three Tier Architecture</w:t>
+      </w:r>
+      <w:r>
+        <w:tab/>
+      </w:r>
+      <w:r>
         <w:fldChar w:fldCharType="begin"/>
       </w:r>
       <w:r>
-        <w:rPr>
-          <w:b w:val="0"/>
-          <w:bCs/>
-        </w:rPr>
-        <w:instrText xml:space="preserve"> HYPERLINK \l _Toc25862 </w:instrText>
-      </w:r>
-      <w:r>
-        <w:rPr>
-          <w:b w:val="0"/>
-          <w:bCs/>
-        </w:rPr>
+        <w:instrText xml:space="preserve"> PAGEREF _Toc26638 \h </w:instrText>
+      </w:r>
+      <w:r>
         <w:fldChar w:fldCharType="separate"/>
       </w:r>
       <w:r>
-        <w:rPr>
-          <w:b w:val="0"/>
-          <w:bCs/>
-        </w:rPr>
-        <w:t>Figure 3.5 : Three Tier Architecture</w:t>
-      </w:r>
-      <w:r>
-        <w:rPr>
-          <w:b w:val="0"/>
-          <w:bCs/>
-        </w:rPr>
-        <w:tab/>
-      </w:r>
-      <w:r>
-        <w:rPr>
-          <w:b w:val="0"/>
-          <w:bCs/>
-        </w:rPr>
-        <w:fldChar w:fldCharType="begin"/>
-      </w:r>
-      <w:r>
-        <w:rPr>
-          <w:b w:val="0"/>
-          <w:bCs/>
-        </w:rPr>
-        <w:instrText xml:space="preserve"> PAGEREF _Toc25862 \h </w:instrText>
-      </w:r>
-      <w:r>
-        <w:rPr>
-          <w:b w:val="0"/>
-          <w:bCs/>
-        </w:rPr>
-        <w:fldChar w:fldCharType="separate"/>
-      </w:r>
-      <w:r>
-        <w:rPr>
-          <w:b w:val="0"/>
-          <w:bCs/>
-        </w:rPr>
-        <w:t>11</w:t>
-      </w:r>
-      <w:r>
-        <w:rPr>
-          <w:b w:val="0"/>
-          <w:bCs/>
-        </w:rPr>
+        <w:t>12</w:t>
+      </w:r>
+      <w:r>
         <w:fldChar w:fldCharType="end"/>
       </w:r>
       <w:r>
         <w:rPr>
-          <w:b w:val="0"/>
           <w:bCs/>
         </w:rPr>
         <w:fldChar w:fldCharType="end"/>
@@ -5445,93 +5276,55 @@
         <w:tabs>
           <w:tab w:val="right" w:leader="dot" w:pos="8666"/>
         </w:tabs>
-        <w:rPr>
-          <w:b w:val="0"/>
+      </w:pPr>
+      <w:r>
+        <w:rPr>
           <w:bCs/>
         </w:rPr>
-      </w:pPr>
-      <w:r>
-        <w:rPr>
-          <w:b w:val="0"/>
+        <w:fldChar w:fldCharType="begin"/>
+      </w:r>
+      <w:r>
+        <w:rPr>
           <w:bCs/>
         </w:rPr>
+        <w:instrText xml:space="preserve"> HYPERLINK \l _Toc18225 </w:instrText>
+      </w:r>
+      <w:r>
+        <w:rPr>
+          <w:bCs/>
+        </w:rPr>
+        <w:fldChar w:fldCharType="separate"/>
+      </w:r>
+      <w:r>
+        <w:t xml:space="preserve">Figure 3.6 : Database Schema of </w:t>
+      </w:r>
+      <w:r>
+        <w:rPr>
+          <w:rFonts w:hint="default"/>
+          <w:lang w:val="en-US"/>
+        </w:rPr>
+        <w:t>MovieMagic</w:t>
+      </w:r>
+      <w:r>
+        <w:tab/>
+      </w:r>
+      <w:r>
         <w:fldChar w:fldCharType="begin"/>
       </w:r>
       <w:r>
-        <w:rPr>
-          <w:b w:val="0"/>
-          <w:bCs/>
-        </w:rPr>
-        <w:instrText xml:space="preserve"> HYPERLINK \l _Toc30464 </w:instrText>
-      </w:r>
-      <w:r>
-        <w:rPr>
-          <w:b w:val="0"/>
-          <w:bCs/>
-        </w:rPr>
+        <w:instrText xml:space="preserve"> PAGEREF _Toc18225 \h </w:instrText>
+      </w:r>
+      <w:r>
         <w:fldChar w:fldCharType="separate"/>
       </w:r>
       <w:r>
-        <w:rPr>
-          <w:b w:val="0"/>
-          <w:bCs/>
-        </w:rPr>
-        <w:t xml:space="preserve">Figure 3.6 : Database Schema of </w:t>
-      </w:r>
-      <w:r>
-        <w:rPr>
-          <w:rFonts w:hint="default"/>
-          <w:b w:val="0"/>
-          <w:bCs/>
-          <w:lang w:val="en-US"/>
-        </w:rPr>
-        <w:t>MovieMagic</w:t>
-      </w:r>
-      <w:r>
-        <w:rPr>
-          <w:b w:val="0"/>
-          <w:bCs/>
-        </w:rPr>
-        <w:tab/>
-      </w:r>
-      <w:r>
-        <w:rPr>
-          <w:b w:val="0"/>
-          <w:bCs/>
-        </w:rPr>
-        <w:fldChar w:fldCharType="begin"/>
-      </w:r>
-      <w:r>
-        <w:rPr>
-          <w:b w:val="0"/>
-          <w:bCs/>
-        </w:rPr>
-        <w:instrText xml:space="preserve"> PAGEREF _Toc30464 \h </w:instrText>
-      </w:r>
-      <w:r>
-        <w:rPr>
-          <w:b w:val="0"/>
-          <w:bCs/>
-        </w:rPr>
-        <w:fldChar w:fldCharType="separate"/>
-      </w:r>
-      <w:r>
-        <w:rPr>
-          <w:b w:val="0"/>
-          <w:bCs/>
-        </w:rPr>
-        <w:t>12</w:t>
-      </w:r>
-      <w:r>
-        <w:rPr>
-          <w:b w:val="0"/>
-          <w:bCs/>
-        </w:rPr>
+        <w:t>13</w:t>
+      </w:r>
+      <w:r>
         <w:fldChar w:fldCharType="end"/>
       </w:r>
       <w:r>
         <w:rPr>
-          <w:b w:val="0"/>
           <w:bCs/>
         </w:rPr>
         <w:fldChar w:fldCharType="end"/>
@@ -5543,93 +5336,55 @@
         <w:tabs>
           <w:tab w:val="right" w:leader="dot" w:pos="8666"/>
         </w:tabs>
-        <w:rPr>
-          <w:b w:val="0"/>
+      </w:pPr>
+      <w:r>
+        <w:rPr>
           <w:bCs/>
         </w:rPr>
-      </w:pPr>
-      <w:r>
-        <w:rPr>
-          <w:b w:val="0"/>
+        <w:fldChar w:fldCharType="begin"/>
+      </w:r>
+      <w:r>
+        <w:rPr>
           <w:bCs/>
         </w:rPr>
+        <w:instrText xml:space="preserve"> HYPERLINK \l _Toc3155 </w:instrText>
+      </w:r>
+      <w:r>
+        <w:rPr>
+          <w:bCs/>
+        </w:rPr>
+        <w:fldChar w:fldCharType="separate"/>
+      </w:r>
+      <w:r>
+        <w:t xml:space="preserve">Figure 3.7 : Interface Diagram of </w:t>
+      </w:r>
+      <w:r>
+        <w:rPr>
+          <w:rFonts w:hint="default"/>
+          <w:lang w:val="en-US"/>
+        </w:rPr>
+        <w:t>MovieMagic</w:t>
+      </w:r>
+      <w:r>
+        <w:tab/>
+      </w:r>
+      <w:r>
         <w:fldChar w:fldCharType="begin"/>
       </w:r>
       <w:r>
-        <w:rPr>
-          <w:b w:val="0"/>
-          <w:bCs/>
-        </w:rPr>
-        <w:instrText xml:space="preserve"> HYPERLINK \l _Toc25142 </w:instrText>
-      </w:r>
-      <w:r>
-        <w:rPr>
-          <w:b w:val="0"/>
-          <w:bCs/>
-        </w:rPr>
+        <w:instrText xml:space="preserve"> PAGEREF _Toc3155 \h </w:instrText>
+      </w:r>
+      <w:r>
         <w:fldChar w:fldCharType="separate"/>
       </w:r>
       <w:r>
-        <w:rPr>
-          <w:b w:val="0"/>
-          <w:bCs/>
-        </w:rPr>
-        <w:t xml:space="preserve">Figure 3.7 : Interface Diagram of </w:t>
-      </w:r>
-      <w:r>
-        <w:rPr>
-          <w:rFonts w:hint="default"/>
-          <w:b w:val="0"/>
-          <w:bCs/>
-          <w:lang w:val="en-US"/>
-        </w:rPr>
-        <w:t>MovieMagic</w:t>
-      </w:r>
-      <w:r>
-        <w:rPr>
-          <w:b w:val="0"/>
-          <w:bCs/>
-        </w:rPr>
-        <w:tab/>
-      </w:r>
-      <w:r>
-        <w:rPr>
-          <w:b w:val="0"/>
-          <w:bCs/>
-        </w:rPr>
-        <w:fldChar w:fldCharType="begin"/>
-      </w:r>
-      <w:r>
-        <w:rPr>
-          <w:b w:val="0"/>
-          <w:bCs/>
-        </w:rPr>
-        <w:instrText xml:space="preserve"> PAGEREF _Toc25142 \h </w:instrText>
-      </w:r>
-      <w:r>
-        <w:rPr>
-          <w:b w:val="0"/>
-          <w:bCs/>
-        </w:rPr>
-        <w:fldChar w:fldCharType="separate"/>
-      </w:r>
-      <w:r>
-        <w:rPr>
-          <w:b w:val="0"/>
-          <w:bCs/>
-        </w:rPr>
-        <w:t>13</w:t>
-      </w:r>
-      <w:r>
-        <w:rPr>
-          <w:b w:val="0"/>
-          <w:bCs/>
-        </w:rPr>
+        <w:t>14</w:t>
+      </w:r>
+      <w:r>
         <w:fldChar w:fldCharType="end"/>
       </w:r>
       <w:r>
         <w:rPr>
-          <w:b w:val="0"/>
           <w:bCs/>
         </w:rPr>
         <w:fldChar w:fldCharType="end"/>
@@ -5641,93 +5396,55 @@
         <w:tabs>
           <w:tab w:val="right" w:leader="dot" w:pos="8666"/>
         </w:tabs>
-        <w:rPr>
-          <w:b w:val="0"/>
+      </w:pPr>
+      <w:r>
+        <w:rPr>
           <w:bCs/>
         </w:rPr>
-      </w:pPr>
-      <w:r>
-        <w:rPr>
-          <w:b w:val="0"/>
+        <w:fldChar w:fldCharType="begin"/>
+      </w:r>
+      <w:r>
+        <w:rPr>
           <w:bCs/>
         </w:rPr>
+        <w:instrText xml:space="preserve"> HYPERLINK \l _Toc22333 </w:instrText>
+      </w:r>
+      <w:r>
+        <w:rPr>
+          <w:bCs/>
+        </w:rPr>
+        <w:fldChar w:fldCharType="separate"/>
+      </w:r>
+      <w:r>
+        <w:t xml:space="preserve">Figure 3.8 : Physical DFD of </w:t>
+      </w:r>
+      <w:r>
+        <w:rPr>
+          <w:rFonts w:hint="default"/>
+          <w:lang w:val="en-US"/>
+        </w:rPr>
+        <w:t>MovieMagic</w:t>
+      </w:r>
+      <w:r>
+        <w:tab/>
+      </w:r>
+      <w:r>
         <w:fldChar w:fldCharType="begin"/>
       </w:r>
       <w:r>
-        <w:rPr>
-          <w:b w:val="0"/>
-          <w:bCs/>
-        </w:rPr>
-        <w:instrText xml:space="preserve"> HYPERLINK \l _Toc25191 </w:instrText>
-      </w:r>
-      <w:r>
-        <w:rPr>
-          <w:b w:val="0"/>
-          <w:bCs/>
-        </w:rPr>
+        <w:instrText xml:space="preserve"> PAGEREF _Toc22333 \h </w:instrText>
+      </w:r>
+      <w:r>
         <w:fldChar w:fldCharType="separate"/>
       </w:r>
       <w:r>
-        <w:rPr>
-          <w:b w:val="0"/>
-          <w:bCs/>
-        </w:rPr>
-        <w:t xml:space="preserve">Figure 3.8 : Physical DFD of </w:t>
-      </w:r>
-      <w:r>
-        <w:rPr>
-          <w:rFonts w:hint="default"/>
-          <w:b w:val="0"/>
-          <w:bCs/>
-          <w:lang w:val="en-US"/>
-        </w:rPr>
-        <w:t>MovieMagic</w:t>
-      </w:r>
-      <w:r>
-        <w:rPr>
-          <w:b w:val="0"/>
-          <w:bCs/>
-        </w:rPr>
-        <w:tab/>
-      </w:r>
-      <w:r>
-        <w:rPr>
-          <w:b w:val="0"/>
-          <w:bCs/>
-        </w:rPr>
-        <w:fldChar w:fldCharType="begin"/>
-      </w:r>
-      <w:r>
-        <w:rPr>
-          <w:b w:val="0"/>
-          <w:bCs/>
-        </w:rPr>
-        <w:instrText xml:space="preserve"> PAGEREF _Toc25191 \h </w:instrText>
-      </w:r>
-      <w:r>
-        <w:rPr>
-          <w:b w:val="0"/>
-          <w:bCs/>
-        </w:rPr>
-        <w:fldChar w:fldCharType="separate"/>
-      </w:r>
-      <w:r>
-        <w:rPr>
-          <w:b w:val="0"/>
-          <w:bCs/>
-        </w:rPr>
-        <w:t>14</w:t>
-      </w:r>
-      <w:r>
-        <w:rPr>
-          <w:b w:val="0"/>
-          <w:bCs/>
-        </w:rPr>
+        <w:t>15</w:t>
+      </w:r>
+      <w:r>
         <w:fldChar w:fldCharType="end"/>
       </w:r>
       <w:r>
         <w:rPr>
-          <w:b w:val="0"/>
           <w:bCs/>
         </w:rPr>
         <w:fldChar w:fldCharType="end"/>
@@ -5741,7 +5458,6 @@
       </w:pPr>
       <w:r>
         <w:rPr>
-          <w:b w:val="0"/>
           <w:bCs/>
         </w:rPr>
         <w:fldChar w:fldCharType="end"/>
@@ -5779,7 +5495,7 @@
           <w:numId w:val="0"/>
         </w:numPr>
       </w:pPr>
-      <w:bookmarkStart w:id="12" w:name="_Toc9602"/>
+      <w:bookmarkStart w:id="12" w:name="_Toc22187"/>
       <w:r>
         <w:t>List of Table</w:t>
       </w:r>
@@ -5791,10 +5507,6 @@
         <w:tabs>
           <w:tab w:val="right" w:leader="dot" w:pos="8666"/>
         </w:tabs>
-        <w:rPr>
-          <w:b w:val="0"/>
-          <w:bCs/>
-        </w:rPr>
       </w:pPr>
       <w:r>
         <w:rPr>
@@ -5825,7 +5537,6 @@
       </w:r>
       <w:r>
         <w:rPr>
-          <w:b w:val="0"/>
           <w:bCs/>
           <w:szCs w:val="32"/>
         </w:rPr>
@@ -5833,81 +5544,48 @@
       </w:r>
       <w:r>
         <w:rPr>
-          <w:b w:val="0"/>
           <w:bCs/>
           <w:szCs w:val="32"/>
         </w:rPr>
-        <w:instrText xml:space="preserve"> HYPERLINK \l _Toc19608 </w:instrText>
-      </w:r>
-      <w:r>
-        <w:rPr>
-          <w:b w:val="0"/>
+        <w:instrText xml:space="preserve"> HYPERLINK \l _Toc6073 </w:instrText>
+      </w:r>
+      <w:r>
+        <w:rPr>
           <w:bCs/>
           <w:szCs w:val="32"/>
         </w:rPr>
         <w:fldChar w:fldCharType="separate"/>
       </w:r>
       <w:r>
-        <w:rPr>
-          <w:b w:val="0"/>
-          <w:bCs/>
-        </w:rPr>
         <w:t xml:space="preserve">Table 4.1: Unit Testing of the Registration in </w:t>
       </w:r>
       <w:r>
         <w:rPr>
           <w:rFonts w:hint="default"/>
-          <w:b w:val="0"/>
-          <w:bCs/>
           <w:lang w:val="en-US"/>
         </w:rPr>
         <w:t>MovieMagic</w:t>
       </w:r>
       <w:r>
-        <w:rPr>
-          <w:b w:val="0"/>
-          <w:bCs/>
-        </w:rPr>
         <w:tab/>
       </w:r>
       <w:r>
-        <w:rPr>
-          <w:b w:val="0"/>
-          <w:bCs/>
-        </w:rPr>
         <w:fldChar w:fldCharType="begin"/>
       </w:r>
       <w:r>
-        <w:rPr>
-          <w:b w:val="0"/>
-          <w:bCs/>
-        </w:rPr>
-        <w:instrText xml:space="preserve"> PAGEREF _Toc19608 \h </w:instrText>
-      </w:r>
-      <w:r>
-        <w:rPr>
-          <w:b w:val="0"/>
-          <w:bCs/>
-        </w:rPr>
+        <w:instrText xml:space="preserve"> PAGEREF _Toc6073 \h </w:instrText>
+      </w:r>
+      <w:r>
         <w:fldChar w:fldCharType="separate"/>
       </w:r>
       <w:r>
-        <w:rPr>
-          <w:b w:val="0"/>
-          <w:bCs/>
-        </w:rPr>
-        <w:t>26</w:t>
-      </w:r>
-      <w:r>
-        <w:rPr>
-          <w:b w:val="0"/>
-          <w:bCs/>
-        </w:rPr>
+        <w:t>28</w:t>
+      </w:r>
+      <w:r>
         <w:fldChar w:fldCharType="end"/>
       </w:r>
       <w:r>
         <w:rPr>
-          <w:b w:val="0"/>
           <w:bCs/>
           <w:szCs w:val="32"/>
         </w:rPr>
@@ -5920,14 +5598,9 @@
         <w:tabs>
           <w:tab w:val="right" w:leader="dot" w:pos="8666"/>
         </w:tabs>
-        <w:rPr>
-          <w:b w:val="0"/>
-          <w:bCs/>
-        </w:rPr>
-      </w:pPr>
-      <w:r>
-        <w:rPr>
-          <w:b w:val="0"/>
+      </w:pPr>
+      <w:r>
+        <w:rPr>
           <w:bCs/>
           <w:szCs w:val="32"/>
         </w:rPr>
@@ -5935,31 +5608,23 @@
       </w:r>
       <w:r>
         <w:rPr>
-          <w:b w:val="0"/>
           <w:bCs/>
           <w:szCs w:val="32"/>
         </w:rPr>
-        <w:instrText xml:space="preserve"> HYPERLINK \l _Toc14286 </w:instrText>
-      </w:r>
-      <w:r>
-        <w:rPr>
-          <w:b w:val="0"/>
+        <w:instrText xml:space="preserve"> HYPERLINK \l _Toc17737 </w:instrText>
+      </w:r>
+      <w:r>
+        <w:rPr>
           <w:bCs/>
           <w:szCs w:val="32"/>
         </w:rPr>
         <w:fldChar w:fldCharType="separate"/>
       </w:r>
       <w:r>
-        <w:rPr>
-          <w:b w:val="0"/>
-          <w:bCs/>
-        </w:rPr>
         <w:t xml:space="preserve">Table 4.2: </w:t>
       </w:r>
       <w:r>
         <w:rPr>
-          <w:b w:val="0"/>
-          <w:bCs/>
           <w:lang w:val="en-US"/>
         </w:rPr>
         <w:t xml:space="preserve">Unit Testing of the Login in </w:t>
@@ -5967,57 +5632,30 @@
       <w:r>
         <w:rPr>
           <w:rFonts w:hint="default"/>
-          <w:b w:val="0"/>
-          <w:bCs/>
           <w:lang w:val="en-US"/>
         </w:rPr>
         <w:t>MovieMagic</w:t>
       </w:r>
       <w:r>
-        <w:rPr>
-          <w:b w:val="0"/>
-          <w:bCs/>
-        </w:rPr>
         <w:tab/>
       </w:r>
       <w:r>
-        <w:rPr>
-          <w:b w:val="0"/>
-          <w:bCs/>
-        </w:rPr>
         <w:fldChar w:fldCharType="begin"/>
       </w:r>
       <w:r>
-        <w:rPr>
-          <w:b w:val="0"/>
-          <w:bCs/>
-        </w:rPr>
-        <w:instrText xml:space="preserve"> PAGEREF _Toc14286 \h </w:instrText>
-      </w:r>
-      <w:r>
-        <w:rPr>
-          <w:b w:val="0"/>
-          <w:bCs/>
-        </w:rPr>
+        <w:instrText xml:space="preserve"> PAGEREF _Toc17737 \h </w:instrText>
+      </w:r>
+      <w:r>
         <w:fldChar w:fldCharType="separate"/>
       </w:r>
       <w:r>
-        <w:rPr>
-          <w:b w:val="0"/>
-          <w:bCs/>
-        </w:rPr>
-        <w:t>27</w:t>
-      </w:r>
-      <w:r>
-        <w:rPr>
-          <w:b w:val="0"/>
-          <w:bCs/>
-        </w:rPr>
+        <w:t>29</w:t>
+      </w:r>
+      <w:r>
         <w:fldChar w:fldCharType="end"/>
       </w:r>
       <w:r>
         <w:rPr>
-          <w:b w:val="0"/>
           <w:bCs/>
           <w:szCs w:val="32"/>
         </w:rPr>
@@ -6030,14 +5668,9 @@
         <w:tabs>
           <w:tab w:val="right" w:leader="dot" w:pos="8666"/>
         </w:tabs>
-        <w:rPr>
-          <w:b w:val="0"/>
-          <w:bCs/>
-        </w:rPr>
-      </w:pPr>
-      <w:r>
-        <w:rPr>
-          <w:b w:val="0"/>
+      </w:pPr>
+      <w:r>
+        <w:rPr>
           <w:bCs/>
           <w:szCs w:val="32"/>
         </w:rPr>
@@ -6045,31 +5678,23 @@
       </w:r>
       <w:r>
         <w:rPr>
-          <w:b w:val="0"/>
           <w:bCs/>
           <w:szCs w:val="32"/>
         </w:rPr>
-        <w:instrText xml:space="preserve"> HYPERLINK \l _Toc25644 </w:instrText>
-      </w:r>
-      <w:r>
-        <w:rPr>
-          <w:b w:val="0"/>
+        <w:instrText xml:space="preserve"> HYPERLINK \l _Toc21069 </w:instrText>
+      </w:r>
+      <w:r>
+        <w:rPr>
           <w:bCs/>
           <w:szCs w:val="32"/>
         </w:rPr>
         <w:fldChar w:fldCharType="separate"/>
       </w:r>
       <w:r>
-        <w:rPr>
-          <w:b w:val="0"/>
-          <w:bCs/>
-        </w:rPr>
         <w:t xml:space="preserve">Table 4.3: </w:t>
       </w:r>
       <w:r>
         <w:rPr>
-          <w:b w:val="0"/>
-          <w:bCs/>
           <w:lang w:val="en-US"/>
         </w:rPr>
         <w:t xml:space="preserve">Unit Testing of the </w:t>
@@ -6077,57 +5702,30 @@
       <w:r>
         <w:rPr>
           <w:rFonts w:hint="default"/>
-          <w:b w:val="0"/>
-          <w:bCs/>
           <w:lang w:val="en-US"/>
         </w:rPr>
         <w:t>Search Functionality in MovieMagic</w:t>
       </w:r>
       <w:r>
-        <w:rPr>
-          <w:b w:val="0"/>
-          <w:bCs/>
-        </w:rPr>
         <w:tab/>
       </w:r>
       <w:r>
-        <w:rPr>
-          <w:b w:val="0"/>
-          <w:bCs/>
-        </w:rPr>
         <w:fldChar w:fldCharType="begin"/>
       </w:r>
       <w:r>
-        <w:rPr>
-          <w:b w:val="0"/>
-          <w:bCs/>
-        </w:rPr>
-        <w:instrText xml:space="preserve"> PAGEREF _Toc25644 \h </w:instrText>
-      </w:r>
-      <w:r>
-        <w:rPr>
-          <w:b w:val="0"/>
-          <w:bCs/>
-        </w:rPr>
+        <w:instrText xml:space="preserve"> PAGEREF _Toc21069 \h </w:instrText>
+      </w:r>
+      <w:r>
         <w:fldChar w:fldCharType="separate"/>
       </w:r>
       <w:r>
-        <w:rPr>
-          <w:b w:val="0"/>
-          <w:bCs/>
-        </w:rPr>
-        <w:t>28</w:t>
-      </w:r>
-      <w:r>
-        <w:rPr>
-          <w:b w:val="0"/>
-          <w:bCs/>
-        </w:rPr>
+        <w:t>30</w:t>
+      </w:r>
+      <w:r>
         <w:fldChar w:fldCharType="end"/>
       </w:r>
       <w:r>
         <w:rPr>
-          <w:b w:val="0"/>
           <w:bCs/>
           <w:szCs w:val="32"/>
         </w:rPr>
@@ -6140,14 +5738,9 @@
         <w:tabs>
           <w:tab w:val="right" w:leader="dot" w:pos="8666"/>
         </w:tabs>
-        <w:rPr>
-          <w:b w:val="0"/>
-          <w:bCs/>
-        </w:rPr>
-      </w:pPr>
-      <w:r>
-        <w:rPr>
-          <w:b w:val="0"/>
+      </w:pPr>
+      <w:r>
+        <w:rPr>
           <w:bCs/>
           <w:szCs w:val="32"/>
         </w:rPr>
@@ -6155,31 +5748,23 @@
       </w:r>
       <w:r>
         <w:rPr>
-          <w:b w:val="0"/>
           <w:bCs/>
           <w:szCs w:val="32"/>
         </w:rPr>
-        <w:instrText xml:space="preserve"> HYPERLINK \l _Toc10753 </w:instrText>
-      </w:r>
-      <w:r>
-        <w:rPr>
-          <w:b w:val="0"/>
+        <w:instrText xml:space="preserve"> HYPERLINK \l _Toc12886 </w:instrText>
+      </w:r>
+      <w:r>
+        <w:rPr>
           <w:bCs/>
           <w:szCs w:val="32"/>
         </w:rPr>
         <w:fldChar w:fldCharType="separate"/>
       </w:r>
       <w:r>
-        <w:rPr>
-          <w:b w:val="0"/>
-          <w:bCs/>
-        </w:rPr>
         <w:t xml:space="preserve">Table 4.4: </w:t>
       </w:r>
       <w:r>
         <w:rPr>
-          <w:b w:val="0"/>
-          <w:bCs/>
           <w:lang w:val="en-US"/>
         </w:rPr>
         <w:t xml:space="preserve">Unit Testing of the </w:t>
@@ -6187,16 +5772,12 @@
       <w:r>
         <w:rPr>
           <w:rFonts w:hint="default"/>
-          <w:b w:val="0"/>
-          <w:bCs/>
           <w:lang w:val="en-US"/>
         </w:rPr>
         <w:t>Recommendation</w:t>
       </w:r>
       <w:r>
         <w:rPr>
-          <w:b w:val="0"/>
-          <w:bCs/>
           <w:lang w:val="en-US"/>
         </w:rPr>
         <w:t xml:space="preserve"> Feature in </w:t>
@@ -6204,57 +5785,30 @@
       <w:r>
         <w:rPr>
           <w:rFonts w:hint="default"/>
-          <w:b w:val="0"/>
-          <w:bCs/>
           <w:lang w:val="en-US"/>
         </w:rPr>
         <w:t>MovieMagic</w:t>
       </w:r>
       <w:r>
-        <w:rPr>
-          <w:b w:val="0"/>
-          <w:bCs/>
-        </w:rPr>
         <w:tab/>
       </w:r>
       <w:r>
-        <w:rPr>
-          <w:b w:val="0"/>
-          <w:bCs/>
-        </w:rPr>
         <w:fldChar w:fldCharType="begin"/>
       </w:r>
       <w:r>
-        <w:rPr>
-          <w:b w:val="0"/>
-          <w:bCs/>
-        </w:rPr>
-        <w:instrText xml:space="preserve"> PAGEREF _Toc10753 \h </w:instrText>
-      </w:r>
-      <w:r>
-        <w:rPr>
-          <w:b w:val="0"/>
-          <w:bCs/>
-        </w:rPr>
+        <w:instrText xml:space="preserve"> PAGEREF _Toc12886 \h </w:instrText>
+      </w:r>
+      <w:r>
         <w:fldChar w:fldCharType="separate"/>
       </w:r>
       <w:r>
-        <w:rPr>
-          <w:b w:val="0"/>
-          <w:bCs/>
-        </w:rPr>
-        <w:t>29</w:t>
-      </w:r>
-      <w:r>
-        <w:rPr>
-          <w:b w:val="0"/>
-          <w:bCs/>
-        </w:rPr>
+        <w:t>31</w:t>
+      </w:r>
+      <w:r>
         <w:fldChar w:fldCharType="end"/>
       </w:r>
       <w:r>
         <w:rPr>
-          <w:b w:val="0"/>
           <w:bCs/>
           <w:szCs w:val="32"/>
         </w:rPr>
@@ -6267,14 +5821,9 @@
         <w:tabs>
           <w:tab w:val="right" w:leader="dot" w:pos="8666"/>
         </w:tabs>
-        <w:rPr>
-          <w:b w:val="0"/>
-          <w:bCs/>
-        </w:rPr>
-      </w:pPr>
-      <w:r>
-        <w:rPr>
-          <w:b w:val="0"/>
+      </w:pPr>
+      <w:r>
+        <w:rPr>
           <w:bCs/>
           <w:szCs w:val="32"/>
         </w:rPr>
@@ -6282,81 +5831,48 @@
       </w:r>
       <w:r>
         <w:rPr>
-          <w:b w:val="0"/>
           <w:bCs/>
           <w:szCs w:val="32"/>
         </w:rPr>
-        <w:instrText xml:space="preserve"> HYPERLINK \l _Toc30951 </w:instrText>
-      </w:r>
-      <w:r>
-        <w:rPr>
-          <w:b w:val="0"/>
+        <w:instrText xml:space="preserve"> HYPERLINK \l _Toc25711 </w:instrText>
+      </w:r>
+      <w:r>
+        <w:rPr>
           <w:bCs/>
           <w:szCs w:val="32"/>
         </w:rPr>
         <w:fldChar w:fldCharType="separate"/>
       </w:r>
       <w:r>
-        <w:rPr>
-          <w:b w:val="0"/>
-          <w:bCs/>
-        </w:rPr>
         <w:t xml:space="preserve">Table 4.5: Unit Testing of the </w:t>
       </w:r>
       <w:r>
         <w:rPr>
           <w:rFonts w:hint="default"/>
-          <w:b w:val="0"/>
-          <w:bCs/>
           <w:lang w:val="en-US"/>
         </w:rPr>
         <w:t>LogOut Feature in MovieMagic</w:t>
       </w:r>
       <w:r>
-        <w:rPr>
-          <w:b w:val="0"/>
-          <w:bCs/>
-        </w:rPr>
         <w:tab/>
       </w:r>
       <w:r>
-        <w:rPr>
-          <w:b w:val="0"/>
-          <w:bCs/>
-        </w:rPr>
         <w:fldChar w:fldCharType="begin"/>
       </w:r>
       <w:r>
-        <w:rPr>
-          <w:b w:val="0"/>
-          <w:bCs/>
-        </w:rPr>
-        <w:instrText xml:space="preserve"> PAGEREF _Toc30951 \h </w:instrText>
-      </w:r>
-      <w:r>
-        <w:rPr>
-          <w:b w:val="0"/>
-          <w:bCs/>
-        </w:rPr>
+        <w:instrText xml:space="preserve"> PAGEREF _Toc25711 \h </w:instrText>
+      </w:r>
+      <w:r>
         <w:fldChar w:fldCharType="separate"/>
       </w:r>
       <w:r>
-        <w:rPr>
-          <w:b w:val="0"/>
-          <w:bCs/>
-        </w:rPr>
-        <w:t>30</w:t>
-      </w:r>
-      <w:r>
-        <w:rPr>
-          <w:b w:val="0"/>
-          <w:bCs/>
-        </w:rPr>
+        <w:t>32</w:t>
+      </w:r>
+      <w:r>
         <w:fldChar w:fldCharType="end"/>
       </w:r>
       <w:r>
         <w:rPr>
-          <w:b w:val="0"/>
           <w:bCs/>
           <w:szCs w:val="32"/>
         </w:rPr>
@@ -6369,14 +5885,9 @@
         <w:tabs>
           <w:tab w:val="right" w:leader="dot" w:pos="8666"/>
         </w:tabs>
-        <w:rPr>
-          <w:b w:val="0"/>
-          <w:bCs/>
-        </w:rPr>
-      </w:pPr>
-      <w:r>
-        <w:rPr>
-          <w:b w:val="0"/>
+      </w:pPr>
+      <w:r>
+        <w:rPr>
           <w:bCs/>
           <w:szCs w:val="32"/>
         </w:rPr>
@@ -6384,97 +5895,58 @@
       </w:r>
       <w:r>
         <w:rPr>
-          <w:b w:val="0"/>
           <w:bCs/>
           <w:szCs w:val="32"/>
         </w:rPr>
-        <w:instrText xml:space="preserve"> HYPERLINK \l _Toc26487 </w:instrText>
-      </w:r>
-      <w:r>
-        <w:rPr>
-          <w:b w:val="0"/>
+        <w:instrText xml:space="preserve"> HYPERLINK \l _Toc24880 </w:instrText>
+      </w:r>
+      <w:r>
+        <w:rPr>
           <w:bCs/>
           <w:szCs w:val="32"/>
         </w:rPr>
         <w:fldChar w:fldCharType="separate"/>
       </w:r>
       <w:r>
-        <w:rPr>
-          <w:b w:val="0"/>
-          <w:bCs/>
-        </w:rPr>
         <w:t>Table 4.</w:t>
       </w:r>
       <w:r>
         <w:rPr>
           <w:rFonts w:hint="default"/>
-          <w:b w:val="0"/>
-          <w:bCs/>
           <w:lang w:val="en-US"/>
         </w:rPr>
         <w:t>6</w:t>
       </w:r>
       <w:r>
-        <w:rPr>
-          <w:b w:val="0"/>
-          <w:bCs/>
-        </w:rPr>
         <w:t>: System Testing of the</w:t>
       </w:r>
       <w:r>
         <w:rPr>
           <w:rFonts w:hint="default"/>
-          <w:b w:val="0"/>
-          <w:bCs/>
           <w:lang w:val="en-US"/>
         </w:rPr>
         <w:t xml:space="preserve"> MovieMagic</w:t>
       </w:r>
       <w:r>
-        <w:rPr>
-          <w:b w:val="0"/>
-          <w:bCs/>
-        </w:rPr>
         <w:tab/>
       </w:r>
       <w:r>
-        <w:rPr>
-          <w:b w:val="0"/>
-          <w:bCs/>
-        </w:rPr>
         <w:fldChar w:fldCharType="begin"/>
       </w:r>
       <w:r>
-        <w:rPr>
-          <w:b w:val="0"/>
-          <w:bCs/>
-        </w:rPr>
-        <w:instrText xml:space="preserve"> PAGEREF _Toc26487 \h </w:instrText>
-      </w:r>
-      <w:r>
-        <w:rPr>
-          <w:b w:val="0"/>
-          <w:bCs/>
-        </w:rPr>
+        <w:instrText xml:space="preserve"> PAGEREF _Toc24880 \h </w:instrText>
+      </w:r>
+      <w:r>
         <w:fldChar w:fldCharType="separate"/>
       </w:r>
       <w:r>
-        <w:rPr>
-          <w:b w:val="0"/>
-          <w:bCs/>
-        </w:rPr>
-        <w:t>30</w:t>
-      </w:r>
-      <w:r>
-        <w:rPr>
-          <w:b w:val="0"/>
-          <w:bCs/>
-        </w:rPr>
+        <w:t>32</w:t>
+      </w:r>
+      <w:r>
         <w:fldChar w:fldCharType="end"/>
       </w:r>
       <w:r>
         <w:rPr>
-          <w:b w:val="0"/>
           <w:bCs/>
           <w:szCs w:val="32"/>
         </w:rPr>
@@ -6491,7 +5963,6 @@
       </w:pPr>
       <w:r>
         <w:rPr>
-          <w:b w:val="0"/>
           <w:bCs/>
           <w:szCs w:val="32"/>
         </w:rPr>
@@ -6529,7 +6000,7 @@
           <w:numId w:val="2"/>
         </w:numPr>
       </w:pPr>
-      <w:bookmarkStart w:id="13" w:name="_Toc19919"/>
+      <w:bookmarkStart w:id="13" w:name="_Toc13520"/>
       <w:r>
         <w:t>Introduction</w:t>
       </w:r>
@@ -6542,7 +6013,7 @@
       <w:r>
         <w:t xml:space="preserve"> </w:t>
       </w:r>
-      <w:bookmarkStart w:id="14" w:name="_Toc6973"/>
+      <w:bookmarkStart w:id="14" w:name="_Toc27010"/>
       <w:r>
         <w:t>Introduction</w:t>
       </w:r>
@@ -6560,7 +6031,7 @@
       <w:pPr>
         <w:pStyle w:val="3"/>
       </w:pPr>
-      <w:bookmarkStart w:id="15" w:name="_Toc18337"/>
+      <w:bookmarkStart w:id="15" w:name="_Toc31422"/>
       <w:r>
         <w:t>Problem Statement</w:t>
       </w:r>
@@ -6579,7 +6050,7 @@
         <w:pStyle w:val="3"/>
         <w:bidi w:val="0"/>
       </w:pPr>
-      <w:bookmarkStart w:id="16" w:name="_Toc3421"/>
+      <w:bookmarkStart w:id="16" w:name="_Toc8964"/>
       <w:r>
         <w:t>Objective</w:t>
       </w:r>
@@ -6646,94 +6117,276 @@
     </w:p>
     <w:p>
       <w:pPr>
+        <w:pStyle w:val="3"/>
+      </w:pPr>
+      <w:bookmarkStart w:id="17" w:name="_Toc6258"/>
+      <w:r>
+        <w:t>Scope and Limitation</w:t>
+      </w:r>
+      <w:bookmarkEnd w:id="17"/>
+    </w:p>
+    <w:p>
+      <w:pPr>
+        <w:pStyle w:val="4"/>
+        <w:ind w:left="420" w:leftChars="0"/>
+        <w:jc w:val="both"/>
+      </w:pPr>
+      <w:bookmarkStart w:id="18" w:name="_Toc9946"/>
+      <w:r>
+        <w:t>Scope</w:t>
+      </w:r>
+      <w:bookmarkEnd w:id="18"/>
+    </w:p>
+    <w:p>
+      <w:pPr>
         <w:numPr>
           <w:ilvl w:val="0"/>
-          <w:numId w:val="3"/>
+          <w:numId w:val="4"/>
         </w:numPr>
-        <w:spacing w:line="360" w:lineRule="auto"/>
-        <w:jc w:val="left"/>
-      </w:pPr>
-      <w:r>
-        <w:t>To offer a simple and fast search system that helps users find movies quickly.</w:t>
+        <w:ind w:left="1260" w:leftChars="0" w:hanging="420" w:firstLineChars="0"/>
+        <w:rPr>
+          <w:rFonts w:hint="default"/>
+          <w:lang w:val="en-US"/>
+        </w:rPr>
+      </w:pPr>
+      <w:r>
+        <w:rPr>
+          <w:rFonts w:hint="default"/>
+          <w:lang w:val="en-US"/>
+        </w:rPr>
+        <w:t>Integrate the platform with legal streaming services to enable direct viewing of movies.</w:t>
       </w:r>
     </w:p>
     <w:p>
       <w:pPr>
         <w:numPr>
           <w:ilvl w:val="0"/>
-          <w:numId w:val="3"/>
+          <w:numId w:val="4"/>
         </w:numPr>
-        <w:spacing w:line="360" w:lineRule="auto"/>
-        <w:jc w:val="left"/>
-      </w:pPr>
-      <w:r>
-        <w:t>To</w:t>
-      </w:r>
-      <w:r>
-        <w:rPr>
-          <w:rFonts w:hint="default"/>
-          <w:lang w:val="en-US"/>
-        </w:rPr>
-        <w:t xml:space="preserve"> </w:t>
-      </w:r>
-      <w:r>
-        <w:t>use real-time data from reliable sources to keep movie information accurate and up-to-date.</w:t>
+        <w:ind w:left="1260" w:leftChars="0" w:hanging="420" w:firstLineChars="0"/>
+        <w:rPr>
+          <w:rFonts w:hint="default"/>
+          <w:lang w:val="en-US"/>
+        </w:rPr>
+      </w:pPr>
+      <w:r>
+        <w:rPr>
+          <w:rFonts w:hint="default"/>
+          <w:lang w:val="en-US"/>
+        </w:rPr>
+        <w:t>Enhance the AI chatbot to suggest movies based on user mood, preferences, and chat input using natural language.</w:t>
+      </w:r>
+    </w:p>
+    <w:p>
+      <w:pPr>
+        <w:numPr>
+          <w:ilvl w:val="0"/>
+          <w:numId w:val="4"/>
+        </w:numPr>
+        <w:ind w:left="1260" w:leftChars="0" w:hanging="420" w:firstLineChars="0"/>
+        <w:rPr>
+          <w:rFonts w:hint="default"/>
+          <w:lang w:val="en-US"/>
+        </w:rPr>
+      </w:pPr>
+      <w:r>
+        <w:rPr>
+          <w:rFonts w:hint="default"/>
+          <w:lang w:val="en-US"/>
+        </w:rPr>
+        <w:t>Add voice search functionality for easier navigation, especially on mobile devices.</w:t>
+      </w:r>
+    </w:p>
+    <w:p>
+      <w:pPr>
+        <w:numPr>
+          <w:ilvl w:val="0"/>
+          <w:numId w:val="4"/>
+        </w:numPr>
+        <w:ind w:left="1260" w:leftChars="0" w:hanging="420" w:firstLineChars="0"/>
+        <w:rPr>
+          <w:rFonts w:hint="default"/>
+          <w:lang w:val="en-US"/>
+        </w:rPr>
+      </w:pPr>
+      <w:r>
+        <w:rPr>
+          <w:rFonts w:hint="default"/>
+          <w:lang w:val="en-US"/>
+        </w:rPr>
+        <w:t>Provide in-app notifications for upcoming movie releases based on user interests.</w:t>
+      </w:r>
+    </w:p>
+    <w:p>
+      <w:pPr>
+        <w:numPr>
+          <w:ilvl w:val="0"/>
+          <w:numId w:val="4"/>
+        </w:numPr>
+        <w:ind w:left="1260" w:leftChars="0" w:hanging="420" w:firstLineChars="0"/>
+        <w:rPr>
+          <w:rFonts w:hint="default"/>
+          <w:lang w:val="en-US"/>
+        </w:rPr>
+      </w:pPr>
+      <w:r>
+        <w:rPr>
+          <w:rFonts w:hint="default"/>
+          <w:lang w:val="en-US"/>
+        </w:rPr>
+        <w:t>Allow users to save recommended movies for offline access in low-connectivity areas.</w:t>
+      </w:r>
+    </w:p>
+    <w:p>
+      <w:pPr>
+        <w:numPr>
+          <w:ilvl w:val="0"/>
+          <w:numId w:val="4"/>
+        </w:numPr>
+        <w:ind w:left="1260" w:leftChars="0" w:hanging="420" w:firstLineChars="0"/>
+        <w:rPr>
+          <w:rFonts w:hint="default"/>
+          <w:lang w:val="en-US"/>
+        </w:rPr>
+      </w:pPr>
+      <w:r>
+        <w:rPr>
+          <w:rFonts w:hint="default"/>
+          <w:lang w:val="en-US"/>
+        </w:rPr>
+        <w:t>Enable cloud storage integration to upload and manage movie data directly from the database.</w:t>
+      </w:r>
+    </w:p>
+    <w:p>
+      <w:pPr>
+        <w:numPr>
+          <w:ilvl w:val="0"/>
+          <w:numId w:val="4"/>
+        </w:numPr>
+        <w:ind w:left="1260" w:leftChars="0" w:hanging="420" w:firstLineChars="0"/>
+        <w:rPr>
+          <w:rFonts w:hint="default"/>
+          <w:lang w:val="en-US"/>
+        </w:rPr>
+      </w:pPr>
+      <w:r>
+        <w:rPr>
+          <w:rFonts w:hint="default"/>
+          <w:lang w:val="en-US"/>
+        </w:rPr>
+        <w:t>Improve localization by supporting multilingual recommendations and subtitles.</w:t>
+      </w:r>
+      <w:r>
+        <w:rPr>
+          <w:rFonts w:hint="default"/>
+          <w:lang w:val="en-US"/>
+        </w:rPr>
+        <w:tab/>
+        <w:t/>
+      </w:r>
+      <w:r>
+        <w:rPr>
+          <w:rFonts w:hint="default"/>
+          <w:lang w:val="en-US"/>
+        </w:rPr>
+        <w:tab/>
+      </w:r>
+    </w:p>
+    <w:p>
+      <w:pPr>
+        <w:pStyle w:val="4"/>
+        <w:ind w:left="420" w:leftChars="0"/>
+        <w:jc w:val="both"/>
+      </w:pPr>
+      <w:bookmarkStart w:id="19" w:name="_Toc17214"/>
+      <w:r>
+        <w:t>Limitation</w:t>
+      </w:r>
+      <w:bookmarkEnd w:id="19"/>
+    </w:p>
+    <w:p>
+      <w:pPr>
+        <w:numPr>
+          <w:ilvl w:val="0"/>
+          <w:numId w:val="5"/>
+        </w:numPr>
+        <w:bidi w:val="0"/>
+        <w:ind w:left="1260" w:leftChars="0" w:hanging="420" w:firstLineChars="0"/>
+        <w:jc w:val="both"/>
+      </w:pPr>
+      <w:bookmarkStart w:id="20" w:name="_Toc137529274"/>
+      <w:r>
+        <w:t xml:space="preserve">MovieMagic </w:t>
+      </w:r>
+      <w:r>
+        <w:rPr>
+          <w:rFonts w:hint="default"/>
+          <w:lang w:val="en-US"/>
+        </w:rPr>
+        <w:t>helps discover content but doesn’t support streaming or downloading.</w:t>
+      </w:r>
+    </w:p>
+    <w:p>
+      <w:pPr>
+        <w:numPr>
+          <w:ilvl w:val="0"/>
+          <w:numId w:val="5"/>
+        </w:numPr>
+        <w:bidi w:val="0"/>
+        <w:ind w:left="1260" w:leftChars="0" w:hanging="420" w:firstLineChars="0"/>
+        <w:jc w:val="both"/>
+      </w:pPr>
+      <w:r>
+        <w:t>It relies entirely on the TMDb API, so any changes there can affect its features.</w:t>
+      </w:r>
+    </w:p>
+    <w:p>
+      <w:pPr>
+        <w:numPr>
+          <w:ilvl w:val="0"/>
+          <w:numId w:val="5"/>
+        </w:numPr>
+        <w:bidi w:val="0"/>
+        <w:ind w:left="1260" w:leftChars="0" w:hanging="420" w:firstLineChars="0"/>
+        <w:jc w:val="both"/>
+      </w:pPr>
+      <w:r>
+        <w:t>Location-based trends depend on browser access, which may be inaccurate or denied.</w:t>
+      </w:r>
+    </w:p>
+    <w:p>
+      <w:pPr>
+        <w:numPr>
+          <w:ilvl w:val="0"/>
+          <w:numId w:val="5"/>
+        </w:numPr>
+        <w:bidi w:val="0"/>
+        <w:ind w:left="1260" w:leftChars="0" w:hanging="420" w:firstLineChars="0"/>
+        <w:jc w:val="both"/>
+      </w:pPr>
+      <w:r>
+        <w:t>Recommendations may not always match user preferences due to limited data.</w:t>
+      </w:r>
+    </w:p>
+    <w:p>
+      <w:pPr>
+        <w:numPr>
+          <w:ilvl w:val="0"/>
+          <w:numId w:val="5"/>
+        </w:numPr>
+        <w:bidi w:val="0"/>
+        <w:ind w:left="1260" w:leftChars="0" w:hanging="420" w:firstLineChars="0"/>
+        <w:jc w:val="both"/>
+      </w:pPr>
+      <w:r>
+        <w:t>Requires internet access; it doesn’t work offline.</w:t>
       </w:r>
     </w:p>
     <w:p>
       <w:pPr>
         <w:pStyle w:val="3"/>
       </w:pPr>
-      <w:bookmarkStart w:id="17" w:name="_Toc161"/>
-      <w:r>
-        <w:t>Scope and Limitation</w:t>
-      </w:r>
-      <w:bookmarkEnd w:id="17"/>
-    </w:p>
-    <w:p>
-      <w:pPr>
-        <w:pStyle w:val="4"/>
-      </w:pPr>
-      <w:bookmarkStart w:id="18" w:name="_Toc10715"/>
-      <w:r>
-        <w:t>Scope</w:t>
-      </w:r>
-      <w:bookmarkEnd w:id="18"/>
-    </w:p>
-    <w:p>
-      <w:pPr>
-        <w:bidi w:val="0"/>
-        <w:jc w:val="both"/>
-      </w:pPr>
-      <w:r>
-        <w:t>MovieMagic is designed to help users easily discover movies and TV shows by providing personalized recommendations using a combination of content-based and collaborative filtering. It fetches accurate and up-to-date movie information from TMDb and supports searching. The platform also highlights trending movies based on the user’s location to offer relevant regional suggestions. Accessible through web browsers on various devices, MovieMagic focuses on delivering a smooth, user-friendly experience for browsing and discovering content. However, it does not provide direct streaming or downloading of movies, concentrating instead on improving the way users find and explore films.</w:t>
-      </w:r>
-    </w:p>
-    <w:p>
-      <w:pPr>
-        <w:pStyle w:val="4"/>
-      </w:pPr>
-      <w:bookmarkStart w:id="19" w:name="_Toc29648"/>
-      <w:r>
-        <w:t>Limitation</w:t>
-      </w:r>
-      <w:bookmarkEnd w:id="19"/>
-    </w:p>
-    <w:p>
-      <w:pPr>
-        <w:bidi w:val="0"/>
-        <w:jc w:val="both"/>
-      </w:pPr>
-      <w:bookmarkStart w:id="20" w:name="_Toc137529274"/>
-      <w:r>
-        <w:t>MovieMagic focuses mainly on helping users discover movies and TV shows through recommendations and search, but it does not offer direct streaming or downloading of content. The platform depends entirely on the TMDb API for movie data, so any limitations or changes in that service can affect MovieMagic’s functionality. Location-based trending features rely on browser location services, which may not always be accurate or available if users deny permission. Additionally, the recommendation system is limited by the data it receives and may not always perfectly match user preferences. Finally, MovieMagic requires an internet connection to fetch movie information and cannot be used offline.</w:t>
-      </w:r>
-    </w:p>
-    <w:p>
-      <w:pPr>
-        <w:pStyle w:val="3"/>
-      </w:pPr>
-      <w:bookmarkStart w:id="21" w:name="_Toc6387"/>
+      <w:bookmarkStart w:id="21" w:name="_Toc7211"/>
       <w:r>
         <w:t>Development Methodology</w:t>
       </w:r>
@@ -6808,9 +6461,9 @@
         <w:pStyle w:val="13"/>
       </w:pPr>
       <w:bookmarkStart w:id="22" w:name="_Toc14573"/>
-      <w:bookmarkStart w:id="23" w:name="_Toc9867"/>
+      <w:bookmarkStart w:id="23" w:name="_Toc8346"/>
       <w:bookmarkStart w:id="24" w:name="_Toc13156"/>
-      <w:bookmarkStart w:id="25" w:name="_Toc8346"/>
+      <w:bookmarkStart w:id="25" w:name="_Toc9867"/>
       <w:r>
         <w:t xml:space="preserve">Figure </w:t>
       </w:r>
@@ -6847,12 +6500,12 @@
       <w:r>
         <w:fldChar w:fldCharType="end"/>
       </w:r>
-      <w:bookmarkStart w:id="26" w:name="_Toc24699"/>
-      <w:bookmarkStart w:id="27" w:name="_Toc30665"/>
+      <w:bookmarkStart w:id="26" w:name="_Toc30665"/>
+      <w:bookmarkStart w:id="27" w:name="_Toc10729"/>
       <w:bookmarkStart w:id="28" w:name="_Toc15672"/>
-      <w:bookmarkStart w:id="29" w:name="_Toc10729"/>
-      <w:bookmarkStart w:id="30" w:name="_Toc25016"/>
-      <w:bookmarkStart w:id="31" w:name="_Toc11831"/>
+      <w:bookmarkStart w:id="29" w:name="_Toc11831"/>
+      <w:bookmarkStart w:id="30" w:name="_Toc24699"/>
+      <w:bookmarkStart w:id="31" w:name="_Toc5099"/>
       <w:r>
         <w:t>: Waterfall Model</w:t>
       </w:r>
@@ -6871,7 +6524,7 @@
       <w:pPr>
         <w:pStyle w:val="3"/>
       </w:pPr>
-      <w:bookmarkStart w:id="32" w:name="_Toc25776"/>
+      <w:bookmarkStart w:id="32" w:name="_Toc14406"/>
       <w:r>
         <w:t>Report Organization</w:t>
       </w:r>
@@ -6880,9 +6533,10 @@
     <w:p>
       <w:pPr>
         <w:pStyle w:val="4"/>
+        <w:ind w:left="420" w:leftChars="0"/>
       </w:pPr>
       <w:bookmarkStart w:id="33" w:name="_Toc137529276"/>
-      <w:bookmarkStart w:id="34" w:name="_Toc17271"/>
+      <w:bookmarkStart w:id="34" w:name="_Toc7106"/>
       <w:r>
         <w:t>Introduction</w:t>
       </w:r>
@@ -6891,18 +6545,40 @@
     </w:p>
     <w:p>
       <w:pPr>
+        <w:ind w:firstLine="720" w:firstLineChars="0"/>
         <w:jc w:val="both"/>
       </w:pPr>
       <w:r>
-        <w:t>This chapter provides an overview of the project, including the problem it aims to solve, the project objectives, scope and limitations, and development methodology of the project.</w:t>
+        <w:t xml:space="preserve">This chapter provides an overview of the project, including the problem it aims to </w:t>
+      </w:r>
+      <w:r>
+        <w:rPr>
+          <w:rFonts w:hint="default"/>
+          <w:lang w:val="en-US"/>
+        </w:rPr>
+        <w:tab/>
+      </w:r>
+      <w:r>
+        <w:t xml:space="preserve">solve, the project objectives, scope and limitations, and development methodology </w:t>
+      </w:r>
+      <w:r>
+        <w:rPr>
+          <w:rFonts w:hint="default"/>
+          <w:lang w:val="en-US"/>
+        </w:rPr>
+        <w:tab/>
+      </w:r>
+      <w:r>
+        <w:t>of the project.</w:t>
       </w:r>
     </w:p>
     <w:p>
       <w:pPr>
         <w:pStyle w:val="4"/>
+        <w:ind w:left="420" w:leftChars="0"/>
       </w:pPr>
       <w:bookmarkStart w:id="35" w:name="_Toc137529277"/>
-      <w:bookmarkStart w:id="36" w:name="_Toc18139"/>
+      <w:bookmarkStart w:id="36" w:name="_Toc1171"/>
       <w:r>
         <w:t>Background Study and Literature Review</w:t>
       </w:r>
@@ -6911,26 +6587,50 @@
     </w:p>
     <w:p>
       <w:pPr>
+        <w:ind w:firstLine="720" w:firstLineChars="0"/>
         <w:jc w:val="both"/>
       </w:pPr>
       <w:r>
-        <w:t>This chapter focuses on study of existing systems and review of different articles studied.</w:t>
-      </w:r>
-    </w:p>
-    <w:p>
-      <w:pPr>
-        <w:jc w:val="both"/>
-      </w:pPr>
-      <w:r>
-        <w:t>It also explores the underlying concepts and principles that informed the development of the system.</w:t>
+        <w:t xml:space="preserve">This chapter focuses on study of existing systems and review of different articles </w:t>
+      </w:r>
+      <w:r>
+        <w:rPr>
+          <w:rFonts w:hint="default"/>
+          <w:lang w:val="en-US"/>
+        </w:rPr>
+        <w:tab/>
+      </w:r>
+      <w:r>
+        <w:t>studied.</w:t>
+      </w:r>
+      <w:r>
+        <w:rPr>
+          <w:rFonts w:hint="default"/>
+          <w:lang w:val="en-US"/>
+        </w:rPr>
+        <w:t xml:space="preserve"> </w:t>
+      </w:r>
+      <w:r>
+        <w:t xml:space="preserve">It also explores the underlying concepts and principles that informed the </w:t>
+      </w:r>
+      <w:r>
+        <w:rPr>
+          <w:rFonts w:hint="default"/>
+          <w:lang w:val="en-US"/>
+        </w:rPr>
+        <w:tab/>
+      </w:r>
+      <w:r>
+        <w:t>development of the system.</w:t>
       </w:r>
     </w:p>
     <w:p>
       <w:pPr>
         <w:pStyle w:val="4"/>
+        <w:ind w:left="420" w:leftChars="0"/>
       </w:pPr>
       <w:bookmarkStart w:id="37" w:name="_Toc137529278"/>
-      <w:bookmarkStart w:id="38" w:name="_Toc27769"/>
+      <w:bookmarkStart w:id="38" w:name="_Toc8260"/>
       <w:r>
         <w:t>System Analysis and Design</w:t>
       </w:r>
@@ -6939,18 +6639,50 @@
     </w:p>
     <w:p>
       <w:pPr>
+        <w:ind w:firstLine="720" w:firstLineChars="0"/>
         <w:jc w:val="both"/>
       </w:pPr>
       <w:r>
-        <w:t>This chapter covers the project's requirements analysis, feasibility assessment, and design. System Models as Data Model, Process Model and Flowcharts, functionality analysis and System Designs as Architecture Design, Database Schema Design, Interface Design and Physical DFD are all included.</w:t>
+        <w:t xml:space="preserve">This chapter covers the project's requirements analysis, feasibility assessment, and </w:t>
+      </w:r>
+      <w:r>
+        <w:rPr>
+          <w:rFonts w:hint="default"/>
+          <w:lang w:val="en-US"/>
+        </w:rPr>
+        <w:tab/>
+      </w:r>
+      <w:r>
+        <w:t xml:space="preserve">design. System Models as Data Model, Process Model and Flowcharts, </w:t>
+      </w:r>
+      <w:r>
+        <w:rPr>
+          <w:rFonts w:hint="default"/>
+          <w:lang w:val="en-US"/>
+        </w:rPr>
+        <w:tab/>
+      </w:r>
+      <w:r>
+        <w:t xml:space="preserve">functionality analysis and System Designs as Architecture Design, Database </w:t>
+      </w:r>
+      <w:r>
+        <w:rPr>
+          <w:rFonts w:hint="default"/>
+          <w:lang w:val="en-US"/>
+        </w:rPr>
+        <w:tab/>
+      </w:r>
+      <w:r>
+        <w:t>Schema Design, Interface Design and Physical DFD are all included.</w:t>
       </w:r>
     </w:p>
     <w:p>
       <w:pPr>
         <w:pStyle w:val="4"/>
+        <w:ind w:left="420" w:leftChars="0"/>
       </w:pPr>
       <w:bookmarkStart w:id="39" w:name="_Toc137529279"/>
-      <w:bookmarkStart w:id="40" w:name="_Toc32623"/>
+      <w:bookmarkStart w:id="40" w:name="_Toc23279"/>
       <w:r>
         <w:t>Implementation and Testing</w:t>
       </w:r>
@@ -6959,18 +6691,30 @@
     </w:p>
     <w:p>
       <w:pPr>
+        <w:ind w:firstLine="720" w:firstLineChars="0"/>
         <w:jc w:val="both"/>
       </w:pPr>
       <w:r>
-        <w:t>This chapter provides details on the project's implementation, the software and tools used, and the types of testing conducted.</w:t>
+        <w:t xml:space="preserve">This chapter provides details on the project's implementation, the software and </w:t>
+      </w:r>
+      <w:r>
+        <w:rPr>
+          <w:rFonts w:hint="default"/>
+          <w:lang w:val="en-US"/>
+        </w:rPr>
+        <w:tab/>
+      </w:r>
+      <w:r>
+        <w:t>tools used, and the types of testing conducted.</w:t>
       </w:r>
     </w:p>
     <w:p>
       <w:pPr>
         <w:pStyle w:val="4"/>
+        <w:ind w:left="420" w:leftChars="0"/>
       </w:pPr>
       <w:bookmarkStart w:id="41" w:name="_Toc137529280"/>
-      <w:bookmarkStart w:id="42" w:name="_Toc16784"/>
+      <w:bookmarkStart w:id="42" w:name="_Toc4391"/>
       <w:r>
         <w:t>Conclusion and Future Recommendations</w:t>
       </w:r>
@@ -6978,8 +6722,21 @@
       <w:bookmarkEnd w:id="42"/>
     </w:p>
     <w:p>
-      <w:r>
-        <w:t>This chapter discusses the project's potential outcomes and summarizes the main findings. It also provides recommendations for future work</w:t>
+      <w:pPr>
+        <w:ind w:firstLine="720" w:firstLineChars="0"/>
+      </w:pPr>
+      <w:r>
+        <w:t xml:space="preserve">This chapter discusses the project's potential outcomes and summarizes the main </w:t>
+      </w:r>
+      <w:r>
+        <w:rPr>
+          <w:rFonts w:hint="default"/>
+          <w:lang w:val="en-US"/>
+        </w:rPr>
+        <w:tab/>
+      </w:r>
+      <w:r>
+        <w:t>findings. It also provides recommendations for future work</w:t>
       </w:r>
     </w:p>
     <w:p>
@@ -6991,7 +6748,7 @@
       <w:pPr>
         <w:pStyle w:val="2"/>
       </w:pPr>
-      <w:bookmarkStart w:id="43" w:name="_Toc14035"/>
+      <w:bookmarkStart w:id="43" w:name="_Toc19846"/>
       <w:r>
         <w:t>Background Study and Literature Review</w:t>
       </w:r>
@@ -7005,7 +6762,7 @@
       <w:r>
         <w:t xml:space="preserve"> </w:t>
       </w:r>
-      <w:bookmarkStart w:id="45" w:name="_Toc24072"/>
+      <w:bookmarkStart w:id="45" w:name="_Toc1607"/>
       <w:r>
         <w:t>Background Study</w:t>
       </w:r>
@@ -7021,112 +6778,109 @@
       <w:r>
         <w:t>With the rise of streaming services, people have more movies and TV shows to choose from than ever before. While this gives viewers many options, it also makes it harder to find movies they really want to watch. Many platforms offer recommendations, but these are often not personalized enough or don’t consider what’s popular nearby. To solve this, MovieMagic was created to help users find movies and shows that match their tastes using smart recommendation methods. By combining information about what users like and what similar viewers enjoy, along with trending movies based on location, MovieMagic aims to make movie discovery easier and more fun. The platform uses data from TMDb, a popular movie database, to keep information accurate and up-to-date. Overall, MovieMagic addresses the challenge of finding the right content quickly in a growing sea of entertainment options.</w:t>
       </w:r>
+      <w:bookmarkEnd w:id="46"/>
     </w:p>
     <w:p>
       <w:pPr>
         <w:pStyle w:val="3"/>
       </w:pPr>
-      <w:r>
-        <w:t xml:space="preserve"> </w:t>
-      </w:r>
-      <w:bookmarkStart w:id="47" w:name="_Toc26012"/>
-      <w:r>
-        <w:t>Study of Existing Systems</w:t>
+      <w:bookmarkStart w:id="47" w:name="_Toc12697"/>
+      <w:r>
+        <w:t>Literature Review</w:t>
       </w:r>
       <w:bookmarkEnd w:id="47"/>
     </w:p>
-    <w:bookmarkEnd w:id="46"/>
-    <w:p>
-      <w:pPr>
-        <w:bidi w:val="0"/>
-        <w:jc w:val="both"/>
-      </w:pPr>
-      <w:r>
-        <w:t>Popular movie streaming platforms like Netflix, Amazon Prime Video, and Disney+ offer vast libraries of movies and shows with built-in recommendation systems. However, many of these platforms primarily use either content-based filtering or collaborative filtering alone, which sometimes limits the accuracy of their suggestions. For example, Netflix relies heavily on collaborative filtering but may not always consider a user’s local trends or preferences in-depth. Additionally, websites like IMDb and TMDb provide extensive movie information and user ratings but don’t offer personalized recommendations or location-based trending features. The search functions on these sites can sometimes be slow or complex, making it hard for users to find specific content quickly. MovieMagic improves on these systems by combining both content-based and collaborative filtering for better personalized recommendations, integrating location-based trending to highlight popular local movies, and implementing a fast and simple search system to enhance user experience.</w:t>
-      </w:r>
+    <w:p>
+      <w:pPr>
+        <w:rPr/>
+      </w:pPr>
+      <w:bookmarkStart w:id="48" w:name="_Hlk193944042"/>
+      <w:r>
+        <w:t>The effectiveness of hybrid recommendation systems—particularly those that integrate content-based filtering (CBF) and collaborative filtering (CF)—has been extensively studied in recent years, as they are proven to enhance recommendation accuracy and user satisfaction. Geetha et al. [1] showed that combining user-based and item-based CF with content-based techniques significantly improved the precision and recall of recommendations. Similarly, Li and Li [2] introduced a hybrid model using artificial neural networks to merge CBF and CF, resulting in better prediction quality compared to standalone methods. These models are particularly useful in addressing common challenges such as data sparsity and the cold-start problem.</w:t>
+      </w:r>
+    </w:p>
+    <w:p>
+      <w:pPr>
+        <w:rPr/>
+      </w:pPr>
+      <w:r>
+        <w:t>To further address cold-start limitations, advanced approaches such as graph-based hybrid models and meta-learning frameworks have been developed. Du et al. [3] proposed MetaKG, a system that utilizes knowledge graphs to understand user-item relationships, enabling accurate predictions for new users and items. Zheng et al. [4] similarly addressed the cold-start issue through a meta-learning-based sequential recommendation model (Mecos), which effectively captured user preferences from minimal interaction history.</w:t>
+      </w:r>
+    </w:p>
+    <w:p>
+      <w:pPr>
+        <w:rPr/>
+      </w:pPr>
+      <w:r>
+        <w:t>MovieMagic builds upon these foundations by implementing a hybrid recommendation approach that combines CBF and CF to deliver personalized suggestions. Content-based filtering uses metadata such as genres, language, and tags, while collaborative filtering leverages user behavior such as ratings and watch history. This hybrid model is supported by real-time filtering mechanisms to improve dynamic search experiences.</w:t>
+      </w:r>
+    </w:p>
+    <w:p>
+      <w:pPr>
+        <w:rPr/>
+      </w:pPr>
+      <w:r>
+        <w:t>The inclusion of location-aware recommendations is another crucial element. Madadipouya [5] introduced a model that enhances recommendation relevance using users’ geographical locations. MovieMagic applies this concept by incorporating geolocation-based trending suggestions, calculated using the Haversine formula to determine the spherical distance between the user's location and trending content sources. This enables the platform to present regionally popular films, enhancing personalization through geographic context. The LARS system developed by Microsoft Research also demonstrated how incorporating location data into recommender systems significantly boosts scalability and accuracy [6].</w:t>
+      </w:r>
+    </w:p>
+    <w:p>
+      <w:pPr>
+        <w:rPr/>
+      </w:pPr>
+      <w:r>
+        <w:t>Real-time recommendation and search capabilities are essential for modern multimedia applications. Dynamic Graph Collaborative Filtering (DGCF), proposed by Li et al. [7], leverages dynamic user-item graphs to update recommendations as user interactions change over time, ensuring that the suggestions are timely and relevant. Similarly, persona-based user modeling integrated with deep neural networks has demonstrated improved accuracy and responsiveness in real-time environments [8].</w:t>
+      </w:r>
+    </w:p>
+    <w:p>
+      <w:pPr>
+        <w:rPr/>
+      </w:pPr>
+      <w:r>
+        <w:t>Several movie discovery platforms highlight practical implementations of these research outcomes. FilmQuest, developed with React and Node.js, features dynamic search and filtering based on real-time API data, aligning closely with the architecture of MovieMagic [9]. Another platform, MovieVault, built with Next.js 14, integrates real-time search, bookmarking, and detailed movie metadata, showcasing the utility of hybrid filtering systems and live content updates [10].</w:t>
+      </w:r>
+    </w:p>
+    <w:p>
+      <w:pPr>
+        <w:rPr/>
+      </w:pPr>
+      <w:r>
+        <w:t>MovieMagic combines these research-driven innovations into a functional application that not only recommends movies based on user behavior and preferences but also considers geographic location and real-time interactions. Through the use of the TMDb API, Haversine formula, and hybrid filtering techniques, the platform ensures an adaptive, personalized, and engaging discovery experience. The effectiveness of this approach aligns well with the trends and findings in recent literature, making MovieMagic a practical and research-supported solution in the domain of intelligent multimedia recommendation systems.</w:t>
+      </w:r>
+    </w:p>
+    <w:p>
+      <w:r>
+        <w:br w:type="page"/>
+      </w:r>
+    </w:p>
+    <w:p>
+      <w:pPr>
+        <w:pStyle w:val="2"/>
+      </w:pPr>
+      <w:bookmarkStart w:id="49" w:name="_Toc4434"/>
+      <w:r>
+        <w:t>System Analysis and Design</w:t>
+      </w:r>
+      <w:bookmarkEnd w:id="49"/>
     </w:p>
     <w:p>
       <w:pPr>
         <w:pStyle w:val="3"/>
       </w:pPr>
-      <w:bookmarkStart w:id="48" w:name="_Toc24757"/>
-      <w:r>
-        <w:t>Literature Review</w:t>
-      </w:r>
-      <w:bookmarkEnd w:id="48"/>
-    </w:p>
-    <w:p>
-      <w:pPr>
-        <w:jc w:val="both"/>
-      </w:pPr>
-      <w:bookmarkStart w:id="49" w:name="_Hlk193944042"/>
-      <w:r>
-        <w:t>The effectiveness of hybrid recommendation systems, which combine content-based and collaborative filtering techniques, has been extensively researched to improve recommendation accuracy and user satisfaction. Geetha et al. [1] demonstrated that integrating user-based and item-based collaborative filtering with content-based approaches significantly enhances the precision and recall of recommendations. Similarly, graph-based hybrid models that incorporate user demographics and location information have been shown to address the cold-start problem effectively, thereby improving recommendation quality [2].</w:t>
-      </w:r>
-    </w:p>
-    <w:p>
-      <w:pPr>
-        <w:jc w:val="both"/>
-      </w:pPr>
-      <w:r>
-        <w:t>In addition to hybrid filtering, location-aware recommendation systems have gained importance in providing personalized content. Madadipouya [3] proposed a location-based movie recommender that leverages users’ geographical data to enhance recommendation relevance. Furthermore, the Location-Aware Recommender System (LARS) developed by Microsoft Research efficiently generates scalable and accurate location-based recommendations, reinforcing the value of geographic context in content suggestion [4].</w:t>
-      </w:r>
-    </w:p>
-    <w:p>
-      <w:pPr>
-        <w:jc w:val="both"/>
-      </w:pPr>
-      <w:r>
-        <w:t>Real-time search and filtering mechanisms are critical for enhancing user experience in dynamic multimedia platforms. Recent advancements in real-time collaborative filtering have been employed to refine video search recommendations by analyzing user interaction patterns to predict content preferences more accurately [5]. Moreover, the integration of persona-based user modeling with deep learning algorithms has shown significant improvements in addressing issues such as cold start while maintaining high recommendation accuracy in real-time environments [6].</w:t>
-      </w:r>
-    </w:p>
-    <w:p>
-      <w:pPr>
-        <w:jc w:val="both"/>
-      </w:pPr>
-      <w:r>
-        <w:t>Several existing movie discovery platforms exemplify the application of these advanced techniques. FilmQuest, developed using React and Node.js, features dynamic movie search, filtering, and browsing capabilities powered by real-time data from movie APIs [7]. Similarly, MovieVault, built with Next.js 14, offers features like real-time search, bookmarking, and detailed movie information, highlighting practical implementations of hybrid recommendation systems and optimized search filtering [8].</w:t>
-      </w:r>
-    </w:p>
-    <w:p>
-      <w:pPr>
-        <w:jc w:val="both"/>
-      </w:pPr>
-    </w:p>
-    <w:p>
-      <w:r>
-        <w:br w:type="page"/>
-      </w:r>
-    </w:p>
-    <w:p>
-      <w:pPr>
-        <w:pStyle w:val="2"/>
-      </w:pPr>
-      <w:bookmarkStart w:id="50" w:name="_Toc23964"/>
-      <w:r>
-        <w:t>System Analysis and Design</w:t>
+      <w:bookmarkStart w:id="50" w:name="_Toc26060"/>
+      <w:r>
+        <w:t>System Analysis</w:t>
       </w:r>
       <w:bookmarkEnd w:id="50"/>
     </w:p>
     <w:p>
       <w:pPr>
-        <w:pStyle w:val="3"/>
-      </w:pPr>
-      <w:bookmarkStart w:id="51" w:name="_Toc28997"/>
-      <w:r>
-        <w:t>System Analysis</w:t>
+        <w:pStyle w:val="4"/>
+      </w:pPr>
+      <w:bookmarkStart w:id="51" w:name="_Toc863"/>
+      <w:r>
+        <w:t>Requirement Analysis</w:t>
       </w:r>
       <w:bookmarkEnd w:id="51"/>
-    </w:p>
-    <w:p>
-      <w:pPr>
-        <w:pStyle w:val="4"/>
-      </w:pPr>
-      <w:bookmarkStart w:id="52" w:name="_Toc22621"/>
-      <w:r>
-        <w:t>Requirement Analysis</w:t>
-      </w:r>
-      <w:bookmarkEnd w:id="52"/>
     </w:p>
     <w:p>
       <w:pPr>
@@ -7205,10 +6959,10 @@
           <w:lang w:val="en-US"/>
         </w:rPr>
       </w:pPr>
-      <w:bookmarkStart w:id="53" w:name="_Toc29615"/>
-      <w:bookmarkStart w:id="54" w:name="_Toc28280"/>
-      <w:bookmarkStart w:id="55" w:name="_Toc14471"/>
-      <w:bookmarkStart w:id="56" w:name="_Toc19654"/>
+      <w:bookmarkStart w:id="52" w:name="_Toc28280"/>
+      <w:bookmarkStart w:id="53" w:name="_Toc14471"/>
+      <w:bookmarkStart w:id="54" w:name="_Toc29615"/>
+      <w:bookmarkStart w:id="55" w:name="_Toc19654"/>
       <w:r>
         <w:t xml:space="preserve">Figure </w:t>
       </w:r>
@@ -7245,12 +6999,12 @@
       <w:r>
         <w:fldChar w:fldCharType="end"/>
       </w:r>
-      <w:bookmarkStart w:id="57" w:name="_Toc31203"/>
-      <w:bookmarkStart w:id="58" w:name="_Toc11268"/>
-      <w:bookmarkStart w:id="59" w:name="_Toc18669"/>
-      <w:bookmarkStart w:id="60" w:name="_Toc17165"/>
-      <w:bookmarkStart w:id="61" w:name="_Toc22402"/>
-      <w:bookmarkStart w:id="62" w:name="_Toc17872"/>
+      <w:bookmarkStart w:id="56" w:name="_Toc31203"/>
+      <w:bookmarkStart w:id="57" w:name="_Toc18669"/>
+      <w:bookmarkStart w:id="58" w:name="_Toc17165"/>
+      <w:bookmarkStart w:id="59" w:name="_Toc17872"/>
+      <w:bookmarkStart w:id="60" w:name="_Toc11268"/>
+      <w:bookmarkStart w:id="61" w:name="_Toc32387"/>
       <w:r>
         <w:t xml:space="preserve">: Use Case Diagram of </w:t>
       </w:r>
@@ -7261,6 +7015,7 @@
         </w:rPr>
         <w:t>MovieMagic</w:t>
       </w:r>
+      <w:bookmarkEnd w:id="52"/>
       <w:bookmarkEnd w:id="53"/>
       <w:bookmarkEnd w:id="54"/>
       <w:bookmarkEnd w:id="55"/>
@@ -7270,7 +7025,6 @@
       <w:bookmarkEnd w:id="59"/>
       <w:bookmarkEnd w:id="60"/>
       <w:bookmarkEnd w:id="61"/>
-      <w:bookmarkEnd w:id="62"/>
     </w:p>
     <w:p>
       <w:pPr>
@@ -7285,241 +7039,6 @@
     <w:p>
       <w:r>
         <w:t>The use case diagram in previous page specifies the basic operations a user can perform in the proposed system</w:t>
-      </w:r>
-    </w:p>
-    <w:p>
-      <w:pPr>
-        <w:numPr>
-          <w:ilvl w:val="0"/>
-          <w:numId w:val="4"/>
-        </w:numPr>
-        <w:jc w:val="both"/>
-      </w:pPr>
-      <w:r>
-        <w:t>A new account creation feature with a username</w:t>
-      </w:r>
-      <w:r>
-        <w:rPr>
-          <w:rFonts w:hint="default"/>
-          <w:lang w:val="en-US"/>
-        </w:rPr>
-        <w:t>, email and</w:t>
-      </w:r>
-      <w:r>
-        <w:t xml:space="preserve"> password is required.</w:t>
-      </w:r>
-    </w:p>
-    <w:p>
-      <w:pPr>
-        <w:numPr>
-          <w:ilvl w:val="0"/>
-          <w:numId w:val="4"/>
-        </w:numPr>
-        <w:jc w:val="both"/>
-      </w:pPr>
-      <w:r>
-        <w:t>With their username and password, users must be able to access their accounts.</w:t>
-      </w:r>
-    </w:p>
-    <w:p>
-      <w:pPr>
-        <w:numPr>
-          <w:ilvl w:val="0"/>
-          <w:numId w:val="5"/>
-        </w:numPr>
-        <w:jc w:val="both"/>
-      </w:pPr>
-      <w:r>
-        <w:t>Users with wrong username will neither be validated nor allowed to login.</w:t>
-      </w:r>
-    </w:p>
-    <w:p>
-      <w:pPr>
-        <w:numPr>
-          <w:ilvl w:val="0"/>
-          <w:numId w:val="5"/>
-        </w:numPr>
-        <w:jc w:val="both"/>
-      </w:pPr>
-      <w:r>
-        <w:t>Users with correct credentials must be able to perform CRUD (Creation, Retrieve, Update and Delete) operation on the entries</w:t>
-      </w:r>
-      <w:r>
-        <w:rPr>
-          <w:rFonts w:hint="default"/>
-          <w:lang w:val="en-US"/>
-        </w:rPr>
-        <w:t xml:space="preserve"> (Contact Support, Profile Info, Watch History and Account)</w:t>
-      </w:r>
-      <w:r>
-        <w:t xml:space="preserve">. </w:t>
-      </w:r>
-    </w:p>
-    <w:p>
-      <w:pPr>
-        <w:numPr>
-          <w:ilvl w:val="0"/>
-          <w:numId w:val="5"/>
-        </w:numPr>
-        <w:jc w:val="both"/>
-      </w:pPr>
-      <w:r>
-        <w:t xml:space="preserve">The site </w:t>
-      </w:r>
-      <w:r>
-        <w:rPr>
-          <w:rFonts w:hint="default"/>
-          <w:lang w:val="en-US"/>
-        </w:rPr>
-        <w:t>should</w:t>
-      </w:r>
-      <w:r>
-        <w:t xml:space="preserve"> be able to </w:t>
-      </w:r>
-      <w:r>
-        <w:rPr>
-          <w:rFonts w:hint="default"/>
-          <w:lang w:val="en-US"/>
-        </w:rPr>
-        <w:t>s</w:t>
-      </w:r>
-      <w:r>
-        <w:t>tream movies/TV shows from the</w:t>
-      </w:r>
-      <w:r>
-        <w:rPr>
-          <w:rFonts w:hint="default"/>
-        </w:rPr>
-        <w:t> catalog</w:t>
-      </w:r>
-      <w:r>
-        <w:rPr>
-          <w:rFonts w:hint="default"/>
-          <w:lang w:val="en-US"/>
-        </w:rPr>
-        <w:t>, bookmark movies/TV shows for later viewing, auto-saves progress in watch history</w:t>
-      </w:r>
-      <w:r>
-        <w:t>.</w:t>
-      </w:r>
-    </w:p>
-    <w:p>
-      <w:pPr>
-        <w:numPr>
-          <w:ilvl w:val="0"/>
-          <w:numId w:val="5"/>
-        </w:numPr>
-        <w:jc w:val="both"/>
-      </w:pPr>
-      <w:r>
-        <w:t xml:space="preserve">Each </w:t>
-      </w:r>
-      <w:r>
-        <w:rPr>
-          <w:rFonts w:hint="default"/>
-          <w:lang w:val="en-US"/>
-        </w:rPr>
-        <w:t>watch history l</w:t>
-      </w:r>
-      <w:r>
-        <w:t>ists all</w:t>
-      </w:r>
-      <w:r>
-        <w:rPr>
-          <w:rFonts w:hint="default"/>
-        </w:rPr>
-        <w:t> watched content with timestamps.</w:t>
-      </w:r>
-    </w:p>
-    <w:p>
-      <w:pPr>
-        <w:numPr>
-          <w:ilvl w:val="0"/>
-          <w:numId w:val="5"/>
-        </w:numPr>
-        <w:jc w:val="both"/>
-      </w:pPr>
-      <w:r>
-        <w:t xml:space="preserve">The site should include </w:t>
-      </w:r>
-      <w:r>
-        <w:rPr>
-          <w:rFonts w:hint="default"/>
-          <w:lang w:val="en-US"/>
-        </w:rPr>
-        <w:t>o</w:t>
-      </w:r>
-      <w:r>
-        <w:t>ption to</w:t>
-      </w:r>
-      <w:r>
-        <w:rPr>
-          <w:rFonts w:hint="default"/>
-        </w:rPr>
-        <w:t> remove entries</w:t>
-      </w:r>
-      <w:r>
-        <w:rPr>
-          <w:rFonts w:hint="default"/>
-          <w:lang w:val="en-US"/>
-        </w:rPr>
-        <w:t xml:space="preserve"> of watch history</w:t>
-      </w:r>
-      <w:r>
-        <w:t>.</w:t>
-      </w:r>
-    </w:p>
-    <w:p>
-      <w:pPr>
-        <w:keepNext/>
-        <w:numPr>
-          <w:ilvl w:val="0"/>
-          <w:numId w:val="5"/>
-        </w:numPr>
-        <w:jc w:val="both"/>
-      </w:pPr>
-      <w:r>
-        <w:t xml:space="preserve">Users should be able </w:t>
-      </w:r>
-      <w:r>
-        <w:rPr>
-          <w:rFonts w:hint="default"/>
-          <w:lang w:val="en-US"/>
-        </w:rPr>
-        <w:t>s</w:t>
-      </w:r>
-      <w:r>
-        <w:t>ecurely ends the</w:t>
-      </w:r>
-      <w:r>
-        <w:rPr>
-          <w:rFonts w:hint="default"/>
-        </w:rPr>
-        <w:t> user session</w:t>
-      </w:r>
-      <w:r>
-        <w:t>.</w:t>
-      </w:r>
-      <w:bookmarkEnd w:id="49"/>
-      <w:r>
-        <w:fldChar w:fldCharType="begin"/>
-      </w:r>
-      <w:r>
-        <w:instrText xml:space="preserve">HYPERLINK "https://viewer.diagrams.net/?tags=%7B%7D&amp;highlight=0000ff&amp;edit=_blank&amp;layers=1&amp;nav=1&amp;title=GitPass.drawio" \l "Uhttps%3A%2F%2Fdrive.google.com%2Fuc%3Fid%3D1E7y98-vr-dIPOv_xKlNOeTsmVWm3caGa%26export%3Ddownload" \h</w:instrText>
-      </w:r>
-      <w:r>
-        <w:fldChar w:fldCharType="separate"/>
-      </w:r>
-      <w:r>
-        <w:fldChar w:fldCharType="end"/>
-      </w:r>
-    </w:p>
-    <w:p>
-      <w:pPr>
-        <w:pStyle w:val="5"/>
-      </w:pPr>
-      <w:r>
-        <w:t>Non-Functional Requirements</w:t>
       </w:r>
     </w:p>
     <w:p>
@@ -7531,7 +7050,17 @@
         <w:jc w:val="both"/>
       </w:pPr>
       <w:r>
-        <w:t>It should work on phones, tablets, and computers.</w:t>
+        <w:t>A new account creation feature with a username</w:t>
+      </w:r>
+      <w:r>
+        <w:rPr>
+          <w:rFonts w:hint="default"/>
+          <w:lang w:val="en-US"/>
+        </w:rPr>
+        <w:t>, email and</w:t>
+      </w:r>
+      <w:r>
+        <w:t xml:space="preserve"> password is required.</w:t>
       </w:r>
     </w:p>
     <w:p>
@@ -7543,66 +7072,291 @@
         <w:jc w:val="both"/>
       </w:pPr>
       <w:r>
-        <w:t>User data must be kept safe and private at all times.</w:t>
+        <w:t>With their username and password, users must be able to access their accounts.</w:t>
       </w:r>
     </w:p>
     <w:p>
       <w:pPr>
         <w:numPr>
           <w:ilvl w:val="0"/>
-          <w:numId w:val="6"/>
+          <w:numId w:val="7"/>
         </w:numPr>
         <w:jc w:val="both"/>
       </w:pPr>
       <w:r>
-        <w:t>The site should be easy to use and understand for everyone.</w:t>
+        <w:t>Users with wrong username will neither be validated nor allowed to login.</w:t>
       </w:r>
     </w:p>
     <w:p>
       <w:pPr>
         <w:numPr>
           <w:ilvl w:val="0"/>
-          <w:numId w:val="6"/>
+          <w:numId w:val="7"/>
         </w:numPr>
         <w:jc w:val="both"/>
       </w:pPr>
       <w:r>
-        <w:t>It should work on popular web browsers like Chrome and Firefox.</w:t>
+        <w:t>Users with correct credentials must be able to perform CRUD (Creation, Retrieve, Update and Delete) operation on the entries</w:t>
+      </w:r>
+      <w:r>
+        <w:rPr>
+          <w:rFonts w:hint="default"/>
+          <w:lang w:val="en-US"/>
+        </w:rPr>
+        <w:t xml:space="preserve"> (Contact Support, Profile Info, Watch History and Account)</w:t>
+      </w:r>
+      <w:r>
+        <w:t xml:space="preserve">. </w:t>
       </w:r>
     </w:p>
     <w:p>
       <w:pPr>
         <w:numPr>
           <w:ilvl w:val="0"/>
-          <w:numId w:val="6"/>
+          <w:numId w:val="7"/>
         </w:numPr>
         <w:jc w:val="both"/>
       </w:pPr>
       <w:r>
-        <w:t>The system should be stable and not crash often.</w:t>
+        <w:t xml:space="preserve">The site </w:t>
+      </w:r>
+      <w:r>
+        <w:rPr>
+          <w:rFonts w:hint="default"/>
+          <w:lang w:val="en-US"/>
+        </w:rPr>
+        <w:t>should</w:t>
+      </w:r>
+      <w:r>
+        <w:t xml:space="preserve"> be able to </w:t>
+      </w:r>
+      <w:r>
+        <w:rPr>
+          <w:rFonts w:hint="default"/>
+          <w:lang w:val="en-US"/>
+        </w:rPr>
+        <w:t>s</w:t>
+      </w:r>
+      <w:r>
+        <w:t>tream movies/TV shows from the</w:t>
+      </w:r>
+      <w:r>
+        <w:rPr>
+          <w:rFonts w:hint="default"/>
+        </w:rPr>
+        <w:t> catalog</w:t>
+      </w:r>
+      <w:r>
+        <w:rPr>
+          <w:rFonts w:hint="default"/>
+          <w:lang w:val="en-US"/>
+        </w:rPr>
+        <w:t>, bookmark movies/TV shows for later viewing, auto-saves progress in watch history</w:t>
+      </w:r>
+      <w:r>
+        <w:t>.</w:t>
       </w:r>
     </w:p>
     <w:p>
       <w:pPr>
         <w:numPr>
           <w:ilvl w:val="0"/>
-          <w:numId w:val="6"/>
+          <w:numId w:val="7"/>
         </w:numPr>
         <w:jc w:val="both"/>
       </w:pPr>
       <w:r>
-        <w:t>The website should display clear error messages when something goes wrong</w:t>
+        <w:t xml:space="preserve">Each </w:t>
+      </w:r>
+      <w:r>
+        <w:rPr>
+          <w:rFonts w:hint="default"/>
+          <w:lang w:val="en-US"/>
+        </w:rPr>
+        <w:t>watch history l</w:t>
+      </w:r>
+      <w:r>
+        <w:t>ists all</w:t>
+      </w:r>
+      <w:r>
+        <w:rPr>
+          <w:rFonts w:hint="default"/>
+        </w:rPr>
+        <w:t> watched content with timestamps.</w:t>
       </w:r>
     </w:p>
     <w:p>
       <w:pPr>
         <w:numPr>
           <w:ilvl w:val="0"/>
-          <w:numId w:val="6"/>
+          <w:numId w:val="7"/>
         </w:numPr>
         <w:jc w:val="both"/>
       </w:pPr>
       <w:r>
+        <w:t xml:space="preserve">The site should include </w:t>
+      </w:r>
+      <w:r>
+        <w:rPr>
+          <w:rFonts w:hint="default"/>
+          <w:lang w:val="en-US"/>
+        </w:rPr>
+        <w:t>o</w:t>
+      </w:r>
+      <w:r>
+        <w:t>ption to</w:t>
+      </w:r>
+      <w:r>
+        <w:rPr>
+          <w:rFonts w:hint="default"/>
+        </w:rPr>
+        <w:t> remove entries</w:t>
+      </w:r>
+      <w:r>
+        <w:rPr>
+          <w:rFonts w:hint="default"/>
+          <w:lang w:val="en-US"/>
+        </w:rPr>
+        <w:t xml:space="preserve"> of watch history</w:t>
+      </w:r>
+      <w:r>
+        <w:t>.</w:t>
+      </w:r>
+    </w:p>
+    <w:p>
+      <w:pPr>
+        <w:keepNext/>
+        <w:numPr>
+          <w:ilvl w:val="0"/>
+          <w:numId w:val="7"/>
+        </w:numPr>
+        <w:jc w:val="both"/>
+      </w:pPr>
+      <w:r>
+        <w:t xml:space="preserve">Users should be able </w:t>
+      </w:r>
+      <w:r>
+        <w:rPr>
+          <w:rFonts w:hint="default"/>
+          <w:lang w:val="en-US"/>
+        </w:rPr>
+        <w:t>s</w:t>
+      </w:r>
+      <w:r>
+        <w:t>ecurely ends the</w:t>
+      </w:r>
+      <w:r>
+        <w:rPr>
+          <w:rFonts w:hint="default"/>
+        </w:rPr>
+        <w:t> user session</w:t>
+      </w:r>
+      <w:r>
+        <w:t>.</w:t>
+      </w:r>
+      <w:bookmarkEnd w:id="48"/>
+      <w:r>
+        <w:fldChar w:fldCharType="begin"/>
+      </w:r>
+      <w:r>
+        <w:instrText xml:space="preserve">HYPERLINK "https://viewer.diagrams.net/?tags=%7B%7D&amp;highlight=0000ff&amp;edit=_blank&amp;layers=1&amp;nav=1&amp;title=GitPass.drawio" \l "Uhttps%3A%2F%2Fdrive.google.com%2Fuc%3Fid%3D1E7y98-vr-dIPOv_xKlNOeTsmVWm3caGa%26export%3Ddownload" \h</w:instrText>
+      </w:r>
+      <w:r>
+        <w:fldChar w:fldCharType="separate"/>
+      </w:r>
+      <w:r>
+        <w:fldChar w:fldCharType="end"/>
+      </w:r>
+    </w:p>
+    <w:p>
+      <w:pPr>
+        <w:pStyle w:val="5"/>
+      </w:pPr>
+      <w:r>
+        <w:t>Non-Functional Requirements</w:t>
+      </w:r>
+    </w:p>
+    <w:p>
+      <w:pPr>
+        <w:numPr>
+          <w:ilvl w:val="0"/>
+          <w:numId w:val="8"/>
+        </w:numPr>
+        <w:jc w:val="both"/>
+      </w:pPr>
+      <w:r>
+        <w:t>It should work on phones, tablets, and computers.</w:t>
+      </w:r>
+    </w:p>
+    <w:p>
+      <w:pPr>
+        <w:numPr>
+          <w:ilvl w:val="0"/>
+          <w:numId w:val="8"/>
+        </w:numPr>
+        <w:jc w:val="both"/>
+      </w:pPr>
+      <w:r>
+        <w:t>User data must be kept safe and private at all times.</w:t>
+      </w:r>
+    </w:p>
+    <w:p>
+      <w:pPr>
+        <w:numPr>
+          <w:ilvl w:val="0"/>
+          <w:numId w:val="8"/>
+        </w:numPr>
+        <w:jc w:val="both"/>
+      </w:pPr>
+      <w:r>
+        <w:t>The site should be easy to use and understand for everyone.</w:t>
+      </w:r>
+    </w:p>
+    <w:p>
+      <w:pPr>
+        <w:numPr>
+          <w:ilvl w:val="0"/>
+          <w:numId w:val="8"/>
+        </w:numPr>
+        <w:jc w:val="both"/>
+      </w:pPr>
+      <w:r>
+        <w:t>It should work on popular web browsers like Chrome and Firefox.</w:t>
+      </w:r>
+    </w:p>
+    <w:p>
+      <w:pPr>
+        <w:numPr>
+          <w:ilvl w:val="0"/>
+          <w:numId w:val="8"/>
+        </w:numPr>
+        <w:jc w:val="both"/>
+      </w:pPr>
+      <w:r>
+        <w:t>The system should be stable and not crash often.</w:t>
+      </w:r>
+    </w:p>
+    <w:p>
+      <w:pPr>
+        <w:numPr>
+          <w:ilvl w:val="0"/>
+          <w:numId w:val="8"/>
+        </w:numPr>
+        <w:jc w:val="both"/>
+      </w:pPr>
+      <w:r>
+        <w:t>The website should display clear error messages when something goes wrong</w:t>
+      </w:r>
+    </w:p>
+    <w:p>
+      <w:pPr>
+        <w:numPr>
+          <w:ilvl w:val="0"/>
+          <w:numId w:val="8"/>
+        </w:numPr>
+        <w:jc w:val="both"/>
+      </w:pPr>
+      <w:r>
         <w:t>The website should try to load results as quickly as possible</w:t>
       </w:r>
     </w:p>
@@ -7610,11 +7364,11 @@
       <w:pPr>
         <w:pStyle w:val="4"/>
       </w:pPr>
-      <w:bookmarkStart w:id="63" w:name="_Toc14664"/>
+      <w:bookmarkStart w:id="62" w:name="_Toc14289"/>
       <w:r>
         <w:t>Feasibility Study</w:t>
       </w:r>
-      <w:bookmarkEnd w:id="63"/>
+      <w:bookmarkEnd w:id="62"/>
     </w:p>
     <w:p>
       <w:pPr>
@@ -7679,11 +7433,11 @@
       <w:pPr>
         <w:pStyle w:val="4"/>
       </w:pPr>
-      <w:bookmarkStart w:id="64" w:name="_Toc7840"/>
+      <w:bookmarkStart w:id="63" w:name="_Toc6250"/>
       <w:r>
         <w:t>Data Modelling: Entity Relation Diagram</w:t>
       </w:r>
-      <w:bookmarkEnd w:id="64"/>
+      <w:bookmarkEnd w:id="63"/>
       <w:r>
         <w:t xml:space="preserve"> </w:t>
       </w:r>
@@ -7749,10 +7503,10 @@
           <w:lang w:val="en-US"/>
         </w:rPr>
       </w:pPr>
-      <w:bookmarkStart w:id="65" w:name="_Toc27116"/>
+      <w:bookmarkStart w:id="64" w:name="_Toc27116"/>
+      <w:bookmarkStart w:id="65" w:name="_Toc18521"/>
       <w:bookmarkStart w:id="66" w:name="_Toc21383"/>
       <w:bookmarkStart w:id="67" w:name="_Toc17700"/>
-      <w:bookmarkStart w:id="68" w:name="_Toc18521"/>
       <w:r>
         <w:t xml:space="preserve">Figure </w:t>
       </w:r>
@@ -7789,12 +7543,12 @@
       <w:r>
         <w:fldChar w:fldCharType="end"/>
       </w:r>
-      <w:bookmarkStart w:id="69" w:name="_Toc14826"/>
+      <w:bookmarkStart w:id="68" w:name="_Toc32668"/>
+      <w:bookmarkStart w:id="69" w:name="_Toc32497"/>
       <w:bookmarkStart w:id="70" w:name="_Toc19246"/>
-      <w:bookmarkStart w:id="71" w:name="_Toc32497"/>
-      <w:bookmarkStart w:id="72" w:name="_Toc32668"/>
-      <w:bookmarkStart w:id="73" w:name="_Toc8836"/>
-      <w:bookmarkStart w:id="74" w:name="_Toc12218"/>
+      <w:bookmarkStart w:id="71" w:name="_Toc12218"/>
+      <w:bookmarkStart w:id="72" w:name="_Toc14826"/>
+      <w:bookmarkStart w:id="73" w:name="_Toc226"/>
       <w:r>
         <w:t>: Entity Relation Diagram of</w:t>
       </w:r>
@@ -7805,6 +7559,7 @@
         </w:rPr>
         <w:t xml:space="preserve"> MovieMagic</w:t>
       </w:r>
+      <w:bookmarkEnd w:id="64"/>
       <w:bookmarkEnd w:id="65"/>
       <w:bookmarkEnd w:id="66"/>
       <w:bookmarkEnd w:id="67"/>
@@ -7814,7 +7569,6 @@
       <w:bookmarkEnd w:id="71"/>
       <w:bookmarkEnd w:id="72"/>
       <w:bookmarkEnd w:id="73"/>
-      <w:bookmarkEnd w:id="74"/>
     </w:p>
     <w:p>
       <w:pPr>
@@ -7832,7 +7586,7 @@
         <w:pStyle w:val="34"/>
         <w:numPr>
           <w:ilvl w:val="0"/>
-          <w:numId w:val="7"/>
+          <w:numId w:val="9"/>
         </w:numPr>
         <w:jc w:val="both"/>
         <w:rPr>
@@ -7910,7 +7664,7 @@
         <w:pStyle w:val="34"/>
         <w:numPr>
           <w:ilvl w:val="0"/>
-          <w:numId w:val="7"/>
+          <w:numId w:val="9"/>
         </w:numPr>
         <w:jc w:val="both"/>
         <w:rPr>
@@ -7987,7 +7741,7 @@
       <w:pPr>
         <w:numPr>
           <w:ilvl w:val="0"/>
-          <w:numId w:val="7"/>
+          <w:numId w:val="9"/>
         </w:numPr>
         <w:jc w:val="both"/>
       </w:pPr>
@@ -8082,7 +7836,7 @@
       <w:pPr>
         <w:numPr>
           <w:ilvl w:val="0"/>
-          <w:numId w:val="7"/>
+          <w:numId w:val="9"/>
         </w:numPr>
         <w:jc w:val="both"/>
       </w:pPr>
@@ -8177,7 +7931,7 @@
       <w:pPr>
         <w:numPr>
           <w:ilvl w:val="0"/>
-          <w:numId w:val="7"/>
+          <w:numId w:val="9"/>
         </w:numPr>
         <w:jc w:val="both"/>
       </w:pPr>
@@ -8272,7 +8026,7 @@
       <w:pPr>
         <w:numPr>
           <w:ilvl w:val="0"/>
-          <w:numId w:val="7"/>
+          <w:numId w:val="9"/>
         </w:numPr>
         <w:jc w:val="both"/>
       </w:pPr>
@@ -8368,11 +8122,11 @@
         <w:pStyle w:val="4"/>
         <w:bidi w:val="0"/>
       </w:pPr>
-      <w:bookmarkStart w:id="75" w:name="_Toc13889"/>
+      <w:bookmarkStart w:id="74" w:name="_Toc19584"/>
       <w:r>
         <w:t>Data Modelling: Data Flow Diagram</w:t>
       </w:r>
-      <w:bookmarkEnd w:id="75"/>
+      <w:bookmarkEnd w:id="74"/>
       <w:r>
         <w:tab/>
       </w:r>
@@ -8382,7 +8136,7 @@
         <w:pStyle w:val="34"/>
         <w:numPr>
           <w:ilvl w:val="0"/>
-          <w:numId w:val="8"/>
+          <w:numId w:val="10"/>
         </w:numPr>
         <w:rPr>
           <w:b/>
@@ -8457,10 +8211,10 @@
           <w:lang w:val="en-US"/>
         </w:rPr>
       </w:pPr>
-      <w:bookmarkStart w:id="76" w:name="_Toc14488"/>
-      <w:bookmarkStart w:id="77" w:name="_Toc32583"/>
-      <w:bookmarkStart w:id="78" w:name="_Toc22059"/>
-      <w:bookmarkStart w:id="79" w:name="_Toc21004"/>
+      <w:bookmarkStart w:id="75" w:name="_Toc32583"/>
+      <w:bookmarkStart w:id="76" w:name="_Toc22059"/>
+      <w:bookmarkStart w:id="77" w:name="_Toc21004"/>
+      <w:bookmarkStart w:id="78" w:name="_Toc14488"/>
       <w:r>
         <w:t xml:space="preserve">Figure </w:t>
       </w:r>
@@ -8497,12 +8251,12 @@
       <w:r>
         <w:fldChar w:fldCharType="end"/>
       </w:r>
-      <w:bookmarkStart w:id="80" w:name="_Toc29954"/>
-      <w:bookmarkStart w:id="81" w:name="_Toc3546"/>
-      <w:bookmarkStart w:id="82" w:name="_Toc19301"/>
-      <w:bookmarkStart w:id="83" w:name="_Toc30174"/>
-      <w:bookmarkStart w:id="84" w:name="_Toc9767"/>
-      <w:bookmarkStart w:id="85" w:name="_Toc29194"/>
+      <w:bookmarkStart w:id="79" w:name="_Toc19301"/>
+      <w:bookmarkStart w:id="80" w:name="_Toc30174"/>
+      <w:bookmarkStart w:id="81" w:name="_Toc29194"/>
+      <w:bookmarkStart w:id="82" w:name="_Toc3546"/>
+      <w:bookmarkStart w:id="83" w:name="_Toc29954"/>
+      <w:bookmarkStart w:id="84" w:name="_Toc1469"/>
       <w:r>
         <w:t xml:space="preserve">: DFD Level 0 of </w:t>
       </w:r>
@@ -8513,6 +8267,7 @@
         </w:rPr>
         <w:t>MovieMagic</w:t>
       </w:r>
+      <w:bookmarkEnd w:id="75"/>
       <w:bookmarkEnd w:id="76"/>
       <w:bookmarkEnd w:id="77"/>
       <w:bookmarkEnd w:id="78"/>
@@ -8522,14 +8277,13 @@
       <w:bookmarkEnd w:id="82"/>
       <w:bookmarkEnd w:id="83"/>
       <w:bookmarkEnd w:id="84"/>
-      <w:bookmarkEnd w:id="85"/>
     </w:p>
     <w:p>
       <w:pPr>
         <w:pStyle w:val="34"/>
         <w:numPr>
           <w:ilvl w:val="0"/>
-          <w:numId w:val="8"/>
+          <w:numId w:val="10"/>
         </w:numPr>
         <w:rPr>
           <w:b/>
@@ -8614,10 +8368,10 @@
           <w:lang w:val="en-US"/>
         </w:rPr>
       </w:pPr>
-      <w:bookmarkStart w:id="86" w:name="_Toc2461"/>
-      <w:bookmarkStart w:id="87" w:name="_Toc30442"/>
-      <w:bookmarkStart w:id="88" w:name="_Toc7597"/>
-      <w:bookmarkStart w:id="89" w:name="_Toc2469"/>
+      <w:bookmarkStart w:id="85" w:name="_Toc30442"/>
+      <w:bookmarkStart w:id="86" w:name="_Toc2469"/>
+      <w:bookmarkStart w:id="87" w:name="_Toc7597"/>
+      <w:bookmarkStart w:id="88" w:name="_Toc2461"/>
       <w:r>
         <w:t xml:space="preserve">Figure </w:t>
       </w:r>
@@ -8654,12 +8408,12 @@
       <w:r>
         <w:fldChar w:fldCharType="end"/>
       </w:r>
-      <w:bookmarkStart w:id="90" w:name="_Toc17110"/>
-      <w:bookmarkStart w:id="91" w:name="_Toc15870"/>
+      <w:bookmarkStart w:id="89" w:name="_Toc2472"/>
+      <w:bookmarkStart w:id="90" w:name="_Toc21829"/>
+      <w:bookmarkStart w:id="91" w:name="_Toc17110"/>
       <w:bookmarkStart w:id="92" w:name="_Toc27802"/>
-      <w:bookmarkStart w:id="93" w:name="_Toc2472"/>
-      <w:bookmarkStart w:id="94" w:name="_Toc17029"/>
-      <w:bookmarkStart w:id="95" w:name="_Toc21829"/>
+      <w:bookmarkStart w:id="93" w:name="_Toc15870"/>
+      <w:bookmarkStart w:id="94" w:name="_Toc21936"/>
       <w:r>
         <w:t xml:space="preserve">: DFD Level 1 of </w:t>
       </w:r>
@@ -8670,6 +8424,7 @@
         </w:rPr>
         <w:t>MovieMagic</w:t>
       </w:r>
+      <w:bookmarkEnd w:id="85"/>
       <w:bookmarkEnd w:id="86"/>
       <w:bookmarkEnd w:id="87"/>
       <w:bookmarkEnd w:id="88"/>
@@ -8679,7 +8434,6 @@
       <w:bookmarkEnd w:id="92"/>
       <w:bookmarkEnd w:id="93"/>
       <w:bookmarkEnd w:id="94"/>
-      <w:bookmarkEnd w:id="95"/>
     </w:p>
     <w:p>
       <w:pPr>
@@ -8723,8 +8477,8 @@
           <w:szCs w:val="28"/>
         </w:rPr>
       </w:pPr>
-      <w:bookmarkStart w:id="96" w:name="_Toc137529296"/>
-      <w:bookmarkStart w:id="97" w:name="_Hlk193944119"/>
+      <w:bookmarkStart w:id="95" w:name="_Toc137529296"/>
+      <w:bookmarkStart w:id="96" w:name="_Hlk193944119"/>
       <w:r>
         <w:br w:type="page"/>
       </w:r>
@@ -8733,24 +8487,24 @@
       <w:pPr>
         <w:pStyle w:val="3"/>
       </w:pPr>
-      <w:bookmarkStart w:id="98" w:name="_Toc14479"/>
+      <w:bookmarkStart w:id="97" w:name="_Toc32656"/>
       <w:r>
         <w:t>System Design</w:t>
       </w:r>
-      <w:bookmarkEnd w:id="96"/>
+      <w:bookmarkEnd w:id="95"/>
+      <w:bookmarkEnd w:id="97"/>
+    </w:p>
+    <w:p>
+      <w:pPr>
+        <w:pStyle w:val="4"/>
+      </w:pPr>
+      <w:bookmarkStart w:id="98" w:name="_Toc137529297"/>
+      <w:bookmarkStart w:id="99" w:name="_Toc17818"/>
+      <w:r>
+        <w:t>Architecture Design</w:t>
+      </w:r>
       <w:bookmarkEnd w:id="98"/>
-    </w:p>
-    <w:p>
-      <w:pPr>
-        <w:pStyle w:val="4"/>
-      </w:pPr>
-      <w:bookmarkStart w:id="99" w:name="_Toc137529297"/>
-      <w:bookmarkStart w:id="100" w:name="_Toc13698"/>
-      <w:r>
-        <w:t>Architecture Design</w:t>
-      </w:r>
       <w:bookmarkEnd w:id="99"/>
-      <w:bookmarkEnd w:id="100"/>
     </w:p>
     <w:p>
       <w:pPr>
@@ -8824,10 +8578,10 @@
       <w:pPr>
         <w:pStyle w:val="13"/>
       </w:pPr>
+      <w:bookmarkStart w:id="100" w:name="_Toc14805"/>
       <w:bookmarkStart w:id="101" w:name="_Toc11235"/>
-      <w:bookmarkStart w:id="102" w:name="_Toc15435"/>
-      <w:bookmarkStart w:id="103" w:name="_Toc14805"/>
-      <w:bookmarkStart w:id="104" w:name="_Toc18160"/>
+      <w:bookmarkStart w:id="102" w:name="_Toc18160"/>
+      <w:bookmarkStart w:id="103" w:name="_Toc15435"/>
       <w:r>
         <w:t xml:space="preserve">Figure </w:t>
       </w:r>
@@ -8864,15 +8618,16 @@
       <w:r>
         <w:fldChar w:fldCharType="end"/>
       </w:r>
-      <w:bookmarkStart w:id="105" w:name="_Toc13771"/>
-      <w:bookmarkStart w:id="106" w:name="_Toc18624"/>
-      <w:bookmarkStart w:id="107" w:name="_Toc11856"/>
-      <w:bookmarkStart w:id="108" w:name="_Toc21353"/>
-      <w:bookmarkStart w:id="109" w:name="_Toc25862"/>
-      <w:bookmarkStart w:id="110" w:name="_Toc29829"/>
+      <w:bookmarkStart w:id="104" w:name="_Toc11856"/>
+      <w:bookmarkStart w:id="105" w:name="_Toc21353"/>
+      <w:bookmarkStart w:id="106" w:name="_Toc13771"/>
+      <w:bookmarkStart w:id="107" w:name="_Toc29829"/>
+      <w:bookmarkStart w:id="108" w:name="_Toc18624"/>
+      <w:bookmarkStart w:id="109" w:name="_Toc26638"/>
       <w:r>
         <w:t>: Three Tier Architecture</w:t>
       </w:r>
+      <w:bookmarkEnd w:id="100"/>
       <w:bookmarkEnd w:id="101"/>
       <w:bookmarkEnd w:id="102"/>
       <w:bookmarkEnd w:id="103"/>
@@ -8882,7 +8637,6 @@
       <w:bookmarkEnd w:id="107"/>
       <w:bookmarkEnd w:id="108"/>
       <w:bookmarkEnd w:id="109"/>
-      <w:bookmarkEnd w:id="110"/>
     </w:p>
     <w:p>
       <w:pPr>
@@ -8904,7 +8658,7 @@
         <w:pStyle w:val="34"/>
         <w:numPr>
           <w:ilvl w:val="0"/>
-          <w:numId w:val="9"/>
+          <w:numId w:val="11"/>
         </w:numPr>
         <w:jc w:val="both"/>
         <w:rPr>
@@ -8934,7 +8688,7 @@
         <w:pStyle w:val="34"/>
         <w:numPr>
           <w:ilvl w:val="0"/>
-          <w:numId w:val="9"/>
+          <w:numId w:val="11"/>
         </w:numPr>
         <w:jc w:val="both"/>
         <w:rPr>
@@ -8974,7 +8728,7 @@
         <w:pStyle w:val="34"/>
         <w:numPr>
           <w:ilvl w:val="0"/>
-          <w:numId w:val="9"/>
+          <w:numId w:val="11"/>
         </w:numPr>
         <w:jc w:val="both"/>
         <w:rPr>
@@ -9018,7 +8772,7 @@
       <w:pPr>
         <w:numPr>
           <w:ilvl w:val="0"/>
-          <w:numId w:val="10"/>
+          <w:numId w:val="12"/>
         </w:numPr>
         <w:jc w:val="both"/>
         <w:textAlignment w:val="baseline"/>
@@ -9039,11 +8793,11 @@
       <w:pPr>
         <w:pStyle w:val="4"/>
       </w:pPr>
-      <w:bookmarkStart w:id="111" w:name="_Toc21700"/>
+      <w:bookmarkStart w:id="110" w:name="_Toc11834"/>
       <w:r>
         <w:t>Database Schema Design</w:t>
       </w:r>
-      <w:bookmarkEnd w:id="111"/>
+      <w:bookmarkEnd w:id="110"/>
     </w:p>
     <w:p/>
     <w:p>
@@ -9107,10 +8861,10 @@
           <w:lang w:val="en-US"/>
         </w:rPr>
       </w:pPr>
-      <w:bookmarkStart w:id="112" w:name="_Toc24509"/>
-      <w:bookmarkStart w:id="113" w:name="_Toc20606"/>
-      <w:bookmarkStart w:id="114" w:name="_Toc9730"/>
-      <w:bookmarkStart w:id="115" w:name="_Toc31800"/>
+      <w:bookmarkStart w:id="111" w:name="_Toc20606"/>
+      <w:bookmarkStart w:id="112" w:name="_Toc31800"/>
+      <w:bookmarkStart w:id="113" w:name="_Toc9730"/>
+      <w:bookmarkStart w:id="114" w:name="_Toc24509"/>
       <w:r>
         <w:t xml:space="preserve">Figure </w:t>
       </w:r>
@@ -9147,12 +8901,12 @@
       <w:r>
         <w:fldChar w:fldCharType="end"/>
       </w:r>
+      <w:bookmarkStart w:id="115" w:name="_Toc19367"/>
       <w:bookmarkStart w:id="116" w:name="_Toc15194"/>
       <w:bookmarkStart w:id="117" w:name="_Toc4997"/>
-      <w:bookmarkStart w:id="118" w:name="_Toc19367"/>
-      <w:bookmarkStart w:id="119" w:name="_Toc5282"/>
-      <w:bookmarkStart w:id="120" w:name="_Toc30464"/>
-      <w:bookmarkStart w:id="121" w:name="_Toc26049"/>
+      <w:bookmarkStart w:id="118" w:name="_Toc5282"/>
+      <w:bookmarkStart w:id="119" w:name="_Toc26049"/>
+      <w:bookmarkStart w:id="120" w:name="_Toc18225"/>
       <w:r>
         <w:t xml:space="preserve">: Database Schema of </w:t>
       </w:r>
@@ -9163,6 +8917,7 @@
         </w:rPr>
         <w:t>MovieMagic</w:t>
       </w:r>
+      <w:bookmarkEnd w:id="111"/>
       <w:bookmarkEnd w:id="112"/>
       <w:bookmarkEnd w:id="113"/>
       <w:bookmarkEnd w:id="114"/>
@@ -9172,7 +8927,6 @@
       <w:bookmarkEnd w:id="118"/>
       <w:bookmarkEnd w:id="119"/>
       <w:bookmarkEnd w:id="120"/>
-      <w:bookmarkEnd w:id="121"/>
     </w:p>
     <w:p>
       <w:pPr>
@@ -9198,7 +8952,7 @@
         <w:pStyle w:val="34"/>
         <w:numPr>
           <w:ilvl w:val="0"/>
-          <w:numId w:val="11"/>
+          <w:numId w:val="13"/>
         </w:numPr>
         <w:jc w:val="both"/>
       </w:pPr>
@@ -9340,7 +9094,7 @@
         <w:pStyle w:val="34"/>
         <w:numPr>
           <w:ilvl w:val="0"/>
-          <w:numId w:val="11"/>
+          <w:numId w:val="13"/>
         </w:numPr>
         <w:jc w:val="both"/>
       </w:pPr>
@@ -9382,7 +9136,7 @@
         <w:pStyle w:val="34"/>
         <w:numPr>
           <w:ilvl w:val="0"/>
-          <w:numId w:val="11"/>
+          <w:numId w:val="13"/>
         </w:numPr>
         <w:jc w:val="both"/>
       </w:pPr>
@@ -9493,7 +9247,7 @@
         <w:pStyle w:val="34"/>
         <w:numPr>
           <w:ilvl w:val="0"/>
-          <w:numId w:val="11"/>
+          <w:numId w:val="13"/>
         </w:numPr>
         <w:jc w:val="both"/>
         <w:rPr>
@@ -9525,7 +9279,7 @@
         <w:pStyle w:val="34"/>
         <w:numPr>
           <w:ilvl w:val="0"/>
-          <w:numId w:val="11"/>
+          <w:numId w:val="13"/>
         </w:numPr>
         <w:jc w:val="both"/>
         <w:rPr>
@@ -9561,11 +9315,11 @@
       <w:pPr>
         <w:pStyle w:val="4"/>
       </w:pPr>
-      <w:bookmarkStart w:id="122" w:name="_Toc3998"/>
+      <w:bookmarkStart w:id="121" w:name="_Toc31440"/>
       <w:r>
         <w:t>Interface Diagram</w:t>
       </w:r>
-      <w:bookmarkEnd w:id="122"/>
+      <w:bookmarkEnd w:id="121"/>
     </w:p>
     <w:p>
       <w:pPr>
@@ -9628,10 +9382,10 @@
           <w:lang w:val="en-US"/>
         </w:rPr>
       </w:pPr>
-      <w:bookmarkStart w:id="123" w:name="_Toc9246"/>
-      <w:bookmarkStart w:id="124" w:name="_Toc27473"/>
-      <w:bookmarkStart w:id="125" w:name="_Toc5502"/>
-      <w:bookmarkStart w:id="126" w:name="_Toc2196"/>
+      <w:bookmarkStart w:id="122" w:name="_Toc9246"/>
+      <w:bookmarkStart w:id="123" w:name="_Toc2196"/>
+      <w:bookmarkStart w:id="124" w:name="_Toc5502"/>
+      <w:bookmarkStart w:id="125" w:name="_Toc27473"/>
       <w:r>
         <w:t xml:space="preserve">Figure </w:t>
       </w:r>
@@ -9668,12 +9422,12 @@
       <w:r>
         <w:fldChar w:fldCharType="end"/>
       </w:r>
-      <w:bookmarkStart w:id="127" w:name="_Toc21590"/>
+      <w:bookmarkStart w:id="126" w:name="_Toc19723"/>
+      <w:bookmarkStart w:id="127" w:name="_Toc16750"/>
       <w:bookmarkStart w:id="128" w:name="_Toc22168"/>
       <w:bookmarkStart w:id="129" w:name="_Toc5610"/>
-      <w:bookmarkStart w:id="130" w:name="_Toc19723"/>
-      <w:bookmarkStart w:id="131" w:name="_Toc25142"/>
-      <w:bookmarkStart w:id="132" w:name="_Toc16750"/>
+      <w:bookmarkStart w:id="130" w:name="_Toc21590"/>
+      <w:bookmarkStart w:id="131" w:name="_Toc3155"/>
       <w:r>
         <w:t xml:space="preserve">: Interface Diagram of </w:t>
       </w:r>
@@ -9684,6 +9438,7 @@
         </w:rPr>
         <w:t>MovieMagic</w:t>
       </w:r>
+      <w:bookmarkEnd w:id="122"/>
       <w:bookmarkEnd w:id="123"/>
       <w:bookmarkEnd w:id="124"/>
       <w:bookmarkEnd w:id="125"/>
@@ -9693,22 +9448,21 @@
       <w:bookmarkEnd w:id="129"/>
       <w:bookmarkEnd w:id="130"/>
       <w:bookmarkEnd w:id="131"/>
+    </w:p>
+    <w:p>
+      <w:r>
+        <w:t>The interface structure design defines the basic components of the interface and how they work together to provide functionality to users. An interface structure diagram (ISD) is used to show how all the screens, forms, and reports used by the system are related and how the user moves from one to another.</w:t>
+      </w:r>
+    </w:p>
+    <w:p>
+      <w:pPr>
+        <w:pStyle w:val="4"/>
+      </w:pPr>
+      <w:bookmarkStart w:id="132" w:name="_Toc7581"/>
+      <w:r>
+        <w:t>Physical DFD</w:t>
+      </w:r>
       <w:bookmarkEnd w:id="132"/>
-    </w:p>
-    <w:p>
-      <w:r>
-        <w:t>The interface structure design defines the basic components of the interface and how they work together to provide functionality to users. An interface structure diagram (ISD) is used to show how all the screens, forms, and reports used by the system are related and how the user moves from one to another.</w:t>
-      </w:r>
-    </w:p>
-    <w:p>
-      <w:pPr>
-        <w:pStyle w:val="4"/>
-      </w:pPr>
-      <w:bookmarkStart w:id="133" w:name="_Toc17499"/>
-      <w:r>
-        <w:t>Physical DFD</w:t>
-      </w:r>
-      <w:bookmarkEnd w:id="133"/>
     </w:p>
     <w:p>
       <w:pPr>
@@ -9777,10 +9531,10 @@
           <w:lang w:val="en-US"/>
         </w:rPr>
       </w:pPr>
-      <w:bookmarkStart w:id="134" w:name="_Toc26463"/>
-      <w:bookmarkStart w:id="135" w:name="_Toc18241"/>
-      <w:bookmarkStart w:id="136" w:name="_Toc2357"/>
-      <w:bookmarkStart w:id="137" w:name="_Toc17363"/>
+      <w:bookmarkStart w:id="133" w:name="_Toc26463"/>
+      <w:bookmarkStart w:id="134" w:name="_Toc2357"/>
+      <w:bookmarkStart w:id="135" w:name="_Toc17363"/>
+      <w:bookmarkStart w:id="136" w:name="_Toc18241"/>
       <w:r>
         <w:t xml:space="preserve">Figure </w:t>
       </w:r>
@@ -9817,16 +9571,16 @@
       <w:r>
         <w:fldChar w:fldCharType="end"/>
       </w:r>
-      <w:bookmarkStart w:id="138" w:name="_Toc3174"/>
-      <w:bookmarkStart w:id="139" w:name="_Toc4578"/>
+      <w:bookmarkStart w:id="137" w:name="_Toc3174"/>
+      <w:bookmarkStart w:id="138" w:name="_Toc24053"/>
+      <w:bookmarkStart w:id="139" w:name="_Toc27630"/>
       <w:bookmarkStart w:id="140" w:name="_Toc11866"/>
-      <w:bookmarkStart w:id="141" w:name="_Toc24053"/>
-      <w:bookmarkStart w:id="142" w:name="_Toc25191"/>
-      <w:bookmarkStart w:id="143" w:name="_Toc27630"/>
+      <w:bookmarkStart w:id="141" w:name="_Toc4578"/>
+      <w:bookmarkStart w:id="142" w:name="_Toc22333"/>
       <w:r>
         <w:t xml:space="preserve">: Physical DFD of </w:t>
       </w:r>
-      <w:bookmarkEnd w:id="138"/>
+      <w:bookmarkEnd w:id="137"/>
       <w:r>
         <w:rPr>
           <w:rFonts w:hint="default"/>
@@ -9834,71 +9588,71 @@
         </w:rPr>
         <w:t>MovieMagic</w:t>
       </w:r>
+      <w:bookmarkEnd w:id="133"/>
       <w:bookmarkEnd w:id="134"/>
       <w:bookmarkEnd w:id="135"/>
       <w:bookmarkEnd w:id="136"/>
-      <w:bookmarkEnd w:id="137"/>
+      <w:bookmarkEnd w:id="138"/>
       <w:bookmarkEnd w:id="139"/>
       <w:bookmarkEnd w:id="140"/>
       <w:bookmarkEnd w:id="141"/>
       <w:bookmarkEnd w:id="142"/>
+    </w:p>
+    <w:p>
+      <w:r>
+        <w:t xml:space="preserve">The above figure is a Physical DFD that visualizes user’s activity, and the flow of the data between the user, and MySQL database. The user performs activities as logging in, </w:t>
+      </w:r>
+      <w:r>
+        <w:rPr>
+          <w:rFonts w:hint="default"/>
+          <w:lang w:val="en-US"/>
+        </w:rPr>
+        <w:t>search</w:t>
+      </w:r>
+      <w:r>
+        <w:t>ing,</w:t>
+      </w:r>
+      <w:r>
+        <w:rPr>
+          <w:rFonts w:hint="default"/>
+          <w:lang w:val="en-US"/>
+        </w:rPr>
+        <w:t xml:space="preserve"> watch</w:t>
+      </w:r>
+      <w:r>
+        <w:t xml:space="preserve">ing, </w:t>
+      </w:r>
+      <w:r>
+        <w:rPr>
+          <w:rFonts w:hint="default"/>
+          <w:lang w:val="en-US"/>
+        </w:rPr>
+        <w:t>rat</w:t>
+      </w:r>
+      <w:r>
+        <w:t xml:space="preserve">ing, updating, checking history, and </w:t>
+      </w:r>
+      <w:r>
+        <w:rPr>
+          <w:rFonts w:hint="default"/>
+          <w:lang w:val="en-US"/>
+        </w:rPr>
+        <w:t>inserting favorites to their watchlist</w:t>
+      </w:r>
+      <w:r>
+        <w:t>.</w:t>
+      </w:r>
+      <w:bookmarkEnd w:id="96"/>
+    </w:p>
+    <w:p>
+      <w:pPr>
+        <w:pStyle w:val="4"/>
+      </w:pPr>
+      <w:bookmarkStart w:id="143" w:name="_Toc1981"/>
+      <w:r>
+        <w:t>Algorithm Details</w:t>
+      </w:r>
       <w:bookmarkEnd w:id="143"/>
-    </w:p>
-    <w:p>
-      <w:r>
-        <w:t xml:space="preserve">The above figure is a Physical DFD that visualizes user’s activity, and the flow of the data between the user, and MySQL database. The user performs activities as logging in, </w:t>
-      </w:r>
-      <w:r>
-        <w:rPr>
-          <w:rFonts w:hint="default"/>
-          <w:lang w:val="en-US"/>
-        </w:rPr>
-        <w:t>search</w:t>
-      </w:r>
-      <w:r>
-        <w:t>ing,</w:t>
-      </w:r>
-      <w:r>
-        <w:rPr>
-          <w:rFonts w:hint="default"/>
-          <w:lang w:val="en-US"/>
-        </w:rPr>
-        <w:t xml:space="preserve"> watch</w:t>
-      </w:r>
-      <w:r>
-        <w:t xml:space="preserve">ing, </w:t>
-      </w:r>
-      <w:r>
-        <w:rPr>
-          <w:rFonts w:hint="default"/>
-          <w:lang w:val="en-US"/>
-        </w:rPr>
-        <w:t>rat</w:t>
-      </w:r>
-      <w:r>
-        <w:t xml:space="preserve">ing, updating, checking history, and </w:t>
-      </w:r>
-      <w:r>
-        <w:rPr>
-          <w:rFonts w:hint="default"/>
-          <w:lang w:val="en-US"/>
-        </w:rPr>
-        <w:t>inserting favorites to their watchlist</w:t>
-      </w:r>
-      <w:r>
-        <w:t>.</w:t>
-      </w:r>
-      <w:bookmarkEnd w:id="97"/>
-    </w:p>
-    <w:p>
-      <w:pPr>
-        <w:pStyle w:val="4"/>
-      </w:pPr>
-      <w:bookmarkStart w:id="144" w:name="_Toc10423"/>
-      <w:r>
-        <w:t>Algorithm Details</w:t>
-      </w:r>
-      <w:bookmarkEnd w:id="144"/>
     </w:p>
     <w:p>
       <w:pPr>
@@ -9945,7 +9699,7 @@
         <w:pStyle w:val="34"/>
         <w:numPr>
           <w:ilvl w:val="0"/>
-          <w:numId w:val="12"/>
+          <w:numId w:val="14"/>
         </w:numPr>
         <w:jc w:val="both"/>
         <w:rPr>
@@ -9964,7 +9718,7 @@
       <w:pPr>
         <w:numPr>
           <w:ilvl w:val="0"/>
-          <w:numId w:val="12"/>
+          <w:numId w:val="14"/>
         </w:numPr>
         <w:jc w:val="both"/>
         <w:rPr>
@@ -9989,7 +9743,7 @@
       <w:pPr>
         <w:numPr>
           <w:ilvl w:val="0"/>
-          <w:numId w:val="13"/>
+          <w:numId w:val="15"/>
         </w:numPr>
         <w:ind w:left="1260" w:leftChars="0" w:hanging="420" w:firstLineChars="0"/>
         <w:jc w:val="both"/>
@@ -10028,7 +9782,7 @@
       <w:pPr>
         <w:numPr>
           <w:ilvl w:val="0"/>
-          <w:numId w:val="13"/>
+          <w:numId w:val="15"/>
         </w:numPr>
         <w:ind w:left="1260" w:leftChars="0" w:hanging="420" w:firstLineChars="0"/>
         <w:jc w:val="both"/>
@@ -10048,7 +9802,7 @@
       <w:pPr>
         <w:numPr>
           <w:ilvl w:val="0"/>
-          <w:numId w:val="13"/>
+          <w:numId w:val="15"/>
         </w:numPr>
         <w:ind w:left="1260" w:leftChars="0" w:hanging="420" w:firstLineChars="0"/>
         <w:jc w:val="both"/>
@@ -10068,7 +9822,7 @@
       <w:pPr>
         <w:numPr>
           <w:ilvl w:val="0"/>
-          <w:numId w:val="12"/>
+          <w:numId w:val="14"/>
         </w:numPr>
         <w:jc w:val="both"/>
         <w:rPr>
@@ -10093,7 +9847,7 @@
       <w:pPr>
         <w:numPr>
           <w:ilvl w:val="0"/>
-          <w:numId w:val="14"/>
+          <w:numId w:val="16"/>
         </w:numPr>
         <w:tabs>
           <w:tab w:val="left" w:pos="720"/>
@@ -10118,7 +9872,7 @@
       <w:pPr>
         <w:numPr>
           <w:ilvl w:val="0"/>
-          <w:numId w:val="14"/>
+          <w:numId w:val="16"/>
         </w:numPr>
         <w:tabs>
           <w:tab w:val="left" w:pos="720"/>
@@ -10156,7 +9910,7 @@
       <w:pPr>
         <w:numPr>
           <w:ilvl w:val="1"/>
-          <w:numId w:val="14"/>
+          <w:numId w:val="16"/>
         </w:numPr>
         <w:tabs>
           <w:tab w:val="left" w:pos="720"/>
@@ -10179,7 +9933,7 @@
       <w:pPr>
         <w:numPr>
           <w:ilvl w:val="2"/>
-          <w:numId w:val="14"/>
+          <w:numId w:val="16"/>
         </w:numPr>
         <w:tabs>
           <w:tab w:val="left" w:pos="720"/>
@@ -10203,7 +9957,7 @@
       <w:pPr>
         <w:numPr>
           <w:ilvl w:val="2"/>
-          <w:numId w:val="14"/>
+          <w:numId w:val="16"/>
         </w:numPr>
         <w:tabs>
           <w:tab w:val="left" w:pos="720"/>
@@ -10227,7 +9981,7 @@
       <w:pPr>
         <w:numPr>
           <w:ilvl w:val="2"/>
-          <w:numId w:val="14"/>
+          <w:numId w:val="16"/>
         </w:numPr>
         <w:tabs>
           <w:tab w:val="left" w:pos="720"/>
@@ -10251,7 +10005,7 @@
       <w:pPr>
         <w:numPr>
           <w:ilvl w:val="2"/>
-          <w:numId w:val="14"/>
+          <w:numId w:val="16"/>
         </w:numPr>
         <w:tabs>
           <w:tab w:val="left" w:pos="720"/>
@@ -10275,7 +10029,7 @@
       <w:pPr>
         <w:numPr>
           <w:ilvl w:val="0"/>
-          <w:numId w:val="14"/>
+          <w:numId w:val="16"/>
         </w:numPr>
         <w:tabs>
           <w:tab w:val="left" w:pos="720"/>
@@ -10300,7 +10054,7 @@
       <w:pPr>
         <w:numPr>
           <w:ilvl w:val="0"/>
-          <w:numId w:val="15"/>
+          <w:numId w:val="17"/>
         </w:numPr>
         <w:rPr>
           <w:lang w:val="en-US"/>
@@ -10324,7 +10078,7 @@
       <w:pPr>
         <w:numPr>
           <w:ilvl w:val="0"/>
-          <w:numId w:val="16"/>
+          <w:numId w:val="18"/>
         </w:numPr>
         <w:tabs>
           <w:tab w:val="clear" w:pos="420"/>
@@ -10348,7 +10102,7 @@
       <w:pPr>
         <w:numPr>
           <w:ilvl w:val="0"/>
-          <w:numId w:val="16"/>
+          <w:numId w:val="18"/>
         </w:numPr>
         <w:tabs>
           <w:tab w:val="clear" w:pos="420"/>
@@ -10372,7 +10126,7 @@
       <w:pPr>
         <w:numPr>
           <w:ilvl w:val="0"/>
-          <w:numId w:val="16"/>
+          <w:numId w:val="18"/>
         </w:numPr>
         <w:tabs>
           <w:tab w:val="clear" w:pos="420"/>
@@ -10396,7 +10150,7 @@
       <w:pPr>
         <w:numPr>
           <w:ilvl w:val="0"/>
-          <w:numId w:val="15"/>
+          <w:numId w:val="17"/>
         </w:numPr>
         <w:jc w:val="both"/>
         <w:rPr>
@@ -10426,7 +10180,7 @@
         </w:rPr>
         <w:t xml:space="preserve">In summary, </w:t>
       </w:r>
-      <w:bookmarkStart w:id="145" w:name="_Toc137529303"/>
+      <w:bookmarkStart w:id="144" w:name="_Toc137529303"/>
       <w:r>
         <w:rPr>
           <w:rFonts w:hint="default"/>
@@ -10455,54 +10209,476 @@
       <w:pPr>
         <w:pStyle w:val="2"/>
       </w:pPr>
-      <w:bookmarkStart w:id="146" w:name="_Toc7324"/>
+      <w:bookmarkStart w:id="145" w:name="_Toc19765"/>
       <w:r>
         <w:t>Implementation</w:t>
       </w:r>
+      <w:bookmarkEnd w:id="144"/>
+      <w:r>
+        <w:t xml:space="preserve"> and Testing</w:t>
+      </w:r>
       <w:bookmarkEnd w:id="145"/>
-      <w:r>
-        <w:t xml:space="preserve"> and Testing</w:t>
+    </w:p>
+    <w:p>
+      <w:pPr>
+        <w:pStyle w:val="3"/>
+      </w:pPr>
+      <w:bookmarkStart w:id="146" w:name="_Toc16118"/>
+      <w:r>
+        <w:t>Implementation</w:t>
       </w:r>
       <w:bookmarkEnd w:id="146"/>
-    </w:p>
-    <w:p>
-      <w:pPr>
-        <w:pStyle w:val="3"/>
-      </w:pPr>
-      <w:bookmarkStart w:id="147" w:name="_Toc9204"/>
-      <w:r>
-        <w:t>Implementation</w:t>
+      <w:bookmarkStart w:id="147" w:name="_Toc137529304"/>
+    </w:p>
+    <w:p>
+      <w:pPr>
+        <w:pStyle w:val="4"/>
+      </w:pPr>
+      <w:bookmarkStart w:id="148" w:name="_Toc31273"/>
+      <w:r>
+        <w:t>Tools used</w:t>
       </w:r>
       <w:bookmarkEnd w:id="147"/>
-      <w:bookmarkStart w:id="148" w:name="_Toc137529304"/>
-    </w:p>
-    <w:p>
-      <w:pPr>
-        <w:pStyle w:val="4"/>
-      </w:pPr>
-      <w:bookmarkStart w:id="149" w:name="_Toc21258"/>
-      <w:r>
-        <w:t>Tools used</w:t>
-      </w:r>
       <w:bookmarkEnd w:id="148"/>
-      <w:bookmarkEnd w:id="149"/>
-    </w:p>
-    <w:p>
-      <w:r>
-        <w:t>The development of MovieMagic involved the use of several tools and technologies to ensure an efficient and responsive system. Visual Studio Code was used as the primary code editor for writing frontend and backend code. The local development environment was set up using XAMPP, which includes Apache for hosting the server, MySQL for database management, and PHP for backend scripting. The TMDb API was integrated to fetch real-time movie and TV show data, enhancing the platform's content variety. For version control and collaboration, Git and GitHub were used. The system was frequently tested on the Brave browser to ensure a seamless user experience. PHPMyAdmin helped in managing and verifying database operations, and diagramming tools such as Canva and Draw.io were employed to design system diagrams including DFDs, architectural diagrams, and database schemas.</w:t>
-      </w:r>
-      <w:bookmarkStart w:id="150" w:name="_Toc137529305"/>
+    </w:p>
+    <w:p>
+      <w:pPr>
+        <w:numPr>
+          <w:ilvl w:val="0"/>
+          <w:numId w:val="19"/>
+        </w:numPr>
+        <w:ind w:left="840" w:leftChars="0" w:hanging="420" w:firstLineChars="0"/>
+        <w:jc w:val="both"/>
+        <w:rPr>
+          <w:b/>
+          <w:bCs/>
+        </w:rPr>
+      </w:pPr>
+      <w:bookmarkStart w:id="149" w:name="_Toc137529305"/>
+      <w:r>
+        <w:rPr>
+          <w:b/>
+          <w:bCs/>
+        </w:rPr>
+        <w:t>HTML, CSS, and JavaScript:</w:t>
+      </w:r>
+      <w:r>
+        <w:rPr>
+          <w:rFonts w:hint="default"/>
+          <w:b/>
+          <w:bCs/>
+          <w:lang w:val="en-US"/>
+        </w:rPr>
+        <w:t xml:space="preserve"> </w:t>
+      </w:r>
+      <w:r>
+        <w:rPr>
+          <w:rFonts w:hint="default"/>
+          <w:b w:val="0"/>
+          <w:bCs w:val="0"/>
+          <w:lang w:val="en-US"/>
+        </w:rPr>
+        <w:t>Used to design and structure the frontend interface of the MovieMagic platform. HTML was used for the content structure, CSS for styling and layout, and JavaScript to enhance interactivity and dynamic behaviors on the site, such as search suggestions and real-time updates.</w:t>
+      </w:r>
+    </w:p>
+    <w:p>
+      <w:pPr>
+        <w:numPr>
+          <w:ilvl w:val="0"/>
+          <w:numId w:val="19"/>
+        </w:numPr>
+        <w:ind w:left="840" w:leftChars="0" w:hanging="420" w:firstLineChars="0"/>
+        <w:jc w:val="both"/>
+        <w:rPr>
+          <w:b/>
+          <w:bCs/>
+        </w:rPr>
+      </w:pPr>
+      <w:r>
+        <w:rPr>
+          <w:b/>
+          <w:bCs/>
+        </w:rPr>
+        <w:t>PHP:</w:t>
+      </w:r>
+      <w:r>
+        <w:rPr>
+          <w:rFonts w:hint="default"/>
+          <w:b/>
+          <w:bCs/>
+          <w:lang w:val="en-US"/>
+        </w:rPr>
+        <w:t xml:space="preserve"> </w:t>
+      </w:r>
+      <w:r>
+        <w:rPr>
+          <w:rFonts w:hint="default"/>
+          <w:b w:val="0"/>
+          <w:bCs w:val="0"/>
+          <w:lang w:val="en-US"/>
+        </w:rPr>
+        <w:t>Utilized as the backend scripting language to handle server-side logic, user authentication, form submissions, API integration, and session management. It connects the frontend with the database and controls how data flows through the system.</w:t>
+      </w:r>
+    </w:p>
+    <w:p>
+      <w:pPr>
+        <w:numPr>
+          <w:ilvl w:val="0"/>
+          <w:numId w:val="19"/>
+        </w:numPr>
+        <w:ind w:left="840" w:leftChars="0" w:hanging="420" w:firstLineChars="0"/>
+        <w:jc w:val="both"/>
+        <w:rPr>
+          <w:b/>
+          <w:bCs/>
+        </w:rPr>
+      </w:pPr>
+      <w:r>
+        <w:rPr>
+          <w:b/>
+          <w:bCs/>
+        </w:rPr>
+        <w:t>MySQL:</w:t>
+      </w:r>
+      <w:r>
+        <w:rPr>
+          <w:rFonts w:hint="default"/>
+          <w:b/>
+          <w:bCs/>
+          <w:lang w:val="en-US"/>
+        </w:rPr>
+        <w:t xml:space="preserve"> </w:t>
+      </w:r>
+      <w:r>
+        <w:rPr>
+          <w:rFonts w:hint="default"/>
+          <w:b w:val="0"/>
+          <w:bCs w:val="0"/>
+          <w:lang w:val="en-US"/>
+        </w:rPr>
+        <w:t>Used as the relational database system to store user data, movie history, favorites, watchlists, and other essential information. It enables efficient querying, filtering, and retrieval of stored records.</w:t>
+      </w:r>
+    </w:p>
+    <w:p>
+      <w:pPr>
+        <w:numPr>
+          <w:ilvl w:val="0"/>
+          <w:numId w:val="19"/>
+        </w:numPr>
+        <w:ind w:left="840" w:leftChars="0" w:hanging="420" w:firstLineChars="0"/>
+        <w:jc w:val="both"/>
+        <w:rPr>
+          <w:b/>
+          <w:bCs/>
+        </w:rPr>
+      </w:pPr>
+      <w:r>
+        <w:rPr>
+          <w:b/>
+          <w:bCs/>
+        </w:rPr>
+        <w:t>PHPMyAdmin:</w:t>
+      </w:r>
+      <w:r>
+        <w:rPr>
+          <w:rFonts w:hint="default"/>
+          <w:b/>
+          <w:bCs/>
+          <w:lang w:val="en-US"/>
+        </w:rPr>
+        <w:t xml:space="preserve"> </w:t>
+      </w:r>
+      <w:r>
+        <w:rPr>
+          <w:rFonts w:hint="default"/>
+          <w:b w:val="0"/>
+          <w:bCs w:val="0"/>
+          <w:lang w:val="en-US"/>
+        </w:rPr>
+        <w:t>A graphical interface used to manage and verify the MySQL database. It helped in performing operations like creating tables, inserting records, checking data integrity, and managing relationships between data.</w:t>
+      </w:r>
+    </w:p>
+    <w:p>
+      <w:pPr>
+        <w:numPr>
+          <w:ilvl w:val="0"/>
+          <w:numId w:val="19"/>
+        </w:numPr>
+        <w:ind w:left="840" w:leftChars="0" w:hanging="420" w:firstLineChars="0"/>
+        <w:jc w:val="both"/>
+        <w:rPr>
+          <w:b/>
+          <w:bCs/>
+        </w:rPr>
+      </w:pPr>
+      <w:r>
+        <w:rPr>
+          <w:b/>
+          <w:bCs/>
+        </w:rPr>
+        <w:t>XAMPP:</w:t>
+      </w:r>
+      <w:r>
+        <w:rPr>
+          <w:rFonts w:hint="default"/>
+          <w:b/>
+          <w:bCs/>
+          <w:lang w:val="en-US"/>
+        </w:rPr>
+        <w:t xml:space="preserve"> </w:t>
+      </w:r>
+      <w:r>
+        <w:rPr>
+          <w:rFonts w:hint="default"/>
+          <w:b w:val="0"/>
+          <w:bCs w:val="0"/>
+          <w:lang w:val="en-US"/>
+        </w:rPr>
+        <w:t>Provided a local development environment including Apache server and MySQL. It allowed the project to be developed and tested offline by hosting the server and database locally.</w:t>
+      </w:r>
+    </w:p>
+    <w:p>
+      <w:pPr>
+        <w:numPr>
+          <w:ilvl w:val="0"/>
+          <w:numId w:val="19"/>
+        </w:numPr>
+        <w:ind w:left="840" w:leftChars="0" w:hanging="420" w:firstLineChars="0"/>
+        <w:jc w:val="both"/>
+        <w:rPr>
+          <w:b/>
+          <w:bCs/>
+        </w:rPr>
+      </w:pPr>
+      <w:r>
+        <w:rPr>
+          <w:b/>
+          <w:bCs/>
+        </w:rPr>
+        <w:t>Visual Studio Code (VS Code):</w:t>
+      </w:r>
+      <w:r>
+        <w:rPr>
+          <w:rFonts w:hint="default"/>
+          <w:b/>
+          <w:bCs/>
+          <w:lang w:val="en-US"/>
+        </w:rPr>
+        <w:t xml:space="preserve"> </w:t>
+      </w:r>
+      <w:r>
+        <w:rPr>
+          <w:rFonts w:hint="default"/>
+          <w:b w:val="0"/>
+          <w:bCs w:val="0"/>
+          <w:lang w:val="en-US"/>
+        </w:rPr>
+        <w:t>Served as the main code editor where all the project’s code—frontend, backend, and configurations—was written and organized. Extensions for PHP, MySQL, and HTML/CSS enhanced productivity and debugging.</w:t>
+      </w:r>
+    </w:p>
+    <w:p>
+      <w:pPr>
+        <w:numPr>
+          <w:ilvl w:val="0"/>
+          <w:numId w:val="19"/>
+        </w:numPr>
+        <w:ind w:left="840" w:leftChars="0" w:hanging="420" w:firstLineChars="0"/>
+        <w:jc w:val="both"/>
+        <w:rPr>
+          <w:b/>
+          <w:bCs/>
+        </w:rPr>
+      </w:pPr>
+      <w:r>
+        <w:rPr>
+          <w:b/>
+          <w:bCs/>
+        </w:rPr>
+        <w:t>TMDb API (The Movie Database API):</w:t>
+      </w:r>
+      <w:r>
+        <w:rPr>
+          <w:rFonts w:hint="default"/>
+          <w:b/>
+          <w:bCs/>
+          <w:lang w:val="en-US"/>
+        </w:rPr>
+        <w:t xml:space="preserve"> </w:t>
+      </w:r>
+      <w:r>
+        <w:rPr>
+          <w:rFonts w:hint="default"/>
+          <w:b w:val="0"/>
+          <w:bCs w:val="0"/>
+          <w:lang w:val="en-US"/>
+        </w:rPr>
+        <w:t>Integrated to fetch real-time movie and TV show data such as posters, ratings, genres, and descriptions. It helped keep the movie listings updated and rich in content without manually entering data.</w:t>
+      </w:r>
+    </w:p>
+    <w:p>
+      <w:pPr>
+        <w:numPr>
+          <w:ilvl w:val="0"/>
+          <w:numId w:val="19"/>
+        </w:numPr>
+        <w:ind w:left="840" w:leftChars="0" w:hanging="420" w:firstLineChars="0"/>
+        <w:jc w:val="both"/>
+        <w:rPr>
+          <w:b/>
+          <w:bCs/>
+        </w:rPr>
+      </w:pPr>
+      <w:r>
+        <w:rPr>
+          <w:b/>
+          <w:bCs/>
+        </w:rPr>
+        <w:t>Git and GitHub:</w:t>
+      </w:r>
+      <w:r>
+        <w:rPr>
+          <w:rFonts w:hint="default"/>
+          <w:b/>
+          <w:bCs/>
+          <w:lang w:val="en-US"/>
+        </w:rPr>
+        <w:t xml:space="preserve"> </w:t>
+      </w:r>
+      <w:r>
+        <w:rPr>
+          <w:rFonts w:hint="default"/>
+          <w:b w:val="0"/>
+          <w:bCs w:val="0"/>
+          <w:lang w:val="en-US"/>
+        </w:rPr>
+        <w:t>Used for version control and collaboration. Git helped track changes in the codebase, and GitHub was used to back up the project online and manage updates.</w:t>
+      </w:r>
+    </w:p>
+    <w:p>
+      <w:pPr>
+        <w:numPr>
+          <w:ilvl w:val="0"/>
+          <w:numId w:val="19"/>
+        </w:numPr>
+        <w:ind w:left="840" w:leftChars="0" w:hanging="420" w:firstLineChars="0"/>
+        <w:jc w:val="both"/>
+        <w:rPr>
+          <w:b/>
+          <w:bCs/>
+        </w:rPr>
+      </w:pPr>
+      <w:r>
+        <w:rPr>
+          <w:b/>
+          <w:bCs/>
+        </w:rPr>
+        <w:t>Brave Browser:</w:t>
+      </w:r>
+      <w:r>
+        <w:rPr>
+          <w:rFonts w:hint="default"/>
+          <w:b/>
+          <w:bCs/>
+          <w:lang w:val="en-US"/>
+        </w:rPr>
+        <w:t xml:space="preserve"> </w:t>
+      </w:r>
+      <w:r>
+        <w:rPr>
+          <w:rFonts w:hint="default"/>
+          <w:b w:val="0"/>
+          <w:bCs w:val="0"/>
+          <w:lang w:val="en-US"/>
+        </w:rPr>
+        <w:t>Primarily used for testing the platform during development to ensure smooth navigation, responsiveness, and feature functionality across devices.</w:t>
+      </w:r>
+    </w:p>
+    <w:p>
+      <w:pPr>
+        <w:numPr>
+          <w:ilvl w:val="0"/>
+          <w:numId w:val="19"/>
+        </w:numPr>
+        <w:ind w:left="840" w:leftChars="0" w:hanging="420" w:firstLineChars="0"/>
+        <w:jc w:val="both"/>
+        <w:rPr>
+          <w:b/>
+          <w:bCs/>
+        </w:rPr>
+      </w:pPr>
+      <w:r>
+        <w:rPr>
+          <w:b/>
+          <w:bCs/>
+        </w:rPr>
+        <w:t>Canva and Draw.io:</w:t>
+      </w:r>
+      <w:r>
+        <w:rPr>
+          <w:rFonts w:hint="default"/>
+          <w:b/>
+          <w:bCs/>
+          <w:lang w:val="en-US"/>
+        </w:rPr>
+        <w:t xml:space="preserve"> </w:t>
+      </w:r>
+      <w:r>
+        <w:rPr>
+          <w:rFonts w:hint="default"/>
+          <w:b w:val="0"/>
+          <w:bCs w:val="0"/>
+          <w:lang w:val="en-US"/>
+        </w:rPr>
+        <w:t>Employed to create system design diagrams such as Data Flow Diagrams (DFD), database schemas, and architectural diagrams, which were crucial for documenting and planning the system architecture.</w:t>
+      </w:r>
     </w:p>
     <w:p>
       <w:pPr>
         <w:pStyle w:val="4"/>
         <w:bidi w:val="0"/>
       </w:pPr>
-      <w:bookmarkStart w:id="151" w:name="_Toc27611"/>
-      <w:r>
+      <w:bookmarkStart w:id="150" w:name="_Toc21088"/>
+      <w:r>
+        <w:rPr>
+          <w:rFonts w:hint="default"/>
+          <w:lang w:val="en-US"/>
+        </w:rPr>
         <w:t>Implementation details of modules</w:t>
       </w:r>
       <w:bookmarkEnd w:id="150"/>
+    </w:p>
+    <w:p>
+      <w:pPr>
+        <w:rPr>
+          <w:rFonts w:hint="default"/>
+          <w:lang w:val="en-US"/>
+        </w:rPr>
+      </w:pPr>
+      <w:r>
+        <w:rPr>
+          <w:rFonts w:hint="default"/>
+          <w:lang w:val="en-US"/>
+        </w:rPr>
+        <w:t>In this section, we provided a detailed description of the procedures, functions, classes, and methods used in the implementation of the system modules.</w:t>
+      </w:r>
+    </w:p>
+    <w:p>
+      <w:pPr>
+        <w:pStyle w:val="4"/>
+        <w:bidi w:val="0"/>
+      </w:pPr>
+      <w:bookmarkStart w:id="151" w:name="_Toc15031"/>
+      <w:r>
+        <w:rPr>
+          <w:rFonts w:hint="default"/>
+          <w:lang w:val="en-US"/>
+        </w:rPr>
+        <w:t>Algorithm</w:t>
+      </w:r>
+      <w:r>
+        <w:t xml:space="preserve"> details</w:t>
+      </w:r>
+      <w:bookmarkEnd w:id="149"/>
       <w:bookmarkEnd w:id="151"/>
     </w:p>
     <w:p>
@@ -10516,7 +10692,20 @@
         <w:rPr>
           <w:lang w:val="en-US"/>
         </w:rPr>
-        <w:t>In this section, we provide a detailed description of the procedures, functions, classes, and methods used in the implementation of the system modules.</w:t>
+        <w:t xml:space="preserve">In this section, we provide a detailed description of the procedures, functions, classes, and methods used </w:t>
+      </w:r>
+      <w:r>
+        <w:rPr>
+          <w:rFonts w:hint="default"/>
+          <w:lang w:val="en-US"/>
+        </w:rPr>
+        <w:t>for the algorithms</w:t>
+      </w:r>
+      <w:r>
+        <w:rPr>
+          <w:lang w:val="en-US"/>
+        </w:rPr>
+        <w:t>.</w:t>
       </w:r>
     </w:p>
     <w:p>
@@ -16226,7 +16415,7 @@
         <w:pStyle w:val="3"/>
       </w:pPr>
       <w:bookmarkStart w:id="152" w:name="_Toc137529306"/>
-      <w:bookmarkStart w:id="153" w:name="_Toc3802"/>
+      <w:bookmarkStart w:id="153" w:name="_Toc17258"/>
       <w:r>
         <w:t>Testing</w:t>
       </w:r>
@@ -16237,7 +16426,7 @@
       <w:pPr>
         <w:pStyle w:val="4"/>
       </w:pPr>
-      <w:bookmarkStart w:id="154" w:name="_Toc32370"/>
+      <w:bookmarkStart w:id="154" w:name="_Toc26140"/>
       <w:r>
         <w:t>Test Cases for Unit Testing</w:t>
       </w:r>
@@ -16279,7 +16468,7 @@
         <w:pStyle w:val="34"/>
         <w:numPr>
           <w:ilvl w:val="0"/>
-          <w:numId w:val="17"/>
+          <w:numId w:val="20"/>
         </w:numPr>
         <w:jc w:val="both"/>
         <w:rPr>
@@ -16589,15 +16778,15 @@
           <w:lang w:val="en-US"/>
         </w:rPr>
       </w:pPr>
-      <w:bookmarkStart w:id="155" w:name="_Toc7132"/>
-      <w:bookmarkStart w:id="156" w:name="_Toc22054"/>
-      <w:bookmarkStart w:id="157" w:name="_Toc3328"/>
-      <w:bookmarkStart w:id="158" w:name="_Toc3407"/>
-      <w:bookmarkStart w:id="159" w:name="_Toc24033"/>
-      <w:bookmarkStart w:id="160" w:name="_Toc7802"/>
-      <w:bookmarkStart w:id="161" w:name="_Toc22941"/>
-      <w:bookmarkStart w:id="162" w:name="_Toc24842"/>
-      <w:bookmarkStart w:id="163" w:name="_Toc19608"/>
+      <w:bookmarkStart w:id="155" w:name="_Toc24033"/>
+      <w:bookmarkStart w:id="156" w:name="_Toc7802"/>
+      <w:bookmarkStart w:id="157" w:name="_Toc22054"/>
+      <w:bookmarkStart w:id="158" w:name="_Toc24842"/>
+      <w:bookmarkStart w:id="159" w:name="_Toc7132"/>
+      <w:bookmarkStart w:id="160" w:name="_Toc22941"/>
+      <w:bookmarkStart w:id="161" w:name="_Toc3407"/>
+      <w:bookmarkStart w:id="162" w:name="_Toc3328"/>
+      <w:bookmarkStart w:id="163" w:name="_Toc6073"/>
       <w:r>
         <w:t xml:space="preserve">Table </w:t>
       </w:r>
@@ -17653,7 +17842,7 @@
         <w:pStyle w:val="34"/>
         <w:numPr>
           <w:ilvl w:val="0"/>
-          <w:numId w:val="17"/>
+          <w:numId w:val="20"/>
         </w:numPr>
         <w:jc w:val="both"/>
         <w:rPr>
@@ -17938,15 +18127,15 @@
           <w:lang w:val="en-US"/>
         </w:rPr>
       </w:pPr>
-      <w:bookmarkStart w:id="165" w:name="_Toc13652"/>
-      <w:bookmarkStart w:id="166" w:name="_Toc2441"/>
-      <w:bookmarkStart w:id="167" w:name="_Toc13436"/>
-      <w:bookmarkStart w:id="168" w:name="_Toc6839"/>
-      <w:bookmarkStart w:id="169" w:name="_Toc26357"/>
-      <w:bookmarkStart w:id="170" w:name="_Toc24111"/>
-      <w:bookmarkStart w:id="171" w:name="_Toc14892"/>
+      <w:bookmarkStart w:id="165" w:name="_Toc14892"/>
+      <w:bookmarkStart w:id="166" w:name="_Toc24111"/>
+      <w:bookmarkStart w:id="167" w:name="_Toc26357"/>
+      <w:bookmarkStart w:id="168" w:name="_Toc13436"/>
+      <w:bookmarkStart w:id="169" w:name="_Toc13652"/>
+      <w:bookmarkStart w:id="170" w:name="_Toc2441"/>
+      <w:bookmarkStart w:id="171" w:name="_Toc6839"/>
       <w:bookmarkStart w:id="172" w:name="_Toc10876"/>
-      <w:bookmarkStart w:id="173" w:name="_Toc14286"/>
+      <w:bookmarkStart w:id="173" w:name="_Toc17737"/>
       <w:r>
         <w:t xml:space="preserve">Table </w:t>
       </w:r>
@@ -18790,7 +18979,7 @@
         <w:pStyle w:val="34"/>
         <w:numPr>
           <w:ilvl w:val="0"/>
-          <w:numId w:val="17"/>
+          <w:numId w:val="20"/>
         </w:numPr>
         <w:jc w:val="both"/>
         <w:rPr>
@@ -19072,15 +19261,15 @@
           <w:lang w:val="en-US"/>
         </w:rPr>
       </w:pPr>
-      <w:bookmarkStart w:id="176" w:name="_Toc28433"/>
-      <w:bookmarkStart w:id="177" w:name="_Toc13975"/>
-      <w:bookmarkStart w:id="178" w:name="_Toc30298"/>
-      <w:bookmarkStart w:id="179" w:name="_Toc31836"/>
+      <w:bookmarkStart w:id="176" w:name="_Toc23748"/>
+      <w:bookmarkStart w:id="177" w:name="_Toc30298"/>
+      <w:bookmarkStart w:id="178" w:name="_Toc31836"/>
+      <w:bookmarkStart w:id="179" w:name="_Toc15800"/>
       <w:bookmarkStart w:id="180" w:name="_Toc21789"/>
-      <w:bookmarkStart w:id="181" w:name="_Toc12930"/>
-      <w:bookmarkStart w:id="182" w:name="_Toc23748"/>
-      <w:bookmarkStart w:id="183" w:name="_Toc15800"/>
-      <w:bookmarkStart w:id="184" w:name="_Toc25644"/>
+      <w:bookmarkStart w:id="181" w:name="_Toc13975"/>
+      <w:bookmarkStart w:id="182" w:name="_Toc12930"/>
+      <w:bookmarkStart w:id="183" w:name="_Toc28433"/>
+      <w:bookmarkStart w:id="184" w:name="_Toc21069"/>
       <w:r>
         <w:t xml:space="preserve">Table </w:t>
       </w:r>
@@ -19166,14 +19355,6 @@
         <w:gridCol w:w="1280"/>
       </w:tblGrid>
       <w:tr>
-        <w:tblPrEx>
-          <w:tblCellMar>
-            <w:top w:w="15" w:type="dxa"/>
-            <w:left w:w="15" w:type="dxa"/>
-            <w:bottom w:w="15" w:type="dxa"/>
-            <w:right w:w="15" w:type="dxa"/>
-          </w:tblCellMar>
-        </w:tblPrEx>
         <w:trPr>
           <w:jc w:val="center"/>
         </w:trPr>
@@ -19802,14 +19983,6 @@
         <w:gridCol w:w="8666"/>
       </w:tblGrid>
       <w:tr>
-        <w:tblPrEx>
-          <w:tblCellMar>
-            <w:top w:w="15" w:type="dxa"/>
-            <w:left w:w="15" w:type="dxa"/>
-            <w:bottom w:w="15" w:type="dxa"/>
-            <w:right w:w="15" w:type="dxa"/>
-          </w:tblCellMar>
-        </w:tblPrEx>
         <w:trPr>
           <w:jc w:val="center"/>
         </w:trPr>
@@ -19900,7 +20073,7 @@
         <w:pStyle w:val="34"/>
         <w:numPr>
           <w:ilvl w:val="0"/>
-          <w:numId w:val="17"/>
+          <w:numId w:val="20"/>
         </w:numPr>
         <w:jc w:val="both"/>
         <w:rPr>
@@ -20181,14 +20354,14 @@
         </w:rPr>
       </w:pPr>
       <w:bookmarkStart w:id="187" w:name="_Toc28312"/>
-      <w:bookmarkStart w:id="188" w:name="_Toc25467"/>
-      <w:bookmarkStart w:id="189" w:name="_Toc21756"/>
-      <w:bookmarkStart w:id="190" w:name="_Toc20100"/>
-      <w:bookmarkStart w:id="191" w:name="_Toc9641"/>
-      <w:bookmarkStart w:id="192" w:name="_Toc31209"/>
-      <w:bookmarkStart w:id="193" w:name="_Toc19744"/>
-      <w:bookmarkStart w:id="194" w:name="_Toc17345"/>
-      <w:bookmarkStart w:id="195" w:name="_Toc10753"/>
+      <w:bookmarkStart w:id="188" w:name="_Toc20100"/>
+      <w:bookmarkStart w:id="189" w:name="_Toc25467"/>
+      <w:bookmarkStart w:id="190" w:name="_Toc17345"/>
+      <w:bookmarkStart w:id="191" w:name="_Toc31209"/>
+      <w:bookmarkStart w:id="192" w:name="_Toc21756"/>
+      <w:bookmarkStart w:id="193" w:name="_Toc9641"/>
+      <w:bookmarkStart w:id="194" w:name="_Toc19744"/>
+      <w:bookmarkStart w:id="195" w:name="_Toc12886"/>
       <w:r>
         <w:t xml:space="preserve">Table </w:t>
       </w:r>
@@ -21019,7 +21192,7 @@
         <w:pStyle w:val="34"/>
         <w:numPr>
           <w:ilvl w:val="0"/>
-          <w:numId w:val="17"/>
+          <w:numId w:val="20"/>
         </w:numPr>
         <w:jc w:val="both"/>
         <w:rPr>
@@ -21307,15 +21480,15 @@
           <w:lang w:val="en-US"/>
         </w:rPr>
       </w:pPr>
-      <w:bookmarkStart w:id="198" w:name="_Toc27706"/>
+      <w:bookmarkStart w:id="198" w:name="_Toc1821"/>
       <w:bookmarkStart w:id="199" w:name="_Toc25498"/>
-      <w:bookmarkStart w:id="200" w:name="_Toc9428"/>
-      <w:bookmarkStart w:id="201" w:name="_Toc29875"/>
-      <w:bookmarkStart w:id="202" w:name="_Toc32105"/>
-      <w:bookmarkStart w:id="203" w:name="_Toc6785"/>
-      <w:bookmarkStart w:id="204" w:name="_Toc17621"/>
-      <w:bookmarkStart w:id="205" w:name="_Toc1821"/>
-      <w:bookmarkStart w:id="206" w:name="_Toc30951"/>
+      <w:bookmarkStart w:id="200" w:name="_Toc29875"/>
+      <w:bookmarkStart w:id="201" w:name="_Toc9428"/>
+      <w:bookmarkStart w:id="202" w:name="_Toc17621"/>
+      <w:bookmarkStart w:id="203" w:name="_Toc27706"/>
+      <w:bookmarkStart w:id="204" w:name="_Toc6785"/>
+      <w:bookmarkStart w:id="205" w:name="_Toc32105"/>
+      <w:bookmarkStart w:id="206" w:name="_Toc25711"/>
       <w:r>
         <w:t xml:space="preserve">Table </w:t>
       </w:r>
@@ -21669,7 +21842,7 @@
             <w:pPr>
               <w:numPr>
                 <w:ilvl w:val="0"/>
-                <w:numId w:val="18"/>
+                <w:numId w:val="21"/>
               </w:numPr>
               <w:spacing w:line="240" w:lineRule="auto"/>
               <w:ind w:left="425" w:leftChars="0" w:hanging="425" w:firstLineChars="0"/>
@@ -21904,7 +22077,7 @@
         <w:pStyle w:val="4"/>
         <w:bidi w:val="0"/>
       </w:pPr>
-      <w:bookmarkStart w:id="208" w:name="_Toc794"/>
+      <w:bookmarkStart w:id="208" w:name="_Toc474"/>
       <w:r>
         <w:t>Test Cases for System Testing</w:t>
       </w:r>
@@ -21915,7 +22088,7 @@
         <w:pStyle w:val="34"/>
         <w:numPr>
           <w:ilvl w:val="0"/>
-          <w:numId w:val="19"/>
+          <w:numId w:val="22"/>
         </w:numPr>
         <w:rPr>
           <w:b/>
@@ -22187,8 +22360,8 @@
         <w:bidi w:val="0"/>
         <w:spacing w:line="360" w:lineRule="auto"/>
       </w:pPr>
-      <w:bookmarkStart w:id="209" w:name="_Toc14177"/>
-      <w:bookmarkStart w:id="210" w:name="_Toc9736"/>
+      <w:bookmarkStart w:id="209" w:name="_Toc9736"/>
+      <w:bookmarkStart w:id="210" w:name="_Toc14177"/>
       <w:bookmarkStart w:id="211" w:name="_Toc10435"/>
     </w:p>
     <w:p>
@@ -22200,12 +22373,12 @@
           <w:lang w:val="en-US"/>
         </w:rPr>
       </w:pPr>
-      <w:bookmarkStart w:id="212" w:name="_Toc26204"/>
-      <w:bookmarkStart w:id="213" w:name="_Toc2733"/>
-      <w:bookmarkStart w:id="214" w:name="_Toc18557"/>
-      <w:bookmarkStart w:id="215" w:name="_Toc20427"/>
+      <w:bookmarkStart w:id="212" w:name="_Toc20427"/>
+      <w:bookmarkStart w:id="213" w:name="_Toc26204"/>
+      <w:bookmarkStart w:id="214" w:name="_Toc2733"/>
+      <w:bookmarkStart w:id="215" w:name="_Toc18557"/>
       <w:bookmarkStart w:id="216" w:name="_Toc16017"/>
-      <w:bookmarkStart w:id="217" w:name="_Toc26487"/>
+      <w:bookmarkStart w:id="217" w:name="_Toc24880"/>
       <w:r>
         <w:t xml:space="preserve">Table </w:t>
       </w:r>
@@ -23710,7 +23883,7 @@
       <w:pPr>
         <w:pStyle w:val="2"/>
       </w:pPr>
-      <w:bookmarkStart w:id="218" w:name="_Toc9030"/>
+      <w:bookmarkStart w:id="218" w:name="_Toc13454"/>
       <w:r>
         <w:t>Conclusion and Future Recommendations</w:t>
       </w:r>
@@ -23721,7 +23894,7 @@
         <w:pStyle w:val="3"/>
       </w:pPr>
       <w:bookmarkStart w:id="219" w:name="_Toc137529308"/>
-      <w:bookmarkStart w:id="220" w:name="_Toc32525"/>
+      <w:bookmarkStart w:id="220" w:name="_Toc5717"/>
       <w:r>
         <w:t>Lesson Learnt / Outcome</w:t>
       </w:r>
@@ -23787,10 +23960,9 @@
       <w:pPr>
         <w:pStyle w:val="3"/>
         <w:bidi w:val="0"/>
-        <w:rPr/>
       </w:pPr>
       <w:bookmarkStart w:id="221" w:name="_Toc137529309"/>
-      <w:bookmarkStart w:id="222" w:name="_Toc8905"/>
+      <w:bookmarkStart w:id="222" w:name="_Toc8264"/>
       <w:r>
         <w:t>Conclusion</w:t>
       </w:r>
@@ -23801,7 +23973,6 @@
     <w:p>
       <w:pPr>
         <w:bidi w:val="0"/>
-        <w:rPr/>
       </w:pPr>
       <w:r>
         <w:t>MovieMagic provides a smooth and secure movie streaming experience with features like user authentication, personalized recommendations, search optimization, and multilingual support. Its robust validation and security modules ensure data integrity and user safety. Thorough testing confirms the system’s reliability, making MovieMagic a well-rounded platform with strong potential for future enhancements.</w:t>
@@ -23811,7 +23982,7 @@
       <w:pPr>
         <w:pStyle w:val="3"/>
       </w:pPr>
-      <w:bookmarkStart w:id="224" w:name="_Toc3729"/>
+      <w:bookmarkStart w:id="224" w:name="_Toc24006"/>
       <w:r>
         <w:t>Future Recommendations</w:t>
       </w:r>
@@ -23836,7 +24007,7 @@
         <w:pStyle w:val="18"/>
         <w:numPr>
           <w:ilvl w:val="0"/>
-          <w:numId w:val="20"/>
+          <w:numId w:val="23"/>
         </w:numPr>
         <w:spacing w:before="0" w:beforeAutospacing="0" w:after="0" w:afterAutospacing="0" w:line="360" w:lineRule="auto"/>
         <w:jc w:val="both"/>
@@ -23857,7 +24028,7 @@
         <w:pStyle w:val="18"/>
         <w:numPr>
           <w:ilvl w:val="0"/>
-          <w:numId w:val="20"/>
+          <w:numId w:val="23"/>
         </w:numPr>
         <w:spacing w:before="0" w:beforeAutospacing="0" w:after="0" w:afterAutospacing="0" w:line="360" w:lineRule="auto"/>
         <w:jc w:val="both"/>
@@ -23878,7 +24049,7 @@
         <w:pStyle w:val="18"/>
         <w:numPr>
           <w:ilvl w:val="0"/>
-          <w:numId w:val="20"/>
+          <w:numId w:val="23"/>
         </w:numPr>
         <w:spacing w:before="0" w:beforeAutospacing="0" w:after="0" w:afterAutospacing="0" w:line="360" w:lineRule="auto"/>
         <w:jc w:val="both"/>
@@ -23899,7 +24070,7 @@
         <w:pStyle w:val="18"/>
         <w:numPr>
           <w:ilvl w:val="0"/>
-          <w:numId w:val="20"/>
+          <w:numId w:val="23"/>
         </w:numPr>
         <w:spacing w:before="0" w:beforeAutospacing="0" w:after="0" w:afterAutospacing="0" w:line="360" w:lineRule="auto"/>
         <w:jc w:val="both"/>
@@ -23984,24 +24155,16 @@
                 </w:tblCellMar>
               </w:tblPr>
               <w:tblGrid>
-                <w:gridCol w:w="455"/>
-                <w:gridCol w:w="8301"/>
+                <w:gridCol w:w="508"/>
+                <w:gridCol w:w="8248"/>
               </w:tblGrid>
               <w:tr>
-                <w:tblPrEx>
-                  <w:tblCellMar>
-                    <w:top w:w="15" w:type="dxa"/>
-                    <w:left w:w="15" w:type="dxa"/>
-                    <w:bottom w:w="15" w:type="dxa"/>
-                    <w:right w:w="15" w:type="dxa"/>
-                  </w:tblCellMar>
-                </w:tblPrEx>
                 <w:trPr>
                   <w:tblCellSpacing w:w="15" w:type="dxa"/>
                 </w:trPr>
                 <w:tc>
                   <w:tcPr>
-                    <w:tcW w:w="234" w:type="pct"/>
+                    <w:tcW w:w="264" w:type="pct"/>
                   </w:tcPr>
                   <w:p>
                     <w:pPr>
@@ -24014,7 +24177,7 @@
                 </w:tc>
                 <w:tc>
                   <w:tcPr>
-                    <w:tcW w:w="4714" w:type="pct"/>
+                    <w:tcW w:w="4684" w:type="pct"/>
                   </w:tcPr>
                   <w:p>
                     <w:pPr>
@@ -24027,20 +24190,12 @@
                 </w:tc>
               </w:tr>
               <w:tr>
-                <w:tblPrEx>
-                  <w:tblCellMar>
-                    <w:top w:w="15" w:type="dxa"/>
-                    <w:left w:w="15" w:type="dxa"/>
-                    <w:bottom w:w="15" w:type="dxa"/>
-                    <w:right w:w="15" w:type="dxa"/>
-                  </w:tblCellMar>
-                </w:tblPrEx>
                 <w:trPr>
                   <w:tblCellSpacing w:w="15" w:type="dxa"/>
                 </w:trPr>
                 <w:tc>
                   <w:tcPr>
-                    <w:tcW w:w="234" w:type="pct"/>
+                    <w:tcW w:w="264" w:type="pct"/>
                   </w:tcPr>
                   <w:p>
                     <w:pPr>
@@ -24053,33 +24208,25 @@
                 </w:tc>
                 <w:tc>
                   <w:tcPr>
-                    <w:tcW w:w="4714" w:type="pct"/>
+                    <w:tcW w:w="4684" w:type="pct"/>
                   </w:tcPr>
                   <w:p>
                     <w:pPr>
                       <w:pStyle w:val="33"/>
                     </w:pPr>
                     <w:r>
-                      <w:t>Zhang, S., Yao, L., Sun, A., &amp; Tay, Y. (2019). Deep Learning Based Recommender System: A Survey and New Perspectives. ACM Computing Surveys (CSUR), 52(1), 1–38.</w:t>
+                      <w:t>Li, H., &amp; Li, Y. (2021). "Hybrid recommendation system combined content-based filtering and collaborative prediction using artificial neural network." Simulation Modelling Practice and Theory, 113, 102375.</w:t>
                     </w:r>
                   </w:p>
                 </w:tc>
               </w:tr>
               <w:tr>
-                <w:tblPrEx>
-                  <w:tblCellMar>
-                    <w:top w:w="15" w:type="dxa"/>
-                    <w:left w:w="15" w:type="dxa"/>
-                    <w:bottom w:w="15" w:type="dxa"/>
-                    <w:right w:w="15" w:type="dxa"/>
-                  </w:tblCellMar>
-                </w:tblPrEx>
                 <w:trPr>
                   <w:tblCellSpacing w:w="15" w:type="dxa"/>
                 </w:trPr>
                 <w:tc>
                   <w:tcPr>
-                    <w:tcW w:w="234" w:type="pct"/>
+                    <w:tcW w:w="264" w:type="pct"/>
                   </w:tcPr>
                   <w:p>
                     <w:pPr>
@@ -24092,42 +24239,25 @@
                 </w:tc>
                 <w:tc>
                   <w:tcPr>
-                    <w:tcW w:w="4714" w:type="pct"/>
+                    <w:tcW w:w="4684" w:type="pct"/>
                   </w:tcPr>
                   <w:p>
                     <w:pPr>
                       <w:pStyle w:val="33"/>
                     </w:pPr>
                     <w:r>
-                      <w:t>·</w:t>
-                    </w:r>
-                    <w:r>
-                      <w:rPr>
-                        <w:rFonts w:hint="eastAsia"/>
-                      </w:rPr>
-                      <w:t xml:space="preserve">  </w:t>
-                    </w:r>
-                    <w:r>
-                      <w:t>Madadipouya, K. (2016). A location-based movie recommender system using geospatial data. International Journal of Computer Applications, 134(5), 7–10.</w:t>
+                      <w:t>Du, Y., et al. (2022). "MetaKG: Meta-learning on knowledge graph for cold-start recommendation." arXiv preprint arXiv:2202.03851.</w:t>
                     </w:r>
                   </w:p>
                 </w:tc>
               </w:tr>
               <w:tr>
-                <w:tblPrEx>
-                  <w:tblCellMar>
-                    <w:top w:w="15" w:type="dxa"/>
-                    <w:left w:w="15" w:type="dxa"/>
-                    <w:bottom w:w="15" w:type="dxa"/>
-                    <w:right w:w="15" w:type="dxa"/>
-                  </w:tblCellMar>
-                </w:tblPrEx>
                 <w:trPr>
                   <w:tblCellSpacing w:w="15" w:type="dxa"/>
                 </w:trPr>
                 <w:tc>
                   <w:tcPr>
-                    <w:tcW w:w="234" w:type="pct"/>
+                    <w:tcW w:w="264" w:type="pct"/>
                   </w:tcPr>
                   <w:p>
                     <w:pPr>
@@ -24140,33 +24270,25 @@
                 </w:tc>
                 <w:tc>
                   <w:tcPr>
-                    <w:tcW w:w="4714" w:type="pct"/>
+                    <w:tcW w:w="4684" w:type="pct"/>
                   </w:tcPr>
                   <w:p>
                     <w:pPr>
                       <w:pStyle w:val="33"/>
                     </w:pPr>
                     <w:r>
-                      <w:t>Berjani, B., &amp; Strufe, T. (2011). A Recommendation System for IPTV Using Social Networks. In Proceedings of the 4th ACM Conference on Recommender Systems (pp. 285–288). ACM.</w:t>
+                      <w:t>Zheng, Y., et al. (2020). "Cold-start sequential recommendation via meta learner." arXiv preprint arXiv:2012.05462.</w:t>
                     </w:r>
                   </w:p>
                 </w:tc>
               </w:tr>
               <w:tr>
-                <w:tblPrEx>
-                  <w:tblCellMar>
-                    <w:top w:w="15" w:type="dxa"/>
-                    <w:left w:w="15" w:type="dxa"/>
-                    <w:bottom w:w="15" w:type="dxa"/>
-                    <w:right w:w="15" w:type="dxa"/>
-                  </w:tblCellMar>
-                </w:tblPrEx>
                 <w:trPr>
                   <w:tblCellSpacing w:w="15" w:type="dxa"/>
                 </w:trPr>
                 <w:tc>
                   <w:tcPr>
-                    <w:tcW w:w="234" w:type="pct"/>
+                    <w:tcW w:w="264" w:type="pct"/>
                   </w:tcPr>
                   <w:p>
                     <w:pPr>
@@ -24179,33 +24301,25 @@
                 </w:tc>
                 <w:tc>
                   <w:tcPr>
-                    <w:tcW w:w="4714" w:type="pct"/>
+                    <w:tcW w:w="4684" w:type="pct"/>
                   </w:tcPr>
                   <w:p>
                     <w:pPr>
                       <w:pStyle w:val="33"/>
                     </w:pPr>
                     <w:r>
-                      <w:t>Aggarwal, C. C. (2016). Recommender Systems: The Textbook. Springer.</w:t>
+                      <w:t>Madadipouya, K. (2018). "A location-based movie recommender system using user location and content information." International Journal of Computer Applications, 181(23), 1–5.</w:t>
                     </w:r>
                   </w:p>
                 </w:tc>
               </w:tr>
               <w:tr>
-                <w:tblPrEx>
-                  <w:tblCellMar>
-                    <w:top w:w="15" w:type="dxa"/>
-                    <w:left w:w="15" w:type="dxa"/>
-                    <w:bottom w:w="15" w:type="dxa"/>
-                    <w:right w:w="15" w:type="dxa"/>
-                  </w:tblCellMar>
-                </w:tblPrEx>
                 <w:trPr>
                   <w:tblCellSpacing w:w="15" w:type="dxa"/>
                 </w:trPr>
                 <w:tc>
                   <w:tcPr>
-                    <w:tcW w:w="234" w:type="pct"/>
+                    <w:tcW w:w="264" w:type="pct"/>
                   </w:tcPr>
                   <w:p>
                     <w:pPr>
@@ -24218,33 +24332,25 @@
                 </w:tc>
                 <w:tc>
                   <w:tcPr>
-                    <w:tcW w:w="4714" w:type="pct"/>
+                    <w:tcW w:w="4684" w:type="pct"/>
                   </w:tcPr>
                   <w:p>
                     <w:pPr>
                       <w:pStyle w:val="33"/>
                     </w:pPr>
                     <w:r>
-                      <w:t>Li, J., Kawale, J., &amp; Fu, Y. (2015). Deep Collaborative Filtering via Marginalized Denoising Auto-encoder. In Proceedings of the 24th ACM International on Conference on Information and Knowledge Management (pp. 811–820).</w:t>
+                      <w:t>Levandoski, J. J., et al. (2012). "LARS: A location-aware recommender system." IEEE 28th International Conference on Data Engineering, pp. 450–461.</w:t>
                     </w:r>
                   </w:p>
                 </w:tc>
               </w:tr>
               <w:tr>
-                <w:tblPrEx>
-                  <w:tblCellMar>
-                    <w:top w:w="15" w:type="dxa"/>
-                    <w:left w:w="15" w:type="dxa"/>
-                    <w:bottom w:w="15" w:type="dxa"/>
-                    <w:right w:w="15" w:type="dxa"/>
-                  </w:tblCellMar>
-                </w:tblPrEx>
                 <w:trPr>
                   <w:tblCellSpacing w:w="15" w:type="dxa"/>
                 </w:trPr>
                 <w:tc>
                   <w:tcPr>
-                    <w:tcW w:w="234" w:type="pct"/>
+                    <w:tcW w:w="264" w:type="pct"/>
                   </w:tcPr>
                   <w:p>
                     <w:pPr>
@@ -24257,51 +24363,25 @@
                 </w:tc>
                 <w:tc>
                   <w:tcPr>
-                    <w:tcW w:w="4714" w:type="pct"/>
+                    <w:tcW w:w="4684" w:type="pct"/>
                   </w:tcPr>
                   <w:p>
                     <w:pPr>
                       <w:pStyle w:val="33"/>
                     </w:pPr>
                     <w:r>
-                      <w:t xml:space="preserve">FilmQuest. (2023). Open-source movie search and recommendation platform. GitHub Repository. Retrieved from </w:t>
-                    </w:r>
-                    <w:r>
-                      <w:rPr/>
-                      <w:fldChar w:fldCharType="begin"/>
-                    </w:r>
-                    <w:r>
-                      <w:instrText xml:space="preserve"> HYPERLINK "https://github.com/username/filmquest" \t "_new" </w:instrText>
-                    </w:r>
-                    <w:r>
-                      <w:rPr/>
-                      <w:fldChar w:fldCharType="separate"/>
-                    </w:r>
-                    <w:r>
-                      <w:t>https://github.com/username/filmquest</w:t>
-                    </w:r>
-                    <w:r>
-                      <w:rPr/>
-                      <w:fldChar w:fldCharType="end"/>
+                      <w:t>Li, X., et al. (2021). "Dynamic Graph Collaborative Filtering." arXiv preprint arXiv:2101.02844.</w:t>
                     </w:r>
                   </w:p>
                 </w:tc>
               </w:tr>
               <w:tr>
-                <w:tblPrEx>
-                  <w:tblCellMar>
-                    <w:top w:w="15" w:type="dxa"/>
-                    <w:left w:w="15" w:type="dxa"/>
-                    <w:bottom w:w="15" w:type="dxa"/>
-                    <w:right w:w="15" w:type="dxa"/>
-                  </w:tblCellMar>
-                </w:tblPrEx>
                 <w:trPr>
                   <w:tblCellSpacing w:w="15" w:type="dxa"/>
                 </w:trPr>
                 <w:tc>
                   <w:tcPr>
-                    <w:tcW w:w="234" w:type="pct"/>
+                    <w:tcW w:w="264" w:type="pct"/>
                   </w:tcPr>
                   <w:p>
                     <w:pPr>
@@ -24314,32 +24394,76 @@
                 </w:tc>
                 <w:tc>
                   <w:tcPr>
-                    <w:tcW w:w="4714" w:type="pct"/>
+                    <w:tcW w:w="4684" w:type="pct"/>
                   </w:tcPr>
                   <w:p>
                     <w:pPr>
                       <w:pStyle w:val="33"/>
                     </w:pPr>
                     <w:r>
-                      <w:t xml:space="preserve">MovieVault. (2024). Real-time movie discovery platform with Next.js 14. GitHub Repository. Retrieved from </w:t>
+                      <w:t>Kim, J., et al. (2024). "Real-Time Movie Recommendation: Integrating Persona-Based User Modeling with NMF and Deep Neural Networks." Applied Sciences, 14(3), 1014.</w:t>
                     </w:r>
+                  </w:p>
+                </w:tc>
+              </w:tr>
+              <w:tr>
+                <w:trPr>
+                  <w:tblCellSpacing w:w="15" w:type="dxa"/>
+                </w:trPr>
+                <w:tc>
+                  <w:tcPr>
+                    <w:tcW w:w="264" w:type="pct"/>
+                  </w:tcPr>
+                  <w:p>
+                    <w:pPr>
+                      <w:pStyle w:val="33"/>
+                    </w:pPr>
                     <w:r>
-                      <w:rPr/>
-                      <w:fldChar w:fldCharType="begin"/>
+                      <w:t>[9]</w:t>
                     </w:r>
+                  </w:p>
+                </w:tc>
+                <w:tc>
+                  <w:tcPr>
+                    <w:tcW w:w="4684" w:type="pct"/>
+                  </w:tcPr>
+                  <w:p>
+                    <w:pPr>
+                      <w:pStyle w:val="33"/>
+                    </w:pPr>
                     <w:r>
-                      <w:instrText xml:space="preserve"> HYPERLINK "https://github.com/username/movievault" \t "_new" </w:instrText>
+                      <w:t>FilmQuest. (2023). Open-source movie search and recommendation platform. GitHub Repository. Retrieved from https://github.com/username/filmquest</w:t>
                     </w:r>
+                  </w:p>
+                </w:tc>
+              </w:tr>
+              <w:tr>
+                <w:trPr>
+                  <w:tblCellSpacing w:w="15" w:type="dxa"/>
+                </w:trPr>
+                <w:tc>
+                  <w:tcPr>
+                    <w:tcW w:w="264" w:type="pct"/>
+                  </w:tcPr>
+                  <w:p>
+                    <w:pPr>
+                      <w:pStyle w:val="33"/>
+                    </w:pPr>
                     <w:r>
-                      <w:rPr/>
-                      <w:fldChar w:fldCharType="separate"/>
+                      <w:t>[10]</w:t>
                     </w:r>
+                  </w:p>
+                </w:tc>
+                <w:tc>
+                  <w:tcPr>
+                    <w:tcW w:w="4684" w:type="pct"/>
+                  </w:tcPr>
+                  <w:p>
+                    <w:pPr>
+                      <w:pStyle w:val="33"/>
+                    </w:pPr>
                     <w:r>
-                      <w:t>https://github.com/username/movievault</w:t>
-                    </w:r>
-                    <w:r>
-                      <w:rPr/>
-                      <w:fldChar w:fldCharType="end"/>
+                      <w:t>MovieVault. (2024). Real-time movie discovery platform with Next.js 14. GitHub Repository. Retrieved from https://github.com/username/movievault</w:t>
                     </w:r>
                   </w:p>
                 </w:tc>
@@ -24354,8 +24478,6 @@
                 </w:rPr>
                 <w:fldChar w:fldCharType="end"/>
               </w:r>
-              <w:bookmarkStart w:id="226" w:name="_GoBack"/>
-              <w:bookmarkEnd w:id="226"/>
             </w:p>
           </w:sdtContent>
         </w:sdt>
@@ -24853,6 +24975,46 @@
     </w:lvl>
   </w:abstractNum>
   <w:abstractNum w:abstractNumId="2">
+    <w:nsid w:val="E46C5127"/>
+    <w:multiLevelType w:val="singleLevel"/>
+    <w:tmpl w:val="E46C5127"/>
+    <w:lvl w:ilvl="0" w:tentative="0">
+      <w:start w:val="1"/>
+      <w:numFmt w:val="bullet"/>
+      <w:lvlText w:val=""/>
+      <w:lvlJc w:val="left"/>
+      <w:pPr>
+        <w:tabs>
+          <w:tab w:val="left" w:pos="1260"/>
+        </w:tabs>
+        <w:ind w:left="1260" w:leftChars="0" w:hanging="420" w:firstLineChars="0"/>
+      </w:pPr>
+      <w:rPr>
+        <w:rFonts w:hint="default" w:ascii="Wingdings" w:hAnsi="Wingdings"/>
+      </w:rPr>
+    </w:lvl>
+  </w:abstractNum>
+  <w:abstractNum w:abstractNumId="3">
+    <w:nsid w:val="F8951BDE"/>
+    <w:multiLevelType w:val="singleLevel"/>
+    <w:tmpl w:val="F8951BDE"/>
+    <w:lvl w:ilvl="0" w:tentative="0">
+      <w:start w:val="1"/>
+      <w:numFmt w:val="bullet"/>
+      <w:lvlText w:val=""/>
+      <w:lvlJc w:val="left"/>
+      <w:pPr>
+        <w:tabs>
+          <w:tab w:val="left" w:pos="840"/>
+        </w:tabs>
+        <w:ind w:left="840" w:leftChars="0" w:hanging="420" w:firstLineChars="0"/>
+      </w:pPr>
+      <w:rPr>
+        <w:rFonts w:hint="default" w:ascii="Wingdings" w:hAnsi="Wingdings"/>
+      </w:rPr>
+    </w:lvl>
+  </w:abstractNum>
+  <w:abstractNum w:abstractNumId="4">
     <w:nsid w:val="01C80ABA"/>
     <w:multiLevelType w:val="multilevel"/>
     <w:tmpl w:val="01C80ABA"/>
@@ -25001,7 +25163,7 @@
       </w:rPr>
     </w:lvl>
   </w:abstractNum>
-  <w:abstractNum w:abstractNumId="3">
+  <w:abstractNum w:abstractNumId="5">
     <w:nsid w:val="09A1101C"/>
     <w:multiLevelType w:val="multilevel"/>
     <w:tmpl w:val="09A1101C"/>
@@ -25091,7 +25253,7 @@
       </w:pPr>
     </w:lvl>
   </w:abstractNum>
-  <w:abstractNum w:abstractNumId="4">
+  <w:abstractNum w:abstractNumId="6">
     <w:nsid w:val="0B4E4FA9"/>
     <w:multiLevelType w:val="multilevel"/>
     <w:tmpl w:val="0B4E4FA9"/>
@@ -25248,7 +25410,7 @@
       </w:rPr>
     </w:lvl>
   </w:abstractNum>
-  <w:abstractNum w:abstractNumId="5">
+  <w:abstractNum w:abstractNumId="7">
     <w:nsid w:val="12A748F9"/>
     <w:multiLevelType w:val="multilevel"/>
     <w:tmpl w:val="12A748F9"/>
@@ -25397,7 +25559,7 @@
       </w:rPr>
     </w:lvl>
   </w:abstractNum>
-  <w:abstractNum w:abstractNumId="6">
+  <w:abstractNum w:abstractNumId="8">
     <w:nsid w:val="1C367098"/>
     <w:multiLevelType w:val="multilevel"/>
     <w:tmpl w:val="1C367098"/>
@@ -25515,7 +25677,7 @@
       </w:pPr>
     </w:lvl>
   </w:abstractNum>
-  <w:abstractNum w:abstractNumId="7">
+  <w:abstractNum w:abstractNumId="9">
     <w:nsid w:val="20837B1B"/>
     <w:multiLevelType w:val="multilevel"/>
     <w:tmpl w:val="20837B1B"/>
@@ -25605,7 +25767,7 @@
       </w:pPr>
     </w:lvl>
   </w:abstractNum>
-  <w:abstractNum w:abstractNumId="8">
+  <w:abstractNum w:abstractNumId="10">
     <w:nsid w:val="27201ED9"/>
     <w:multiLevelType w:val="multilevel"/>
     <w:tmpl w:val="27201ED9"/>
@@ -25754,7 +25916,7 @@
       </w:rPr>
     </w:lvl>
   </w:abstractNum>
-  <w:abstractNum w:abstractNumId="9">
+  <w:abstractNum w:abstractNumId="11">
     <w:nsid w:val="2D15A05C"/>
     <w:multiLevelType w:val="multilevel"/>
     <w:tmpl w:val="2D15A05C"/>
@@ -25894,7 +26056,7 @@
       </w:rPr>
     </w:lvl>
   </w:abstractNum>
-  <w:abstractNum w:abstractNumId="10">
+  <w:abstractNum w:abstractNumId="12">
     <w:nsid w:val="2FD23509"/>
     <w:multiLevelType w:val="multilevel"/>
     <w:tmpl w:val="2FD23509"/>
@@ -26007,7 +26169,7 @@
       </w:rPr>
     </w:lvl>
   </w:abstractNum>
-  <w:abstractNum w:abstractNumId="11">
+  <w:abstractNum w:abstractNumId="13">
     <w:nsid w:val="301B3BE8"/>
     <w:multiLevelType w:val="singleLevel"/>
     <w:tmpl w:val="301B3BE8"/>
@@ -26027,7 +26189,7 @@
       </w:rPr>
     </w:lvl>
   </w:abstractNum>
-  <w:abstractNum w:abstractNumId="12">
+  <w:abstractNum w:abstractNumId="14">
     <w:nsid w:val="335D3E2D"/>
     <w:multiLevelType w:val="multilevel"/>
     <w:tmpl w:val="335D3E2D"/>
@@ -26143,7 +26305,7 @@
       </w:pPr>
     </w:lvl>
   </w:abstractNum>
-  <w:abstractNum w:abstractNumId="13">
+  <w:abstractNum w:abstractNumId="15">
     <w:nsid w:val="357806B6"/>
     <w:multiLevelType w:val="multilevel"/>
     <w:tmpl w:val="357806B6"/>
@@ -26256,7 +26418,7 @@
       </w:rPr>
     </w:lvl>
   </w:abstractNum>
-  <w:abstractNum w:abstractNumId="14">
+  <w:abstractNum w:abstractNumId="16">
     <w:nsid w:val="37434651"/>
     <w:multiLevelType w:val="multilevel"/>
     <w:tmpl w:val="37434651"/>
@@ -26405,7 +26567,7 @@
       </w:rPr>
     </w:lvl>
   </w:abstractNum>
-  <w:abstractNum w:abstractNumId="15">
+  <w:abstractNum w:abstractNumId="17">
     <w:nsid w:val="3DF77BBE"/>
     <w:multiLevelType w:val="multilevel"/>
     <w:tmpl w:val="3DF77BBE"/>
@@ -26518,7 +26680,7 @@
       </w:rPr>
     </w:lvl>
   </w:abstractNum>
-  <w:abstractNum w:abstractNumId="16">
+  <w:abstractNum w:abstractNumId="18">
     <w:nsid w:val="4F860884"/>
     <w:multiLevelType w:val="multilevel"/>
     <w:tmpl w:val="4F860884"/>
@@ -26631,7 +26793,27 @@
       </w:rPr>
     </w:lvl>
   </w:abstractNum>
-  <w:abstractNum w:abstractNumId="17">
+  <w:abstractNum w:abstractNumId="19">
+    <w:nsid w:val="67658D28"/>
+    <w:multiLevelType w:val="singleLevel"/>
+    <w:tmpl w:val="67658D28"/>
+    <w:lvl w:ilvl="0" w:tentative="0">
+      <w:start w:val="1"/>
+      <w:numFmt w:val="bullet"/>
+      <w:lvlText w:val=""/>
+      <w:lvlJc w:val="left"/>
+      <w:pPr>
+        <w:tabs>
+          <w:tab w:val="left" w:pos="1260"/>
+        </w:tabs>
+        <w:ind w:left="1260" w:leftChars="0" w:hanging="420" w:firstLineChars="0"/>
+      </w:pPr>
+      <w:rPr>
+        <w:rFonts w:hint="default" w:ascii="Wingdings" w:hAnsi="Wingdings"/>
+      </w:rPr>
+    </w:lvl>
+  </w:abstractNum>
+  <w:abstractNum w:abstractNumId="20">
     <w:nsid w:val="749D0536"/>
     <w:multiLevelType w:val="multilevel"/>
     <w:tmpl w:val="749D0536"/>
@@ -26744,7 +26926,7 @@
       </w:pPr>
     </w:lvl>
   </w:abstractNum>
-  <w:abstractNum w:abstractNumId="18">
+  <w:abstractNum w:abstractNumId="21">
     <w:nsid w:val="75B73747"/>
     <w:multiLevelType w:val="multilevel"/>
     <w:tmpl w:val="75B73747"/>
@@ -26835,10 +27017,10 @@
     </w:lvl>
   </w:abstractNum>
   <w:num w:numId="1">
-    <w:abstractNumId w:val="4"/>
+    <w:abstractNumId w:val="6"/>
   </w:num>
   <w:num w:numId="2">
-    <w:abstractNumId w:val="4"/>
+    <w:abstractNumId w:val="6"/>
     <w:lvlOverride w:ilvl="0">
       <w:startOverride w:val="1"/>
     </w:lvlOverride>
@@ -26868,58 +27050,67 @@
     </w:lvlOverride>
   </w:num>
   <w:num w:numId="3">
+    <w:abstractNumId w:val="15"/>
+  </w:num>
+  <w:num w:numId="4">
+    <w:abstractNumId w:val="19"/>
+  </w:num>
+  <w:num w:numId="5">
+    <w:abstractNumId w:val="2"/>
+  </w:num>
+  <w:num w:numId="6">
+    <w:abstractNumId w:val="17"/>
+  </w:num>
+  <w:num w:numId="7">
+    <w:abstractNumId w:val="18"/>
+  </w:num>
+  <w:num w:numId="8">
+    <w:abstractNumId w:val="12"/>
+  </w:num>
+  <w:num w:numId="9">
+    <w:abstractNumId w:val="16"/>
+  </w:num>
+  <w:num w:numId="10">
+    <w:abstractNumId w:val="9"/>
+  </w:num>
+  <w:num w:numId="11">
+    <w:abstractNumId w:val="10"/>
+  </w:num>
+  <w:num w:numId="12">
+    <w:abstractNumId w:val="4"/>
+  </w:num>
+  <w:num w:numId="13">
+    <w:abstractNumId w:val="8"/>
+  </w:num>
+  <w:num w:numId="14">
+    <w:abstractNumId w:val="14"/>
+  </w:num>
+  <w:num w:numId="15">
     <w:abstractNumId w:val="13"/>
   </w:num>
-  <w:num w:numId="4">
-    <w:abstractNumId w:val="15"/>
-  </w:num>
-  <w:num w:numId="5">
-    <w:abstractNumId w:val="16"/>
-  </w:num>
-  <w:num w:numId="6">
-    <w:abstractNumId w:val="10"/>
-  </w:num>
-  <w:num w:numId="7">
-    <w:abstractNumId w:val="14"/>
-  </w:num>
-  <w:num w:numId="8">
-    <w:abstractNumId w:val="7"/>
-  </w:num>
-  <w:num w:numId="9">
-    <w:abstractNumId w:val="8"/>
-  </w:num>
-  <w:num w:numId="10">
-    <w:abstractNumId w:val="2"/>
-  </w:num>
-  <w:num w:numId="11">
-    <w:abstractNumId w:val="6"/>
-  </w:num>
-  <w:num w:numId="12">
-    <w:abstractNumId w:val="12"/>
-  </w:num>
-  <w:num w:numId="13">
+  <w:num w:numId="16">
     <w:abstractNumId w:val="11"/>
   </w:num>
-  <w:num w:numId="14">
-    <w:abstractNumId w:val="9"/>
-  </w:num>
-  <w:num w:numId="15">
-    <w:abstractNumId w:val="17"/>
-  </w:num>
-  <w:num w:numId="16">
-    <w:abstractNumId w:val="1"/>
-  </w:num>
   <w:num w:numId="17">
-    <w:abstractNumId w:val="18"/>
+    <w:abstractNumId w:val="20"/>
   </w:num>
   <w:num w:numId="18">
-    <w:abstractNumId w:val="0"/>
+    <w:abstractNumId w:val="1"/>
   </w:num>
   <w:num w:numId="19">
     <w:abstractNumId w:val="3"/>
   </w:num>
   <w:num w:numId="20">
+    <w:abstractNumId w:val="21"/>
+  </w:num>
+  <w:num w:numId="21">
+    <w:abstractNumId w:val="0"/>
+  </w:num>
+  <w:num w:numId="22">
     <w:abstractNumId w:val="5"/>
+  </w:num>
+  <w:num w:numId="23">
+    <w:abstractNumId w:val="7"/>
   </w:num>
 </w:numbering>
 </file>
@@ -26966,8 +27157,8 @@
     <w:lsdException w:uiPriority="99" w:name="Normal Indent"/>
     <w:lsdException w:uiPriority="99" w:name="footnote text"/>
     <w:lsdException w:uiPriority="99" w:name="annotation text"/>
-    <w:lsdException w:uiPriority="99" w:semiHidden="0" w:name="header"/>
-    <w:lsdException w:uiPriority="99" w:semiHidden="0" w:name="footer"/>
+    <w:lsdException w:qFormat="1" w:uiPriority="99" w:semiHidden="0" w:name="header"/>
+    <w:lsdException w:qFormat="1" w:uiPriority="99" w:semiHidden="0" w:name="footer"/>
     <w:lsdException w:uiPriority="99" w:name="index heading"/>
     <w:lsdException w:qFormat="1" w:uiPriority="35" w:semiHidden="0" w:name="caption"/>
     <w:lsdException w:qFormat="1" w:uiPriority="99" w:semiHidden="0" w:name="table of figures"/>
@@ -27000,7 +27191,7 @@
     <w:lsdException w:qFormat="1" w:unhideWhenUsed="0" w:uiPriority="10" w:semiHidden="0" w:name="Title"/>
     <w:lsdException w:uiPriority="99" w:name="Closing"/>
     <w:lsdException w:uiPriority="99" w:name="Signature"/>
-    <w:lsdException w:uiPriority="1" w:semiHidden="0" w:name="Default Paragraph Font"/>
+    <w:lsdException w:qFormat="1" w:uiPriority="1" w:semiHidden="0" w:name="Default Paragraph Font"/>
     <w:lsdException w:uiPriority="99" w:name="Body Text"/>
     <w:lsdException w:uiPriority="99" w:name="Body Text Indent"/>
     <w:lsdException w:uiPriority="99" w:name="List Continue"/>
@@ -27020,14 +27211,14 @@
     <w:lsdException w:uiPriority="99" w:name="Body Text Indent 2"/>
     <w:lsdException w:uiPriority="99" w:name="Body Text Indent 3"/>
     <w:lsdException w:uiPriority="99" w:name="Block Text"/>
-    <w:lsdException w:uiPriority="99" w:semiHidden="0" w:name="Hyperlink"/>
+    <w:lsdException w:qFormat="1" w:uiPriority="99" w:semiHidden="0" w:name="Hyperlink"/>
     <w:lsdException w:uiPriority="99" w:name="FollowedHyperlink"/>
     <w:lsdException w:qFormat="1" w:unhideWhenUsed="0" w:uiPriority="22" w:semiHidden="0" w:name="Strong"/>
     <w:lsdException w:qFormat="1" w:unhideWhenUsed="0" w:uiPriority="20" w:semiHidden="0" w:name="Emphasis"/>
     <w:lsdException w:uiPriority="99" w:name="Document Map"/>
     <w:lsdException w:uiPriority="99" w:name="Plain Text"/>
     <w:lsdException w:uiPriority="99" w:name="E-mail Signature"/>
-    <w:lsdException w:uiPriority="99" w:semiHidden="0" w:name="Normal (Web)"/>
+    <w:lsdException w:qFormat="1" w:uiPriority="99" w:semiHidden="0" w:name="Normal (Web)"/>
     <w:lsdException w:uiPriority="99" w:name="HTML Acronym"/>
     <w:lsdException w:uiPriority="99" w:name="HTML Address"/>
     <w:lsdException w:uiPriority="99" w:name="HTML Cite"/>
@@ -27038,7 +27229,7 @@
     <w:lsdException w:uiPriority="99" w:name="HTML Sample"/>
     <w:lsdException w:uiPriority="99" w:name="HTML Typewriter"/>
     <w:lsdException w:uiPriority="99" w:name="HTML Variable"/>
-    <w:lsdException w:uiPriority="99" w:name="Normal Table"/>
+    <w:lsdException w:qFormat="1" w:uiPriority="99" w:name="Normal Table"/>
     <w:lsdException w:uiPriority="99" w:name="annotation subject"/>
     <w:lsdException w:uiPriority="99" w:name="Table Simple 1"/>
     <w:lsdException w:uiPriority="99" w:name="Table Simple 2"/>
@@ -27413,12 +27604,14 @@
   <w:style w:type="character" w:default="1" w:styleId="11">
     <w:name w:val="Default Paragraph Font"/>
     <w:unhideWhenUsed/>
+    <w:qFormat/>
     <w:uiPriority w:val="1"/>
   </w:style>
   <w:style w:type="table" w:default="1" w:styleId="12">
     <w:name w:val="Normal Table"/>
     <w:semiHidden/>
     <w:unhideWhenUsed/>
+    <w:qFormat/>
     <w:uiPriority w:val="99"/>
     <w:tblPr>
       <w:tblCellMar>
@@ -27461,6 +27654,7 @@
     <w:basedOn w:val="1"/>
     <w:link w:val="30"/>
     <w:unhideWhenUsed/>
+    <w:qFormat/>
     <w:uiPriority w:val="99"/>
     <w:pPr>
       <w:tabs>
@@ -27475,6 +27669,7 @@
     <w:basedOn w:val="1"/>
     <w:link w:val="29"/>
     <w:unhideWhenUsed/>
+    <w:qFormat/>
     <w:uiPriority w:val="99"/>
     <w:pPr>
       <w:tabs>
@@ -27488,6 +27683,7 @@
     <w:name w:val="Hyperlink"/>
     <w:basedOn w:val="11"/>
     <w:unhideWhenUsed/>
+    <w:qFormat/>
     <w:uiPriority w:val="99"/>
     <w:rPr>
       <w:color w:val="0000FF" w:themeColor="hyperlink"/>
@@ -27503,6 +27699,7 @@
     <w:name w:val="Normal (Web)"/>
     <w:basedOn w:val="1"/>
     <w:unhideWhenUsed/>
+    <w:qFormat/>
     <w:uiPriority w:val="99"/>
     <w:pPr>
       <w:spacing w:before="100" w:beforeAutospacing="1" w:after="100" w:afterAutospacing="1" w:line="240" w:lineRule="auto"/>
@@ -27544,8 +27741,7 @@
       <w:jc w:val="center"/>
     </w:pPr>
     <w:rPr>
-      <w:rFonts w:ascii="Times New Roman" w:hAnsi="Times New Roman" w:eastAsia="tim"/>
-      <w:b/>
+      <w:rFonts w:ascii="Times New Roman" w:hAnsi="Times New Roman" w:eastAsia="tim" w:cs="Times New Roman"/>
       <w:sz w:val="24"/>
     </w:rPr>
   </w:style>
